--- a/test/jsmb.docx
+++ b/test/jsmb.docx
@@ -1,11 +1,14 @@
 
 <file path=word/document.xml><?xml version="1.0" encoding="utf-8"?>
-<w:document xmlns:wpc="http://schemas.microsoft.com/office/word/2010/wordprocessingCanvas" xmlns:cx="http://schemas.microsoft.com/office/drawing/2014/chartex" xmlns:cx1="http://schemas.microsoft.com/office/drawing/2015/9/8/chartex" xmlns:cx2="http://schemas.microsoft.com/office/drawing/2015/10/21/chartex" xmlns:cx3="http://schemas.microsoft.com/office/drawing/2016/5/9/chartex" xmlns:cx4="http://schemas.microsoft.com/office/drawing/2016/5/10/chartex" xmlns:cx5="http://schemas.microsoft.com/office/drawing/2016/5/11/chartex" xmlns:cx6="http://schemas.microsoft.com/office/drawing/2016/5/12/chartex" xmlns:cx7="http://schemas.microsoft.com/office/drawing/2016/5/13/chartex" xmlns:cx8="http://schemas.microsoft.com/office/drawing/2016/5/14/chartex" xmlns:mc="http://schemas.openxmlformats.org/markup-compatibility/2006" xmlns:aink="http://schemas.microsoft.com/office/drawing/2016/ink" xmlns:am3d="http://schemas.microsoft.com/office/drawing/2017/model3d" xmlns:o="urn:schemas-microsoft-com:office:office" xmlns:oel="http://schemas.microsoft.com/office/2019/extlst" xmlns:r="http://schemas.openxmlformats.org/officeDocument/2006/relationships" xmlns:m="http://schemas.openxmlformats.org/officeDocument/2006/math" xmlns:v="urn:schemas-microsoft-com:vml" xmlns:wp14="http://schemas.microsoft.com/office/word/2010/wordprocessingDrawing" xmlns:wp="http://schemas.openxmlformats.org/drawingml/2006/wordprocessingDrawing" xmlns:w10="urn:schemas-microsoft-com:office:word" xmlns:w="http://schemas.openxmlformats.org/wordprocessingml/2006/main" xmlns:w14="http://schemas.microsoft.com/office/word/2010/wordml" xmlns:w15="http://schemas.microsoft.com/office/word/2012/wordml" xmlns:w16cex="http://schemas.microsoft.com/office/word/2018/wordml/cex" xmlns:w16cid="http://schemas.microsoft.com/office/word/2016/wordml/cid" xmlns:w16="http://schemas.microsoft.com/office/word/2018/wordml" xmlns:w16du="http://schemas.microsoft.com/office/word/2023/wordml/word16du" xmlns:w16sdtdh="http://schemas.microsoft.com/office/word/2020/wordml/sdtdatahash" xmlns:w16sdtfl="http://schemas.microsoft.com/office/word/2024/wordml/sdtformatlock" xmlns:w16se="http://schemas.microsoft.com/office/word/2015/wordml/symex" xmlns:wpg="http://schemas.microsoft.com/office/word/2010/wordprocessingGroup" xmlns:wpi="http://schemas.microsoft.com/office/word/2010/wordprocessingInk" xmlns:wne="http://schemas.microsoft.com/office/word/2006/wordml" xmlns:wps="http://schemas.microsoft.com/office/word/2010/wordprocessingShape" mc:Ignorable="w14 w15 w16se w16cid w16 w16cex w16sdtdh w16sdtfl w16du wp14">
+<w:document xmlns:wpc="http://schemas.microsoft.com/office/word/2010/wordprocessingCanvas" xmlns:cx="http://schemas.microsoft.com/office/drawing/2014/chartex" xmlns:cx1="http://schemas.microsoft.com/office/drawing/2015/9/8/chartex" xmlns:mc="http://schemas.openxmlformats.org/markup-compatibility/2006" xmlns:o="urn:schemas-microsoft-com:office:office" xmlns:r="http://schemas.openxmlformats.org/officeDocument/2006/relationships" xmlns:m="http://schemas.openxmlformats.org/officeDocument/2006/math" xmlns:v="urn:schemas-microsoft-com:vml" xmlns:wp14="http://schemas.microsoft.com/office/word/2010/wordprocessingDrawing" xmlns:wp="http://schemas.openxmlformats.org/drawingml/2006/wordprocessingDrawing" xmlns:w10="urn:schemas-microsoft-com:office:word" xmlns:w="http://schemas.openxmlformats.org/wordprocessingml/2006/main" xmlns:w14="http://schemas.microsoft.com/office/word/2010/wordml" xmlns:w15="http://schemas.microsoft.com/office/word/2012/wordml" xmlns:w16se="http://schemas.microsoft.com/office/word/2015/wordml/symex" xmlns:wpg="http://schemas.microsoft.com/office/word/2010/wordprocessingGroup" xmlns:wpi="http://schemas.microsoft.com/office/word/2010/wordprocessingInk" xmlns:wne="http://schemas.microsoft.com/office/word/2006/wordml" xmlns:wps="http://schemas.microsoft.com/office/word/2010/wordprocessingShape" mc:Ignorable="w14 w15 w16se wp14">
   <w:body>
     <w:p>
       <w:pPr>
+        <w:pStyle w:val="ac"/>
         <w:spacing w:before="163"/>
       </w:pPr>
+      <w:bookmarkStart w:id="0" w:name="_GoBack"/>
+      <w:bookmarkEnd w:id="0"/>
     </w:p>
     <w:p>
       <w:pPr>
@@ -14,10 +17,7 @@
     </w:p>
     <w:p>
       <w:pPr>
-        <w:pStyle w:val="BNfe"/>
-        <w:rPr>
-          <w:rFonts w:hint="eastAsia"/>
-        </w:rPr>
+        <w:pStyle w:val="aff0"/>
       </w:pPr>
       <w:r>
         <w:rPr>
@@ -49,10 +49,7 @@
     </w:p>
     <w:p>
       <w:pPr>
-        <w:pStyle w:val="BNfe"/>
-        <w:rPr>
-          <w:rFonts w:hint="eastAsia"/>
-        </w:rPr>
+        <w:pStyle w:val="aff0"/>
       </w:pPr>
       <w:r>
         <w:rPr>
@@ -63,7 +60,15 @@
     </w:p>
     <w:p>
       <w:pPr>
-        <w:pStyle w:val="BNfe"/>
+        <w:pStyle w:val="aff0"/>
+        <w:rPr>
+          <w:i/>
+          <w:iCs/>
+          <w:sz w:val="22"/>
+          <w:szCs w:val="22"/>
+        </w:rPr>
+      </w:pPr>
+      <w:r>
         <w:rPr>
           <w:rFonts w:hint="eastAsia"/>
           <w:i/>
@@ -71,33 +76,21 @@
           <w:sz w:val="22"/>
           <w:szCs w:val="22"/>
         </w:rPr>
-      </w:pPr>
-      <w:r>
-        <w:rPr>
-          <w:rFonts w:hint="eastAsia"/>
+        <w:t>招标编号：</w:t>
+      </w:r>
+      <w:r>
+        <w:rPr>
           <w:i/>
           <w:iCs/>
           <w:sz w:val="22"/>
           <w:szCs w:val="22"/>
         </w:rPr>
-        <w:t>招标编号：</w:t>
-      </w:r>
-      <w:r>
-        <w:rPr>
-          <w:i/>
-          <w:iCs/>
-          <w:sz w:val="22"/>
-          <w:szCs w:val="22"/>
-        </w:rPr>
         <w:t>2303-440300-04-01-253316039</w:t>
       </w:r>
     </w:p>
     <w:p>
       <w:pPr>
-        <w:pStyle w:val="BNfe"/>
-        <w:rPr>
-          <w:rFonts w:hint="eastAsia"/>
-        </w:rPr>
+        <w:pStyle w:val="aff0"/>
       </w:pPr>
       <w:r>
         <w:rPr>
@@ -174,9 +167,40 @@
     </w:p>
     <w:p>
       <w:pPr>
-        <w:pStyle w:val="BNfd"/>
-        <w:rPr>
-          <w:rStyle w:val="BNff7"/>
+        <w:pStyle w:val="aff"/>
+        <w:rPr>
+          <w:rStyle w:val="BN"/>
+          <w:b/>
+          <w:bCs/>
+          <w:sz w:val="30"/>
+          <w:szCs w:val="30"/>
+          <w:u w:val="none"/>
+        </w:rPr>
+      </w:pPr>
+      <w:bookmarkStart w:id="1" w:name="_Hlk154157220"/>
+      <w:r>
+        <w:rPr>
+          <w:rFonts w:hint="eastAsia"/>
+          <w:b/>
+          <w:bCs/>
+          <w:sz w:val="30"/>
+          <w:szCs w:val="30"/>
+        </w:rPr>
+        <w:t>投标人</w:t>
+      </w:r>
+      <w:r>
+        <w:rPr>
+          <w:rFonts w:hint="eastAsia"/>
+          <w:b/>
+          <w:bCs/>
+          <w:sz w:val="30"/>
+          <w:szCs w:val="30"/>
+        </w:rPr>
+        <w:t>：</w:t>
+      </w:r>
+      <w:r>
+        <w:rPr>
+          <w:rStyle w:val="BN"/>
           <w:rFonts w:hint="eastAsia"/>
           <w:b/>
           <w:bCs/>
@@ -184,31 +208,60 @@
           <w:szCs w:val="30"/>
           <w:u w:val="none"/>
         </w:rPr>
-      </w:pPr>
-      <w:bookmarkStart w:id="0" w:name="_Hlk154157220"/>
+        <w:t>青岛博宁福田智能交通科技发展有限公司</w:t>
+      </w:r>
+      <w:bookmarkEnd w:id="1"/>
+    </w:p>
+    <w:p>
+      <w:pPr>
+        <w:pStyle w:val="aff"/>
+        <w:jc w:val="left"/>
+        <w:rPr>
+          <w:b/>
+          <w:bCs/>
+        </w:rPr>
+      </w:pPr>
       <w:r>
         <w:rPr>
           <w:rFonts w:hint="eastAsia"/>
+          <w:b/>
+          <w:bCs/>
+        </w:rPr>
+        <w:t>投标人声明：</w:t>
+      </w:r>
+    </w:p>
+    <w:p>
+      <w:pPr>
+        <w:pStyle w:val="aff"/>
+        <w:ind w:firstLineChars="200" w:firstLine="562"/>
+        <w:jc w:val="left"/>
+        <w:rPr>
+          <w:b/>
+          <w:bCs/>
+        </w:rPr>
+      </w:pPr>
+      <w:r>
+        <w:rPr>
+          <w:rFonts w:hint="eastAsia"/>
+          <w:b/>
+          <w:bCs/>
+        </w:rPr>
+        <w:t>我司（单位）对本技术标书所提供文件的真实性、准确性、有效性负全部责任。</w:t>
+      </w:r>
+    </w:p>
+    <w:p>
+      <w:pPr>
+        <w:pStyle w:val="aff"/>
+        <w:rPr>
           <w:b/>
           <w:bCs/>
           <w:sz w:val="30"/>
           <w:szCs w:val="30"/>
         </w:rPr>
-        <w:t>投标人</w:t>
-      </w:r>
-      <w:r>
-        <w:rPr>
-          <w:rFonts w:hint="eastAsia"/>
-          <w:b/>
-          <w:bCs/>
-          <w:sz w:val="30"/>
-          <w:szCs w:val="30"/>
-        </w:rPr>
-        <w:t>：</w:t>
-      </w:r>
-      <w:r>
-        <w:rPr>
-          <w:rStyle w:val="BNff7"/>
+      </w:pPr>
+      <w:r>
+        <w:rPr>
+          <w:rStyle w:val="BN"/>
           <w:rFonts w:hint="eastAsia"/>
           <w:b/>
           <w:bCs/>
@@ -216,139 +269,75 @@
           <w:szCs w:val="30"/>
           <w:u w:val="none"/>
         </w:rPr>
-        <w:t>青岛博宁福田智能交通科技发展有限公司</w:t>
-      </w:r>
-      <w:bookmarkEnd w:id="0"/>
-    </w:p>
-    <w:p>
-      <w:pPr>
-        <w:pStyle w:val="BNfd"/>
-        <w:jc w:val="left"/>
-        <w:rPr>
-          <w:rFonts w:hint="eastAsia"/>
-          <w:b/>
-          <w:bCs/>
-        </w:rPr>
-      </w:pPr>
-      <w:r>
-        <w:rPr>
-          <w:rFonts w:hint="eastAsia"/>
-          <w:b/>
-          <w:bCs/>
-        </w:rPr>
-        <w:t>投标人声明：</w:t>
-      </w:r>
-    </w:p>
-    <w:p>
-      <w:pPr>
-        <w:pStyle w:val="BNfd"/>
-        <w:ind w:firstLineChars="200" w:firstLine="562"/>
-        <w:jc w:val="left"/>
-        <w:rPr>
-          <w:rFonts w:hint="eastAsia"/>
-          <w:b/>
-          <w:bCs/>
-        </w:rPr>
-      </w:pPr>
-      <w:r>
-        <w:rPr>
-          <w:rFonts w:hint="eastAsia"/>
-          <w:b/>
-          <w:bCs/>
-        </w:rPr>
-        <w:t>我司（单位）对本技术标书所提供文件的真实性、准确性、有效性负全部责任。</w:t>
-      </w:r>
-    </w:p>
-    <w:p>
-      <w:pPr>
-        <w:pStyle w:val="BNfd"/>
-        <w:rPr>
+        <w:t>日  期：</w:t>
+      </w:r>
+      <w:r>
+        <w:rPr>
+          <w:rStyle w:val="BN"/>
           <w:rFonts w:hint="eastAsia"/>
           <w:b/>
           <w:bCs/>
           <w:sz w:val="30"/>
           <w:szCs w:val="30"/>
         </w:rPr>
-      </w:pPr>
-      <w:r>
-        <w:rPr>
-          <w:rStyle w:val="BNff7"/>
+        <w:t>202</w:t>
+      </w:r>
+      <w:r>
+        <w:rPr>
+          <w:rStyle w:val="BN"/>
           <w:rFonts w:hint="eastAsia"/>
           <w:b/>
           <w:bCs/>
           <w:sz w:val="30"/>
           <w:szCs w:val="30"/>
-          <w:u w:val="none"/>
-        </w:rPr>
-        <w:t>日  期：</w:t>
-      </w:r>
-      <w:r>
-        <w:rPr>
-          <w:rStyle w:val="BNff7"/>
+        </w:rPr>
+        <w:t>6</w:t>
+      </w:r>
+      <w:r>
+        <w:rPr>
           <w:rFonts w:hint="eastAsia"/>
           <w:b/>
           <w:bCs/>
           <w:sz w:val="30"/>
           <w:szCs w:val="30"/>
         </w:rPr>
-        <w:t>202</w:t>
-      </w:r>
-      <w:r>
-        <w:rPr>
-          <w:rStyle w:val="BNff7"/>
+        <w:t>年</w:t>
+      </w:r>
+      <w:r>
+        <w:rPr>
+          <w:rStyle w:val="BN"/>
           <w:rFonts w:hint="eastAsia"/>
           <w:b/>
           <w:bCs/>
           <w:sz w:val="30"/>
           <w:szCs w:val="30"/>
         </w:rPr>
-        <w:t>6</w:t>
-      </w:r>
-      <w:r>
-        <w:rPr>
+        <w:t>0</w:t>
+      </w:r>
+      <w:r>
+        <w:rPr>
+          <w:rStyle w:val="BN"/>
           <w:rFonts w:hint="eastAsia"/>
           <w:b/>
           <w:bCs/>
           <w:sz w:val="30"/>
           <w:szCs w:val="30"/>
         </w:rPr>
-        <w:t>年</w:t>
-      </w:r>
-      <w:r>
-        <w:rPr>
-          <w:rStyle w:val="BNff7"/>
+        <w:t>7</w:t>
+      </w:r>
+      <w:r>
+        <w:rPr>
           <w:rFonts w:hint="eastAsia"/>
           <w:b/>
           <w:bCs/>
           <w:sz w:val="30"/>
           <w:szCs w:val="30"/>
         </w:rPr>
-        <w:t>0</w:t>
-      </w:r>
-      <w:r>
-        <w:rPr>
-          <w:rStyle w:val="BNff7"/>
-          <w:rFonts w:hint="eastAsia"/>
-          <w:b/>
-          <w:bCs/>
-          <w:sz w:val="30"/>
-          <w:szCs w:val="30"/>
-        </w:rPr>
-        <w:t>7</w:t>
-      </w:r>
-      <w:r>
-        <w:rPr>
-          <w:rFonts w:hint="eastAsia"/>
-          <w:b/>
-          <w:bCs/>
-          <w:sz w:val="30"/>
-          <w:szCs w:val="30"/>
-        </w:rPr>
         <w:t>月</w:t>
       </w:r>
       <w:r>
         <w:rPr>
-          <w:rStyle w:val="BNff7"/>
+          <w:rStyle w:val="BN"/>
           <w:rFonts w:hint="eastAsia"/>
           <w:b/>
           <w:bCs/>
@@ -403,7 +392,7 @@
     </w:p>
     <w:p>
       <w:pPr>
-        <w:pStyle w:val="BNfc"/>
+        <w:pStyle w:val="afe"/>
         <w:spacing w:before="163"/>
       </w:pPr>
       <w:r>
@@ -416,12 +405,12 @@
     </w:p>
     <w:p>
       <w:pPr>
-        <w:pStyle w:val="TOC1"/>
+        <w:pStyle w:val="12"/>
         <w:tabs>
           <w:tab w:val="right" w:leader="dot" w:pos="8703"/>
         </w:tabs>
         <w:rPr>
-          <w:rFonts w:asciiTheme="minorHAnsi" w:eastAsiaTheme="minorEastAsia" w:hAnsiTheme="minorHAnsi" w:cstheme="minorBidi" w:hint="eastAsia"/>
+          <w:rFonts w:asciiTheme="minorHAnsi" w:eastAsiaTheme="minorEastAsia" w:hAnsiTheme="minorHAnsi" w:cstheme="minorBidi"/>
           <w:noProof/>
           <w:kern w:val="2"/>
           <w:sz w:val="22"/>
@@ -442,7 +431,7 @@
       <w:hyperlink w:anchor="_Toc211862844" w:history="1">
         <w:r>
           <w:rPr>
-            <w:rStyle w:val="af7"/>
+            <w:rStyle w:val="afff9"/>
             <w:rFonts w:hint="eastAsia"/>
             <w:noProof/>
           </w:rPr>
@@ -521,13 +510,13 @@
     </w:p>
     <w:p>
       <w:pPr>
-        <w:pStyle w:val="TOC2"/>
+        <w:pStyle w:val="25"/>
         <w:tabs>
           <w:tab w:val="right" w:leader="dot" w:pos="8703"/>
         </w:tabs>
         <w:ind w:left="360"/>
         <w:rPr>
-          <w:rFonts w:asciiTheme="minorHAnsi" w:eastAsiaTheme="minorEastAsia" w:hAnsiTheme="minorHAnsi" w:cstheme="minorBidi" w:hint="eastAsia"/>
+          <w:rFonts w:asciiTheme="minorHAnsi" w:eastAsiaTheme="minorEastAsia" w:hAnsiTheme="minorHAnsi" w:cstheme="minorBidi"/>
           <w:noProof/>
           <w:kern w:val="2"/>
           <w:sz w:val="22"/>
@@ -539,7 +528,7 @@
       <w:hyperlink w:anchor="_Toc211862845" w:history="1">
         <w:r>
           <w:rPr>
-            <w:rStyle w:val="af7"/>
+            <w:rStyle w:val="afff9"/>
             <w:rFonts w:hint="eastAsia"/>
             <w:noProof/>
           </w:rPr>
@@ -547,7 +536,7 @@
         </w:r>
         <w:r>
           <w:rPr>
-            <w:rStyle w:val="af7"/>
+            <w:rStyle w:val="afff9"/>
             <w:rFonts w:hint="eastAsia"/>
             <w:noProof/>
           </w:rPr>
@@ -626,13 +615,13 @@
     </w:p>
     <w:p>
       <w:pPr>
-        <w:pStyle w:val="TOC2"/>
+        <w:pStyle w:val="25"/>
         <w:tabs>
           <w:tab w:val="right" w:leader="dot" w:pos="8703"/>
         </w:tabs>
         <w:ind w:left="360"/>
         <w:rPr>
-          <w:rFonts w:asciiTheme="minorHAnsi" w:eastAsiaTheme="minorEastAsia" w:hAnsiTheme="minorHAnsi" w:cstheme="minorBidi" w:hint="eastAsia"/>
+          <w:rFonts w:asciiTheme="minorHAnsi" w:eastAsiaTheme="minorEastAsia" w:hAnsiTheme="minorHAnsi" w:cstheme="minorBidi"/>
           <w:noProof/>
           <w:kern w:val="2"/>
           <w:sz w:val="22"/>
@@ -644,7 +633,7 @@
       <w:hyperlink w:anchor="_Toc211862846" w:history="1">
         <w:r>
           <w:rPr>
-            <w:rStyle w:val="af7"/>
+            <w:rStyle w:val="afff9"/>
             <w:rFonts w:hint="eastAsia"/>
             <w:noProof/>
           </w:rPr>
@@ -652,7 +641,7 @@
         </w:r>
         <w:r>
           <w:rPr>
-            <w:rStyle w:val="af7"/>
+            <w:rStyle w:val="afff9"/>
             <w:rFonts w:hint="eastAsia"/>
             <w:noProof/>
           </w:rPr>
@@ -731,13 +720,13 @@
     </w:p>
     <w:p>
       <w:pPr>
-        <w:pStyle w:val="TOC3"/>
+        <w:pStyle w:val="33"/>
         <w:tabs>
           <w:tab w:val="right" w:leader="dot" w:pos="8703"/>
         </w:tabs>
         <w:ind w:left="720"/>
         <w:rPr>
-          <w:rFonts w:asciiTheme="minorHAnsi" w:eastAsiaTheme="minorEastAsia" w:hAnsiTheme="minorHAnsi" w:cstheme="minorBidi" w:hint="eastAsia"/>
+          <w:rFonts w:asciiTheme="minorHAnsi" w:eastAsiaTheme="minorEastAsia" w:hAnsiTheme="minorHAnsi" w:cstheme="minorBidi"/>
           <w:noProof/>
           <w:kern w:val="2"/>
           <w:sz w:val="22"/>
@@ -749,7 +738,7 @@
       <w:hyperlink w:anchor="_Toc211862847" w:history="1">
         <w:r>
           <w:rPr>
-            <w:rStyle w:val="af7"/>
+            <w:rStyle w:val="afff9"/>
             <w:rFonts w:hint="eastAsia"/>
             <w:noProof/>
           </w:rPr>
@@ -757,7 +746,7 @@
         </w:r>
         <w:r>
           <w:rPr>
-            <w:rStyle w:val="af7"/>
+            <w:rStyle w:val="afff9"/>
             <w:rFonts w:hint="eastAsia"/>
             <w:noProof/>
             <w:highlight w:val="yellow"/>
@@ -766,7 +755,7 @@
         </w:r>
         <w:r>
           <w:rPr>
-            <w:rStyle w:val="af7"/>
+            <w:rStyle w:val="afff9"/>
             <w:rFonts w:hint="eastAsia"/>
             <w:noProof/>
             <w:highlight w:val="yellow"/>
@@ -775,7 +764,7 @@
         </w:r>
         <w:r>
           <w:rPr>
-            <w:rStyle w:val="af7"/>
+            <w:rStyle w:val="afff9"/>
             <w:rFonts w:hint="eastAsia"/>
             <w:noProof/>
             <w:highlight w:val="yellow"/>
@@ -784,7 +773,7 @@
         </w:r>
         <w:r>
           <w:rPr>
-            <w:rStyle w:val="af7"/>
+            <w:rStyle w:val="afff9"/>
             <w:rFonts w:hint="eastAsia"/>
             <w:noProof/>
             <w:highlight w:val="yellow"/>
@@ -793,7 +782,7 @@
         </w:r>
         <w:r>
           <w:rPr>
-            <w:rStyle w:val="af7"/>
+            <w:rStyle w:val="afff9"/>
             <w:rFonts w:hint="eastAsia"/>
             <w:noProof/>
           </w:rPr>
@@ -801,7 +790,7 @@
         </w:r>
         <w:r>
           <w:rPr>
-            <w:rStyle w:val="af7"/>
+            <w:rStyle w:val="afff9"/>
             <w:rFonts w:hint="eastAsia"/>
             <w:noProof/>
             <w:highlight w:val="yellow"/>
@@ -810,7 +799,7 @@
         </w:r>
         <w:r>
           <w:rPr>
-            <w:rStyle w:val="af7"/>
+            <w:rStyle w:val="afff9"/>
             <w:rFonts w:hint="eastAsia"/>
             <w:noProof/>
             <w:highlight w:val="yellow"/>
@@ -890,13 +879,13 @@
     </w:p>
     <w:p>
       <w:pPr>
-        <w:pStyle w:val="TOC2"/>
+        <w:pStyle w:val="25"/>
         <w:tabs>
           <w:tab w:val="right" w:leader="dot" w:pos="8703"/>
         </w:tabs>
         <w:ind w:left="360"/>
         <w:rPr>
-          <w:rFonts w:asciiTheme="minorHAnsi" w:eastAsiaTheme="minorEastAsia" w:hAnsiTheme="minorHAnsi" w:cstheme="minorBidi" w:hint="eastAsia"/>
+          <w:rFonts w:asciiTheme="minorHAnsi" w:eastAsiaTheme="minorEastAsia" w:hAnsiTheme="minorHAnsi" w:cstheme="minorBidi"/>
           <w:noProof/>
           <w:kern w:val="2"/>
           <w:sz w:val="22"/>
@@ -908,7 +897,7 @@
       <w:hyperlink w:anchor="_Toc211862848" w:history="1">
         <w:r>
           <w:rPr>
-            <w:rStyle w:val="af7"/>
+            <w:rStyle w:val="afff9"/>
             <w:rFonts w:hint="eastAsia"/>
             <w:noProof/>
           </w:rPr>
@@ -916,7 +905,7 @@
         </w:r>
         <w:r>
           <w:rPr>
-            <w:rStyle w:val="af7"/>
+            <w:rStyle w:val="afff9"/>
             <w:rFonts w:hint="eastAsia"/>
             <w:noProof/>
           </w:rPr>
@@ -995,13 +984,13 @@
     </w:p>
     <w:p>
       <w:pPr>
-        <w:pStyle w:val="TOC2"/>
+        <w:pStyle w:val="25"/>
         <w:tabs>
           <w:tab w:val="right" w:leader="dot" w:pos="8703"/>
         </w:tabs>
         <w:ind w:left="360"/>
         <w:rPr>
-          <w:rFonts w:asciiTheme="minorHAnsi" w:eastAsiaTheme="minorEastAsia" w:hAnsiTheme="minorHAnsi" w:cstheme="minorBidi" w:hint="eastAsia"/>
+          <w:rFonts w:asciiTheme="minorHAnsi" w:eastAsiaTheme="minorEastAsia" w:hAnsiTheme="minorHAnsi" w:cstheme="minorBidi"/>
           <w:noProof/>
           <w:kern w:val="2"/>
           <w:sz w:val="22"/>
@@ -1013,7 +1002,7 @@
       <w:hyperlink w:anchor="_Toc211862849" w:history="1">
         <w:r>
           <w:rPr>
-            <w:rStyle w:val="af7"/>
+            <w:rStyle w:val="afff9"/>
             <w:rFonts w:hint="eastAsia"/>
             <w:noProof/>
           </w:rPr>
@@ -1021,7 +1010,7 @@
         </w:r>
         <w:r>
           <w:rPr>
-            <w:rStyle w:val="af7"/>
+            <w:rStyle w:val="afff9"/>
             <w:rFonts w:hint="eastAsia"/>
             <w:noProof/>
           </w:rPr>
@@ -1029,7 +1018,7 @@
         </w:r>
         <w:r>
           <w:rPr>
-            <w:rStyle w:val="af7"/>
+            <w:rStyle w:val="afff9"/>
             <w:rFonts w:hint="eastAsia"/>
             <w:noProof/>
           </w:rPr>
@@ -1037,7 +1026,7 @@
         </w:r>
         <w:r>
           <w:rPr>
-            <w:rStyle w:val="af7"/>
+            <w:rStyle w:val="afff9"/>
             <w:rFonts w:hint="eastAsia"/>
             <w:noProof/>
           </w:rPr>
@@ -1116,13 +1105,13 @@
     </w:p>
     <w:p>
       <w:pPr>
-        <w:pStyle w:val="TOC3"/>
+        <w:pStyle w:val="33"/>
         <w:tabs>
           <w:tab w:val="right" w:leader="dot" w:pos="8703"/>
         </w:tabs>
         <w:ind w:left="720"/>
         <w:rPr>
-          <w:rFonts w:asciiTheme="minorHAnsi" w:eastAsiaTheme="minorEastAsia" w:hAnsiTheme="minorHAnsi" w:cstheme="minorBidi" w:hint="eastAsia"/>
+          <w:rFonts w:asciiTheme="minorHAnsi" w:eastAsiaTheme="minorEastAsia" w:hAnsiTheme="minorHAnsi" w:cstheme="minorBidi"/>
           <w:noProof/>
           <w:kern w:val="2"/>
           <w:sz w:val="22"/>
@@ -1134,7 +1123,7 @@
       <w:hyperlink w:anchor="_Toc211862850" w:history="1">
         <w:r>
           <w:rPr>
-            <w:rStyle w:val="af7"/>
+            <w:rStyle w:val="afff9"/>
             <w:rFonts w:hint="eastAsia"/>
             <w:noProof/>
           </w:rPr>
@@ -1142,7 +1131,7 @@
         </w:r>
         <w:r>
           <w:rPr>
-            <w:rStyle w:val="af7"/>
+            <w:rStyle w:val="afff9"/>
             <w:rFonts w:hint="eastAsia"/>
             <w:noProof/>
           </w:rPr>
@@ -1150,7 +1139,7 @@
         </w:r>
         <w:r>
           <w:rPr>
-            <w:rStyle w:val="af7"/>
+            <w:rStyle w:val="afff9"/>
             <w:rFonts w:hint="eastAsia"/>
             <w:noProof/>
           </w:rPr>
@@ -1158,7 +1147,7 @@
         </w:r>
         <w:r>
           <w:rPr>
-            <w:rStyle w:val="af7"/>
+            <w:rStyle w:val="afff9"/>
             <w:rFonts w:hint="eastAsia"/>
             <w:noProof/>
           </w:rPr>
@@ -1237,13 +1226,13 @@
     </w:p>
     <w:p>
       <w:pPr>
-        <w:pStyle w:val="TOC4"/>
+        <w:pStyle w:val="43"/>
         <w:tabs>
           <w:tab w:val="right" w:leader="dot" w:pos="8703"/>
         </w:tabs>
         <w:ind w:left="1080"/>
         <w:rPr>
-          <w:rFonts w:asciiTheme="minorHAnsi" w:eastAsiaTheme="minorEastAsia" w:hAnsiTheme="minorHAnsi" w:cstheme="minorBidi" w:hint="eastAsia"/>
+          <w:rFonts w:asciiTheme="minorHAnsi" w:eastAsiaTheme="minorEastAsia" w:hAnsiTheme="minorHAnsi" w:cstheme="minorBidi"/>
           <w:noProof/>
           <w:kern w:val="2"/>
           <w:sz w:val="22"/>
@@ -1255,7 +1244,7 @@
       <w:hyperlink w:anchor="_Toc211862851" w:history="1">
         <w:r>
           <w:rPr>
-            <w:rStyle w:val="af7"/>
+            <w:rStyle w:val="afff9"/>
             <w:rFonts w:hint="eastAsia"/>
             <w:noProof/>
           </w:rPr>
@@ -1263,7 +1252,7 @@
         </w:r>
         <w:r>
           <w:rPr>
-            <w:rStyle w:val="af7"/>
+            <w:rStyle w:val="afff9"/>
             <w:rFonts w:hint="eastAsia"/>
             <w:noProof/>
           </w:rPr>
@@ -1271,7 +1260,7 @@
         </w:r>
         <w:r>
           <w:rPr>
-            <w:rStyle w:val="af7"/>
+            <w:rStyle w:val="afff9"/>
             <w:rFonts w:hint="eastAsia"/>
             <w:noProof/>
           </w:rPr>
@@ -1279,7 +1268,7 @@
         </w:r>
         <w:r>
           <w:rPr>
-            <w:rStyle w:val="af7"/>
+            <w:rStyle w:val="afff9"/>
             <w:rFonts w:hint="eastAsia"/>
             <w:noProof/>
           </w:rPr>
@@ -1358,13 +1347,13 @@
     </w:p>
     <w:p>
       <w:pPr>
-        <w:pStyle w:val="TOC2"/>
+        <w:pStyle w:val="25"/>
         <w:tabs>
           <w:tab w:val="right" w:leader="dot" w:pos="8703"/>
         </w:tabs>
         <w:ind w:left="360"/>
         <w:rPr>
-          <w:rFonts w:asciiTheme="minorHAnsi" w:eastAsiaTheme="minorEastAsia" w:hAnsiTheme="minorHAnsi" w:cstheme="minorBidi" w:hint="eastAsia"/>
+          <w:rFonts w:asciiTheme="minorHAnsi" w:eastAsiaTheme="minorEastAsia" w:hAnsiTheme="minorHAnsi" w:cstheme="minorBidi"/>
           <w:noProof/>
           <w:kern w:val="2"/>
           <w:sz w:val="22"/>
@@ -1376,7 +1365,7 @@
       <w:hyperlink w:anchor="_Toc211862852" w:history="1">
         <w:r>
           <w:rPr>
-            <w:rStyle w:val="af7"/>
+            <w:rStyle w:val="afff9"/>
             <w:rFonts w:hint="eastAsia"/>
             <w:noProof/>
           </w:rPr>
@@ -1384,7 +1373,7 @@
         </w:r>
         <w:r>
           <w:rPr>
-            <w:rStyle w:val="af7"/>
+            <w:rStyle w:val="afff9"/>
             <w:rFonts w:hint="eastAsia"/>
             <w:noProof/>
           </w:rPr>
@@ -1463,13 +1452,13 @@
     </w:p>
     <w:p>
       <w:pPr>
-        <w:pStyle w:val="TOC3"/>
+        <w:pStyle w:val="33"/>
         <w:tabs>
           <w:tab w:val="right" w:leader="dot" w:pos="8703"/>
         </w:tabs>
         <w:ind w:left="720"/>
         <w:rPr>
-          <w:rFonts w:asciiTheme="minorHAnsi" w:eastAsiaTheme="minorEastAsia" w:hAnsiTheme="minorHAnsi" w:cstheme="minorBidi" w:hint="eastAsia"/>
+          <w:rFonts w:asciiTheme="minorHAnsi" w:eastAsiaTheme="minorEastAsia" w:hAnsiTheme="minorHAnsi" w:cstheme="minorBidi"/>
           <w:noProof/>
           <w:kern w:val="2"/>
           <w:sz w:val="22"/>
@@ -1481,7 +1470,7 @@
       <w:hyperlink w:anchor="_Toc211862853" w:history="1">
         <w:r>
           <w:rPr>
-            <w:rStyle w:val="af7"/>
+            <w:rStyle w:val="afff9"/>
             <w:rFonts w:hint="eastAsia"/>
             <w:noProof/>
           </w:rPr>
@@ -1489,7 +1478,7 @@
         </w:r>
         <w:r>
           <w:rPr>
-            <w:rStyle w:val="af7"/>
+            <w:rStyle w:val="afff9"/>
             <w:rFonts w:hint="eastAsia"/>
             <w:noProof/>
             <w:highlight w:val="yellow"/>
@@ -1498,7 +1487,7 @@
         </w:r>
         <w:r>
           <w:rPr>
-            <w:rStyle w:val="af7"/>
+            <w:rStyle w:val="afff9"/>
             <w:rFonts w:hint="eastAsia"/>
             <w:noProof/>
             <w:highlight w:val="yellow"/>
@@ -1578,13 +1567,13 @@
     </w:p>
     <w:p>
       <w:pPr>
-        <w:pStyle w:val="TOC2"/>
+        <w:pStyle w:val="25"/>
         <w:tabs>
           <w:tab w:val="right" w:leader="dot" w:pos="8703"/>
         </w:tabs>
         <w:ind w:left="360"/>
         <w:rPr>
-          <w:rFonts w:asciiTheme="minorHAnsi" w:eastAsiaTheme="minorEastAsia" w:hAnsiTheme="minorHAnsi" w:cstheme="minorBidi" w:hint="eastAsia"/>
+          <w:rFonts w:asciiTheme="minorHAnsi" w:eastAsiaTheme="minorEastAsia" w:hAnsiTheme="minorHAnsi" w:cstheme="minorBidi"/>
           <w:noProof/>
           <w:kern w:val="2"/>
           <w:sz w:val="22"/>
@@ -1596,7 +1585,7 @@
       <w:hyperlink w:anchor="_Toc211862854" w:history="1">
         <w:r>
           <w:rPr>
-            <w:rStyle w:val="af7"/>
+            <w:rStyle w:val="afff9"/>
             <w:rFonts w:hint="eastAsia"/>
             <w:noProof/>
           </w:rPr>
@@ -1604,7 +1593,7 @@
         </w:r>
         <w:r>
           <w:rPr>
-            <w:rStyle w:val="af7"/>
+            <w:rStyle w:val="afff9"/>
             <w:rFonts w:hint="eastAsia"/>
             <w:noProof/>
           </w:rPr>
@@ -1689,7 +1678,7 @@
     <w:p/>
     <w:p>
       <w:pPr>
-        <w:pStyle w:val="BN21"/>
+        <w:pStyle w:val="21"/>
         <w:spacing w:before="163"/>
         <w:sectPr>
           <w:headerReference w:type="default" r:id="rId10"/>
@@ -1704,154 +1693,155 @@
     </w:p>
     <w:p>
       <w:pPr>
-        <w:pStyle w:val="BN0"/>
-      </w:pPr>
-      <w:bookmarkStart w:id="1" w:name="_Toc211862844"/>
+        <w:pStyle w:val="0"/>
+      </w:pPr>
+      <w:bookmarkStart w:id="2" w:name="_Toc211862844"/>
       <w:r>
         <w:rPr>
           <w:rFonts w:hint="eastAsia"/>
         </w:rPr>
         <w:lastRenderedPageBreak/>
         <w:t>格式样例</w:t>
-      </w:r>
-      <w:bookmarkEnd w:id="1"/>
-    </w:p>
-    <w:p>
-      <w:pPr>
-        <w:pStyle w:val="BN9"/>
-        <w:spacing w:before="163"/>
-      </w:pPr>
-    </w:p>
-    <w:p>
-      <w:pPr>
-        <w:pStyle w:val="BN1"/>
-      </w:pPr>
-      <w:bookmarkStart w:id="2" w:name="_Toc211862845"/>
-      <w:r>
-        <w:rPr>
-          <w:rFonts w:hint="eastAsia"/>
-        </w:rPr>
-        <w:t>阅读并按评分标准应答。</w:t>
       </w:r>
       <w:bookmarkEnd w:id="2"/>
     </w:p>
     <w:p>
       <w:pPr>
-        <w:pStyle w:val="BNb"/>
+        <w:pStyle w:val="a2"/>
+        <w:spacing w:before="163"/>
       </w:pPr>
     </w:p>
     <w:p>
       <w:pPr>
-        <w:pStyle w:val="BN1"/>
-      </w:pPr>
-      <w:bookmarkStart w:id="3" w:name="_Toc211862846"/>
+        <w:pStyle w:val="1"/>
+      </w:pPr>
+      <w:bookmarkStart w:id="3" w:name="_Toc211862845"/>
       <w:r>
         <w:rPr>
           <w:rFonts w:hint="eastAsia"/>
         </w:rPr>
-        <w:t>需要特别注意之处：</w:t>
+        <w:t>阅读并按评分标准应答。</w:t>
       </w:r>
       <w:bookmarkEnd w:id="3"/>
     </w:p>
     <w:p>
       <w:pPr>
-        <w:pStyle w:val="BN20"/>
-      </w:pPr>
-      <w:bookmarkStart w:id="4" w:name="_Toc211862847"/>
+        <w:pStyle w:val="a7"/>
+      </w:pPr>
+    </w:p>
+    <w:p>
+      <w:pPr>
+        <w:pStyle w:val="1"/>
+      </w:pPr>
+      <w:bookmarkStart w:id="4" w:name="_Toc211862846"/>
       <w:r>
         <w:rPr>
           <w:rFonts w:hint="eastAsia"/>
-          <w:highlight w:val="yellow"/>
-        </w:rPr>
-        <w:t>优于招标要求时，要明确写出、并用</w:t>
-      </w:r>
-      <w:r>
-        <w:rPr>
-          <w:highlight w:val="yellow"/>
-        </w:rPr>
-        <w:t>B</w:t>
-      </w:r>
-      <w:r>
-        <w:rPr>
-          <w:rFonts w:hint="eastAsia"/>
-          <w:highlight w:val="yellow"/>
-        </w:rPr>
-        <w:t>N_</w:t>
-      </w:r>
-      <w:r>
-        <w:rPr>
-          <w:rFonts w:hint="eastAsia"/>
-          <w:highlight w:val="yellow"/>
-        </w:rPr>
-        <w:t>重点字符格式化：“</w:t>
-      </w:r>
-      <w:r>
-        <w:rPr>
-          <w:rStyle w:val="BNf"/>
-          <w:rFonts w:hint="eastAsia"/>
-          <w:b/>
-        </w:rPr>
-        <w:t>优于用户需求书要求</w:t>
-      </w:r>
-      <w:r>
-        <w:rPr>
-          <w:rFonts w:hint="eastAsia"/>
-          <w:highlight w:val="yellow"/>
-        </w:rPr>
-        <w:t>”，将此处应答句改为</w:t>
-      </w:r>
-      <w:r>
-        <w:rPr>
-          <w:rFonts w:hint="eastAsia"/>
-          <w:highlight w:val="yellow"/>
-        </w:rPr>
-        <w:t>:</w:t>
+        </w:rPr>
+        <w:t>需要特别注意之处：</w:t>
       </w:r>
       <w:bookmarkEnd w:id="4"/>
     </w:p>
     <w:p>
       <w:pPr>
-        <w:pStyle w:val="BNff0"/>
-        <w:spacing w:before="163"/>
-      </w:pPr>
+        <w:pStyle w:val="20"/>
+      </w:pPr>
+      <w:bookmarkStart w:id="5" w:name="_Toc211862847"/>
       <w:r>
         <w:rPr>
           <w:rFonts w:hint="eastAsia"/>
-        </w:rPr>
-        <w:t>应答：</w:t>
+          <w:highlight w:val="yellow"/>
+        </w:rPr>
+        <w:t>优于招标要求时，要明确写出、并用</w:t>
+      </w:r>
+      <w:r>
+        <w:rPr>
+          <w:highlight w:val="yellow"/>
+        </w:rPr>
+        <w:t>B</w:t>
       </w:r>
       <w:r>
         <w:rPr>
           <w:rFonts w:hint="eastAsia"/>
-        </w:rPr>
-        <w:t>本投标人理解并完全满足招标要求，对招标要求逐条应答如下：</w:t>
-      </w:r>
-    </w:p>
-    <w:p>
-      <w:pPr>
-        <w:pStyle w:val="BNb"/>
-      </w:pPr>
-    </w:p>
-    <w:p>
-      <w:pPr>
-        <w:pStyle w:val="BN1"/>
-      </w:pPr>
-      <w:bookmarkStart w:id="5" w:name="_Toc211862848"/>
+          <w:highlight w:val="yellow"/>
+        </w:rPr>
+        <w:t>N_</w:t>
+      </w:r>
       <w:r>
         <w:rPr>
           <w:rFonts w:hint="eastAsia"/>
-        </w:rPr>
-        <w:t>样例</w:t>
+          <w:highlight w:val="yellow"/>
+        </w:rPr>
+        <w:t>重点字符格式化：“</w:t>
+      </w:r>
+      <w:r>
+        <w:rPr>
+          <w:rStyle w:val="ab"/>
+          <w:rFonts w:hint="eastAsia"/>
+          <w:b/>
+        </w:rPr>
+        <w:t>优于用户需求书要求</w:t>
+      </w:r>
+      <w:r>
+        <w:rPr>
+          <w:rFonts w:hint="eastAsia"/>
+          <w:highlight w:val="yellow"/>
+        </w:rPr>
+        <w:t>”，将此处应答句改为</w:t>
+      </w:r>
+      <w:r>
+        <w:rPr>
+          <w:rFonts w:hint="eastAsia"/>
+          <w:highlight w:val="yellow"/>
+        </w:rPr>
+        <w:t>:</w:t>
       </w:r>
       <w:bookmarkEnd w:id="5"/>
     </w:p>
     <w:p>
       <w:pPr>
-        <w:pStyle w:val="BNfa"/>
+        <w:pStyle w:val="aff2"/>
+        <w:spacing w:before="163"/>
+      </w:pPr>
+      <w:r>
+        <w:rPr>
+          <w:rFonts w:hint="eastAsia"/>
+        </w:rPr>
+        <w:t>应答：</w:t>
+      </w:r>
+      <w:r>
+        <w:rPr>
+          <w:rFonts w:hint="eastAsia"/>
+        </w:rPr>
+        <w:t>本投标人理解并完全满足招标要求，对招标要求逐条应答如下：</w:t>
+      </w:r>
+    </w:p>
+    <w:p>
+      <w:pPr>
+        <w:pStyle w:val="a7"/>
+      </w:pPr>
+    </w:p>
+    <w:p>
+      <w:pPr>
+        <w:pStyle w:val="1"/>
+      </w:pPr>
+      <w:bookmarkStart w:id="6" w:name="_Toc211862848"/>
+      <w:r>
+        <w:rPr>
+          <w:rFonts w:hint="eastAsia"/>
+        </w:rPr>
+        <w:t>样例</w:t>
+      </w:r>
+      <w:bookmarkEnd w:id="6"/>
+    </w:p>
+    <w:p>
+      <w:pPr>
+        <w:pStyle w:val="afc"/>
       </w:pPr>
       <w:r>
         <w:rPr>
           <w:noProof/>
+          <w:lang w:eastAsia="zh-CN" w:bidi="ar-SA"/>
         </w:rPr>
         <w:drawing>
           <wp:inline distT="0" distB="0" distL="0" distR="0" wp14:anchorId="1D862E53" wp14:editId="534F160A">
@@ -1892,7 +1882,7 @@
     </w:p>
     <w:p>
       <w:pPr>
-        <w:pStyle w:val="BNf1"/>
+        <w:pStyle w:val="ad"/>
         <w:ind w:firstLine="480"/>
       </w:pPr>
       <w:r>
@@ -1904,7 +1894,7 @@
     </w:p>
     <w:p>
       <w:pPr>
-        <w:pStyle w:val="BNf1"/>
+        <w:pStyle w:val="ad"/>
         <w:ind w:firstLine="480"/>
       </w:pPr>
       <w:r>
@@ -1916,7 +1906,7 @@
     </w:p>
     <w:p>
       <w:pPr>
-        <w:pStyle w:val="BNff6"/>
+        <w:pStyle w:val="afff4"/>
         <w:ind w:firstLine="482"/>
       </w:pPr>
       <w:r>
@@ -1925,7 +1915,7 @@
     </w:p>
     <w:p>
       <w:pPr>
-        <w:pStyle w:val="BNff0"/>
+        <w:pStyle w:val="aff2"/>
         <w:spacing w:before="163"/>
       </w:pPr>
       <w:r>
@@ -1943,7 +1933,7 @@
     </w:p>
     <w:p>
       <w:pPr>
-        <w:pStyle w:val="BNb"/>
+        <w:pStyle w:val="a7"/>
       </w:pPr>
       <w:r>
         <w:rPr>
@@ -1973,9 +1963,9 @@
     </w:p>
     <w:p>
       <w:pPr>
-        <w:pStyle w:val="BN1"/>
-      </w:pPr>
-      <w:bookmarkStart w:id="6" w:name="_Toc211862849"/>
+        <w:pStyle w:val="1"/>
+      </w:pPr>
+      <w:bookmarkStart w:id="7" w:name="_Toc211862849"/>
       <w:r>
         <w:rPr>
           <w:rFonts w:hint="eastAsia"/>
@@ -1994,31 +1984,6 @@
           <w:rFonts w:hint="eastAsia"/>
         </w:rPr>
         <w:t>1</w:t>
-      </w:r>
-      <w:r>
-        <w:rPr>
-          <w:rFonts w:hint="eastAsia"/>
-        </w:rPr>
-        <w:t>级</w:t>
-      </w:r>
-      <w:bookmarkEnd w:id="6"/>
-    </w:p>
-    <w:p>
-      <w:pPr>
-        <w:pStyle w:val="BN20"/>
-      </w:pPr>
-      <w:bookmarkStart w:id="7" w:name="_Toc211862850"/>
-      <w:r>
-        <w:rPr>
-          <w:rFonts w:hint="eastAsia"/>
-        </w:rPr>
-        <w:t>样例</w:t>
-      </w:r>
-      <w:r>
-        <w:rPr>
-          <w:rFonts w:hint="eastAsia"/>
-        </w:rPr>
-        <w:t>2</w:t>
       </w:r>
       <w:r>
         <w:rPr>
@@ -2030,9 +1995,9 @@
     </w:p>
     <w:p>
       <w:pPr>
-        <w:pStyle w:val="BN3"/>
-      </w:pPr>
-      <w:bookmarkStart w:id="8" w:name="_Toc211862851"/>
+        <w:pStyle w:val="20"/>
+      </w:pPr>
+      <w:bookmarkStart w:id="8" w:name="_Toc211862850"/>
       <w:r>
         <w:rPr>
           <w:rFonts w:hint="eastAsia"/>
@@ -2043,7 +2008,7 @@
         <w:rPr>
           <w:rFonts w:hint="eastAsia"/>
         </w:rPr>
-        <w:t>3</w:t>
+        <w:t>2</w:t>
       </w:r>
       <w:r>
         <w:rPr>
@@ -2055,8 +2020,9 @@
     </w:p>
     <w:p>
       <w:pPr>
-        <w:pStyle w:val="BN4"/>
-      </w:pPr>
+        <w:pStyle w:val="3"/>
+      </w:pPr>
+      <w:bookmarkStart w:id="9" w:name="_Toc211862851"/>
       <w:r>
         <w:rPr>
           <w:rFonts w:hint="eastAsia"/>
@@ -2067,7 +2033,7 @@
         <w:rPr>
           <w:rFonts w:hint="eastAsia"/>
         </w:rPr>
-        <w:t>4</w:t>
+        <w:t>3</w:t>
       </w:r>
       <w:r>
         <w:rPr>
@@ -2075,64 +2041,88 @@
         </w:rPr>
         <w:t>级</w:t>
       </w:r>
+      <w:bookmarkEnd w:id="9"/>
     </w:p>
     <w:p>
       <w:pPr>
-        <w:pStyle w:val="BN9"/>
-        <w:spacing w:before="163"/>
-        <w:rPr>
-          <w:rStyle w:val="BNf"/>
-        </w:rPr>
-      </w:pPr>
-      <w:r>
-        <w:rPr>
-          <w:rStyle w:val="BNf"/>
+        <w:pStyle w:val="4"/>
+      </w:pPr>
+      <w:r>
+        <w:rPr>
           <w:rFonts w:hint="eastAsia"/>
         </w:rPr>
-        <w:t>此处使用</w:t>
-      </w:r>
-      <w:r>
-        <w:rPr>
-          <w:rStyle w:val="BNf"/>
+        <w:t>样例</w:t>
+      </w:r>
+      <w:r>
+        <w:rPr>
           <w:rFonts w:hint="eastAsia"/>
         </w:rPr>
-        <w:t>重点字符</w:t>
-      </w:r>
-      <w:r>
-        <w:rPr>
-          <w:rStyle w:val="BNf"/>
+        <w:t>4</w:t>
+      </w:r>
+      <w:r>
+        <w:rPr>
           <w:rFonts w:hint="eastAsia"/>
         </w:rPr>
-        <w:t>样式。</w:t>
+        <w:t>级</w:t>
       </w:r>
     </w:p>
     <w:p>
       <w:pPr>
-        <w:pStyle w:val="BN"/>
+        <w:pStyle w:val="a2"/>
         <w:spacing w:before="163"/>
-      </w:pPr>
-      <w:r>
-        <w:rPr>
+        <w:rPr>
+          <w:rStyle w:val="ab"/>
+        </w:rPr>
+      </w:pPr>
+      <w:r>
+        <w:rPr>
+          <w:rStyle w:val="ab"/>
           <w:rFonts w:hint="eastAsia"/>
         </w:rPr>
-        <w:t>项目符号级别一</w:t>
+        <w:t>此处使用</w:t>
+      </w:r>
+      <w:r>
+        <w:rPr>
+          <w:rStyle w:val="ab"/>
+          <w:rFonts w:hint="eastAsia"/>
+        </w:rPr>
+        <w:t>重点字符</w:t>
+      </w:r>
+      <w:r>
+        <w:rPr>
+          <w:rStyle w:val="ab"/>
+          <w:rFonts w:hint="eastAsia"/>
+        </w:rPr>
+        <w:t>样式。</w:t>
       </w:r>
     </w:p>
     <w:p>
       <w:pPr>
-        <w:pStyle w:val="BN"/>
+        <w:pStyle w:val="a"/>
         <w:spacing w:before="163"/>
       </w:pPr>
       <w:r>
         <w:rPr>
           <w:rFonts w:hint="eastAsia"/>
         </w:rPr>
-        <w:t>项目符号说明一</w:t>
+        <w:t>项目符号级别一</w:t>
       </w:r>
     </w:p>
     <w:p>
       <w:pPr>
-        <w:pStyle w:val="BN"/>
+        <w:pStyle w:val="a"/>
+        <w:spacing w:before="163"/>
+      </w:pPr>
+      <w:r>
+        <w:rPr>
+          <w:rFonts w:hint="eastAsia"/>
+        </w:rPr>
+        <w:t>项目符号说明一</w:t>
+      </w:r>
+    </w:p>
+    <w:p>
+      <w:pPr>
+        <w:pStyle w:val="a"/>
         <w:numPr>
           <w:ilvl w:val="0"/>
           <w:numId w:val="0"/>
@@ -2143,7 +2133,7 @@
     </w:p>
     <w:p>
       <w:pPr>
-        <w:pStyle w:val="BN21"/>
+        <w:pStyle w:val="21"/>
         <w:spacing w:before="163"/>
       </w:pPr>
       <w:r>
@@ -2155,7 +2145,7 @@
     </w:p>
     <w:p>
       <w:pPr>
-        <w:pStyle w:val="BN21"/>
+        <w:pStyle w:val="21"/>
         <w:spacing w:before="163"/>
       </w:pPr>
       <w:r>
@@ -2167,12 +2157,12 @@
     </w:p>
     <w:p>
       <w:pPr>
-        <w:pStyle w:val="BNff8"/>
+        <w:pStyle w:val="afff5"/>
       </w:pPr>
     </w:p>
     <w:p>
       <w:pPr>
-        <w:pStyle w:val="BN31"/>
+        <w:pStyle w:val="31"/>
         <w:spacing w:before="163"/>
       </w:pPr>
       <w:r>
@@ -2184,15 +2174,15 @@
     </w:p>
     <w:p>
       <w:pPr>
-        <w:pStyle w:val="BN9"/>
+        <w:pStyle w:val="a2"/>
         <w:spacing w:before="163"/>
       </w:pPr>
     </w:p>
     <w:p>
       <w:pPr>
-        <w:pStyle w:val="BN1"/>
-      </w:pPr>
-      <w:bookmarkStart w:id="9" w:name="_Toc211862852"/>
+        <w:pStyle w:val="1"/>
+      </w:pPr>
+      <w:bookmarkStart w:id="10" w:name="_Toc211862852"/>
       <w:r>
         <w:rPr>
           <w:rFonts w:hint="eastAsia"/>
@@ -2205,26 +2195,26 @@
         </w:rPr>
         <w:t>编号</w:t>
       </w:r>
-      <w:bookmarkEnd w:id="9"/>
+      <w:bookmarkEnd w:id="10"/>
     </w:p>
     <w:p>
       <w:pPr>
-        <w:pStyle w:val="BNff3"/>
+        <w:pStyle w:val="afff1"/>
         <w:spacing w:before="163"/>
       </w:pPr>
     </w:p>
     <w:p>
       <w:pPr>
-        <w:pStyle w:val="BNff4"/>
-      </w:pPr>
-      <w:bookmarkStart w:id="10" w:name="_Toc463900562"/>
-      <w:bookmarkStart w:id="11" w:name="_Toc463908295"/>
-      <w:bookmarkStart w:id="12" w:name="_Toc464382708"/>
-      <w:bookmarkStart w:id="13" w:name="_Toc464395983"/>
-      <w:bookmarkStart w:id="14" w:name="_Toc517877691"/>
-      <w:bookmarkStart w:id="15" w:name="_Toc82006255"/>
-      <w:bookmarkStart w:id="16" w:name="_Toc109909532"/>
-      <w:bookmarkStart w:id="17" w:name="_Toc109917353"/>
+        <w:pStyle w:val="afff2"/>
+      </w:pPr>
+      <w:bookmarkStart w:id="11" w:name="_Toc463900562"/>
+      <w:bookmarkStart w:id="12" w:name="_Toc463908295"/>
+      <w:bookmarkStart w:id="13" w:name="_Toc464382708"/>
+      <w:bookmarkStart w:id="14" w:name="_Toc464395983"/>
+      <w:bookmarkStart w:id="15" w:name="_Toc517877691"/>
+      <w:bookmarkStart w:id="16" w:name="_Toc82006255"/>
+      <w:bookmarkStart w:id="17" w:name="_Toc109909532"/>
+      <w:bookmarkStart w:id="18" w:name="_Toc109917353"/>
       <w:r>
         <w:rPr>
           <w:rFonts w:hint="eastAsia"/>
@@ -2241,10 +2231,10 @@
         </w:rPr>
         <w:t>中心故障处理流程图</w:t>
       </w:r>
-      <w:bookmarkEnd w:id="10"/>
       <w:bookmarkEnd w:id="11"/>
       <w:bookmarkEnd w:id="12"/>
       <w:bookmarkEnd w:id="13"/>
+      <w:bookmarkEnd w:id="14"/>
       <w:r>
         <w:rPr>
           <w:rFonts w:hint="eastAsia"/>
@@ -2266,22 +2256,22 @@
         </w:rPr>
         <w:t>题</w:t>
       </w:r>
-      <w:commentRangeStart w:id="18"/>
+      <w:commentRangeStart w:id="19"/>
       <w:r>
         <w:rPr>
           <w:rFonts w:hint="eastAsia"/>
         </w:rPr>
         <w:t>注</w:t>
       </w:r>
-      <w:commentRangeEnd w:id="18"/>
-      <w:r>
-        <w:rPr>
-          <w:rStyle w:val="ad"/>
+      <w:commentRangeEnd w:id="19"/>
+      <w:r>
+        <w:rPr>
+          <w:rStyle w:val="aff7"/>
           <w:rFonts w:hint="eastAsia"/>
           <w:sz w:val="24"/>
           <w:szCs w:val="22"/>
         </w:rPr>
-        <w:commentReference w:id="18"/>
+        <w:commentReference w:id="19"/>
       </w:r>
       <w:r>
         <w:rPr>
@@ -2289,14 +2279,14 @@
         </w:rPr>
         <w:t>）</w:t>
       </w:r>
-      <w:bookmarkEnd w:id="14"/>
       <w:bookmarkEnd w:id="15"/>
       <w:bookmarkEnd w:id="16"/>
       <w:bookmarkEnd w:id="17"/>
+      <w:bookmarkEnd w:id="18"/>
     </w:p>
     <w:p>
       <w:pPr>
-        <w:pStyle w:val="BNfa"/>
+        <w:pStyle w:val="afc"/>
       </w:pPr>
       <w:r>
         <w:rPr>
@@ -2321,7 +2311,7 @@
                     </pic:cNvPicPr>
                   </pic:nvPicPr>
                   <pic:blipFill>
-                    <a:blip r:embed="rId17">
+                    <a:blip r:embed="rId15">
                       <a:extLst>
                         <a:ext uri="{28A0092B-C50C-407E-A947-70E740481C1C}">
                           <a14:useLocalDpi xmlns:a14="http://schemas.microsoft.com/office/drawing/2010/main" val="0"/>
@@ -2355,12 +2345,12 @@
     </w:p>
     <w:p>
       <w:pPr>
-        <w:pStyle w:val="BNff4"/>
-      </w:pPr>
-      <w:bookmarkStart w:id="19" w:name="_Toc517877692"/>
-      <w:bookmarkStart w:id="20" w:name="_Toc82006256"/>
-      <w:bookmarkStart w:id="21" w:name="_Toc109909533"/>
-      <w:bookmarkStart w:id="22" w:name="_Toc109917354"/>
+        <w:pStyle w:val="afff2"/>
+      </w:pPr>
+      <w:bookmarkStart w:id="20" w:name="_Toc517877692"/>
+      <w:bookmarkStart w:id="21" w:name="_Toc82006256"/>
+      <w:bookmarkStart w:id="22" w:name="_Toc109909533"/>
+      <w:bookmarkStart w:id="23" w:name="_Toc109917354"/>
       <w:r>
         <w:rPr>
           <w:rFonts w:hint="eastAsia"/>
@@ -2403,14 +2393,14 @@
         </w:rPr>
         <w:t>题注）</w:t>
       </w:r>
-      <w:bookmarkEnd w:id="19"/>
       <w:bookmarkEnd w:id="20"/>
       <w:bookmarkEnd w:id="21"/>
       <w:bookmarkEnd w:id="22"/>
+      <w:bookmarkEnd w:id="23"/>
     </w:p>
     <w:p>
       <w:pPr>
-        <w:pStyle w:val="BNfa"/>
+        <w:pStyle w:val="afc"/>
       </w:pPr>
       <w:r>
         <w:rPr>
@@ -2435,7 +2425,7 @@
                     </pic:cNvPicPr>
                   </pic:nvPicPr>
                   <pic:blipFill>
-                    <a:blip r:embed="rId18">
+                    <a:blip r:embed="rId16">
                       <a:extLst>
                         <a:ext uri="{28A0092B-C50C-407E-A947-70E740481C1C}">
                           <a14:useLocalDpi xmlns:a14="http://schemas.microsoft.com/office/drawing/2010/main" val="0"/>
@@ -2469,9 +2459,9 @@
     </w:p>
     <w:p>
       <w:pPr>
-        <w:pStyle w:val="BN20"/>
-      </w:pPr>
-      <w:bookmarkStart w:id="23" w:name="_Toc211862853"/>
+        <w:pStyle w:val="20"/>
+      </w:pPr>
+      <w:bookmarkStart w:id="24" w:name="_Toc211862853"/>
       <w:r>
         <w:rPr>
           <w:rFonts w:hint="eastAsia"/>
@@ -2492,545 +2482,91 @@
           <w:highlight w:val="yellow"/>
         </w:rPr>
         <w:t>导致终稿文件太大。</w:t>
-      </w:r>
-      <w:bookmarkEnd w:id="23"/>
-    </w:p>
-    <w:p>
-      <w:pPr>
-        <w:pStyle w:val="BNe"/>
-        <w:spacing w:before="326"/>
-        <w:ind w:left="480"/>
-        <w:rPr>
-          <w:highlight w:val="yellow"/>
-        </w:rPr>
-      </w:pPr>
-      <w:r>
-        <w:rPr>
-          <w:rFonts w:hint="eastAsia"/>
-          <w:highlight w:val="yellow"/>
-        </w:rPr>
-        <w:t>所有图表题注请放置于图表上方</w:t>
-      </w:r>
-    </w:p>
-    <w:p>
-      <w:pPr>
-        <w:pStyle w:val="BNe"/>
-        <w:spacing w:before="326"/>
-        <w:ind w:left="480"/>
-      </w:pPr>
-      <w:r>
-        <w:rPr>
-          <w:rFonts w:hint="eastAsia"/>
-          <w:highlight w:val="yellow"/>
-        </w:rPr>
-        <w:t>图片格式：</w:t>
-      </w:r>
-      <w:r>
-        <w:rPr>
-          <w:rFonts w:hint="eastAsia"/>
-          <w:highlight w:val="yellow"/>
-        </w:rPr>
-        <w:t>B</w:t>
-      </w:r>
-      <w:r>
-        <w:rPr>
-          <w:highlight w:val="yellow"/>
-        </w:rPr>
-        <w:t>N</w:t>
-      </w:r>
-      <w:r>
-        <w:rPr>
-          <w:highlight w:val="yellow"/>
-        </w:rPr>
-        <w:t>_</w:t>
-      </w:r>
-      <w:r>
-        <w:rPr>
-          <w:rFonts w:hint="eastAsia"/>
-          <w:highlight w:val="yellow"/>
-        </w:rPr>
-        <w:t>框图文字居中</w:t>
-      </w:r>
-    </w:p>
-    <w:p>
-      <w:pPr>
-        <w:pStyle w:val="BN1"/>
-      </w:pPr>
-      <w:bookmarkStart w:id="24" w:name="_Toc211862854"/>
-      <w:r>
-        <w:rPr>
-          <w:rFonts w:hint="eastAsia"/>
-        </w:rPr>
-        <w:lastRenderedPageBreak/>
-        <w:t>表格</w:t>
-      </w:r>
-      <w:r>
-        <w:rPr>
-          <w:rFonts w:hint="eastAsia"/>
-        </w:rPr>
-        <w:t>样式</w:t>
       </w:r>
       <w:bookmarkEnd w:id="24"/>
     </w:p>
     <w:p>
       <w:pPr>
-        <w:pStyle w:val="BNff4"/>
-      </w:pPr>
-      <w:bookmarkStart w:id="25" w:name="_Toc109917355"/>
+        <w:pStyle w:val="aa"/>
+        <w:spacing w:before="326"/>
+        <w:ind w:left="480"/>
+        <w:rPr>
+          <w:highlight w:val="yellow"/>
+        </w:rPr>
+      </w:pPr>
       <w:r>
         <w:rPr>
           <w:rFonts w:hint="eastAsia"/>
-        </w:rPr>
-        <w:t>表</w:t>
-      </w:r>
-      <w:r>
-        <w:t xml:space="preserve"> </w:t>
-      </w:r>
+          <w:highlight w:val="yellow"/>
+        </w:rPr>
+        <w:t>所有图表题注请放置于图表上方</w:t>
+      </w:r>
+    </w:p>
+    <w:p>
+      <w:pPr>
+        <w:pStyle w:val="aa"/>
+        <w:spacing w:before="326"/>
+        <w:ind w:left="480"/>
+      </w:pPr>
       <w:r>
         <w:rPr>
           <w:rFonts w:hint="eastAsia"/>
-        </w:rPr>
-        <w:t>表格示意（</w:t>
-      </w:r>
-      <w:r>
+          <w:highlight w:val="yellow"/>
+        </w:rPr>
+        <w:t>图片格式：</w:t>
+      </w:r>
+      <w:r>
+        <w:rPr>
+          <w:rFonts w:hint="eastAsia"/>
+          <w:highlight w:val="yellow"/>
+        </w:rPr>
         <w:t>B</w:t>
       </w:r>
       <w:r>
         <w:rPr>
+          <w:highlight w:val="yellow"/>
+        </w:rPr>
+        <w:t>N</w:t>
+      </w:r>
+      <w:r>
+        <w:rPr>
+          <w:highlight w:val="yellow"/>
+        </w:rPr>
+        <w:t>_</w:t>
+      </w:r>
+      <w:r>
+        <w:rPr>
           <w:rFonts w:hint="eastAsia"/>
-        </w:rPr>
-        <w:t>N_</w:t>
-      </w:r>
+          <w:highlight w:val="yellow"/>
+        </w:rPr>
+        <w:t>框图文字居中</w:t>
+      </w:r>
+    </w:p>
+    <w:p>
+      <w:pPr>
+        <w:pStyle w:val="1"/>
+      </w:pPr>
+      <w:bookmarkStart w:id="25" w:name="_Toc211862854"/>
       <w:r>
         <w:rPr>
           <w:rFonts w:hint="eastAsia"/>
         </w:rPr>
-        <w:t>题注</w:t>
+        <w:lastRenderedPageBreak/>
+        <w:t>表格</w:t>
       </w:r>
       <w:r>
         <w:rPr>
           <w:rFonts w:hint="eastAsia"/>
         </w:rPr>
-        <w:t>）</w:t>
+        <w:t>样式</w:t>
       </w:r>
       <w:bookmarkEnd w:id="25"/>
     </w:p>
-    <w:tbl>
-      <w:tblPr>
-        <w:tblW w:w="0" w:type="auto"/>
-        <w:jc w:val="center"/>
-        <w:tblBorders>
-          <w:top w:val="single" w:sz="4" w:space="0" w:color="auto"/>
-          <w:left w:val="single" w:sz="4" w:space="0" w:color="auto"/>
-          <w:bottom w:val="single" w:sz="4" w:space="0" w:color="auto"/>
-          <w:right w:val="single" w:sz="4" w:space="0" w:color="auto"/>
-          <w:insideH w:val="single" w:sz="4" w:space="0" w:color="auto"/>
-          <w:insideV w:val="single" w:sz="4" w:space="0" w:color="auto"/>
-        </w:tblBorders>
-        <w:tblLook w:val="04A0" w:firstRow="1" w:lastRow="0" w:firstColumn="1" w:lastColumn="0" w:noHBand="0" w:noVBand="1"/>
-      </w:tblPr>
-      <w:tblGrid>
-        <w:gridCol w:w="2682"/>
-        <w:gridCol w:w="2693"/>
-        <w:gridCol w:w="3119"/>
-      </w:tblGrid>
-      <w:tr>
-        <w:trPr>
-          <w:jc w:val="center"/>
-        </w:trPr>
-        <w:tc>
-          <w:tcPr>
-            <w:tcW w:w="2682" w:type="dxa"/>
-          </w:tcPr>
-          <w:p>
-            <w:pPr>
-              <w:pStyle w:val="BNf4"/>
-            </w:pPr>
-            <w:r>
-              <w:rPr>
-                <w:rFonts w:hint="eastAsia"/>
-              </w:rPr>
-              <w:t>表格栏目</w:t>
-            </w:r>
-            <w:r>
-              <w:rPr>
-                <w:rFonts w:hint="eastAsia"/>
-              </w:rPr>
-              <w:t>靠左</w:t>
-            </w:r>
-          </w:p>
-        </w:tc>
-        <w:tc>
-          <w:tcPr>
-            <w:tcW w:w="2693" w:type="dxa"/>
-          </w:tcPr>
-          <w:p>
-            <w:pPr>
-              <w:pStyle w:val="BNf2"/>
-            </w:pPr>
-            <w:r>
-              <w:rPr>
-                <w:rFonts w:hint="eastAsia"/>
-              </w:rPr>
-              <w:t>表格栏目</w:t>
-            </w:r>
-            <w:r>
-              <w:rPr>
-                <w:rFonts w:hint="eastAsia"/>
-              </w:rPr>
-              <w:t>居中</w:t>
-            </w:r>
-          </w:p>
-        </w:tc>
-        <w:tc>
-          <w:tcPr>
-            <w:tcW w:w="3119" w:type="dxa"/>
-          </w:tcPr>
-          <w:p>
-            <w:pPr>
-              <w:pStyle w:val="BNf5"/>
-            </w:pPr>
-            <w:r>
-              <w:rPr>
-                <w:rFonts w:hint="eastAsia"/>
-              </w:rPr>
-              <w:t>表格栏目</w:t>
-            </w:r>
-            <w:r>
-              <w:rPr>
-                <w:rFonts w:hint="eastAsia"/>
-              </w:rPr>
-              <w:t>靠右</w:t>
-            </w:r>
-          </w:p>
-        </w:tc>
-      </w:tr>
-      <w:tr>
-        <w:trPr>
-          <w:jc w:val="center"/>
-        </w:trPr>
-        <w:tc>
-          <w:tcPr>
-            <w:tcW w:w="2682" w:type="dxa"/>
-          </w:tcPr>
-          <w:p>
-            <w:pPr>
-              <w:pStyle w:val="BNf6"/>
-            </w:pPr>
-            <w:r>
-              <w:rPr>
-                <w:rFonts w:hint="eastAsia"/>
-              </w:rPr>
-              <w:t>表格单元靠左</w:t>
-            </w:r>
-          </w:p>
-        </w:tc>
-        <w:tc>
-          <w:tcPr>
-            <w:tcW w:w="2693" w:type="dxa"/>
-          </w:tcPr>
-          <w:p>
-            <w:pPr>
-              <w:pStyle w:val="BNf8"/>
-            </w:pPr>
-            <w:r>
-              <w:rPr>
-                <w:rFonts w:hint="eastAsia"/>
-              </w:rPr>
-              <w:t>表格单元居中</w:t>
-            </w:r>
-          </w:p>
-        </w:tc>
-        <w:tc>
-          <w:tcPr>
-            <w:tcW w:w="3119" w:type="dxa"/>
-          </w:tcPr>
-          <w:p>
-            <w:pPr>
-              <w:pStyle w:val="BNf9"/>
-            </w:pPr>
-            <w:r>
-              <w:rPr>
-                <w:rFonts w:hint="eastAsia"/>
-              </w:rPr>
-              <w:t>表格单元靠右</w:t>
-            </w:r>
-          </w:p>
-        </w:tc>
-      </w:tr>
-      <w:tr>
-        <w:trPr>
-          <w:jc w:val="center"/>
-        </w:trPr>
-        <w:tc>
-          <w:tcPr>
-            <w:tcW w:w="2682" w:type="dxa"/>
-          </w:tcPr>
-          <w:p>
-            <w:pPr>
-              <w:pStyle w:val="BNf6"/>
-            </w:pPr>
-            <w:r>
-              <w:rPr>
-                <w:rFonts w:hint="eastAsia"/>
-              </w:rPr>
-              <w:t>表格单元靠左</w:t>
-            </w:r>
-          </w:p>
-        </w:tc>
-        <w:tc>
-          <w:tcPr>
-            <w:tcW w:w="2693" w:type="dxa"/>
-          </w:tcPr>
-          <w:p>
-            <w:pPr>
-              <w:pStyle w:val="BNf8"/>
-            </w:pPr>
-            <w:r>
-              <w:rPr>
-                <w:rFonts w:hint="eastAsia"/>
-              </w:rPr>
-              <w:t>表格单元居中</w:t>
-            </w:r>
-          </w:p>
-        </w:tc>
-        <w:tc>
-          <w:tcPr>
-            <w:tcW w:w="3119" w:type="dxa"/>
-          </w:tcPr>
-          <w:p>
-            <w:pPr>
-              <w:pStyle w:val="BNf9"/>
-            </w:pPr>
-            <w:r>
-              <w:rPr>
-                <w:rFonts w:hint="eastAsia"/>
-              </w:rPr>
-              <w:t>表格单元靠右</w:t>
-            </w:r>
-          </w:p>
-        </w:tc>
-      </w:tr>
-      <w:tr>
-        <w:trPr>
-          <w:jc w:val="center"/>
-        </w:trPr>
-        <w:tc>
-          <w:tcPr>
-            <w:tcW w:w="2682" w:type="dxa"/>
-          </w:tcPr>
-          <w:p>
-            <w:pPr>
-              <w:pStyle w:val="BNf6"/>
-            </w:pPr>
-            <w:r>
-              <w:rPr>
-                <w:rFonts w:hint="eastAsia"/>
-              </w:rPr>
-              <w:t>表格单元靠左</w:t>
-            </w:r>
-          </w:p>
-        </w:tc>
-        <w:tc>
-          <w:tcPr>
-            <w:tcW w:w="2693" w:type="dxa"/>
-          </w:tcPr>
-          <w:p>
-            <w:pPr>
-              <w:pStyle w:val="BNf8"/>
-            </w:pPr>
-            <w:r>
-              <w:rPr>
-                <w:rFonts w:hint="eastAsia"/>
-              </w:rPr>
-              <w:t>表格单元居中</w:t>
-            </w:r>
-          </w:p>
-        </w:tc>
-        <w:tc>
-          <w:tcPr>
-            <w:tcW w:w="3119" w:type="dxa"/>
-          </w:tcPr>
-          <w:p>
-            <w:pPr>
-              <w:pStyle w:val="BNf9"/>
-            </w:pPr>
-            <w:r>
-              <w:rPr>
-                <w:rFonts w:hint="eastAsia"/>
-              </w:rPr>
-              <w:t>表格单元靠右</w:t>
-            </w:r>
-          </w:p>
-        </w:tc>
-      </w:tr>
-      <w:tr>
-        <w:trPr>
-          <w:jc w:val="center"/>
-        </w:trPr>
-        <w:tc>
-          <w:tcPr>
-            <w:tcW w:w="2682" w:type="dxa"/>
-          </w:tcPr>
-          <w:p>
-            <w:pPr>
-              <w:pStyle w:val="BNf6"/>
-            </w:pPr>
-            <w:r>
-              <w:rPr>
-                <w:rFonts w:hint="eastAsia"/>
-              </w:rPr>
-              <w:t>表格单元靠左</w:t>
-            </w:r>
-          </w:p>
-        </w:tc>
-        <w:tc>
-          <w:tcPr>
-            <w:tcW w:w="2693" w:type="dxa"/>
-          </w:tcPr>
-          <w:p>
-            <w:pPr>
-              <w:pStyle w:val="BNf8"/>
-            </w:pPr>
-            <w:r>
-              <w:rPr>
-                <w:rFonts w:hint="eastAsia"/>
-              </w:rPr>
-              <w:t>表格单元居中</w:t>
-            </w:r>
-          </w:p>
-        </w:tc>
-        <w:tc>
-          <w:tcPr>
-            <w:tcW w:w="3119" w:type="dxa"/>
-          </w:tcPr>
-          <w:p>
-            <w:pPr>
-              <w:pStyle w:val="BNf9"/>
-            </w:pPr>
-            <w:r>
-              <w:rPr>
-                <w:rFonts w:hint="eastAsia"/>
-              </w:rPr>
-              <w:t>表格单元靠右</w:t>
-            </w:r>
-          </w:p>
-        </w:tc>
-      </w:tr>
-      <w:tr>
-        <w:trPr>
-          <w:jc w:val="center"/>
-        </w:trPr>
-        <w:tc>
-          <w:tcPr>
-            <w:tcW w:w="2682" w:type="dxa"/>
-          </w:tcPr>
-          <w:p>
-            <w:pPr>
-              <w:pStyle w:val="BNff2"/>
-            </w:pPr>
-            <w:r>
-              <w:rPr>
-                <w:rFonts w:hint="eastAsia"/>
-              </w:rPr>
-              <w:t>表格单元靠左</w:t>
-            </w:r>
-          </w:p>
-        </w:tc>
-        <w:tc>
-          <w:tcPr>
-            <w:tcW w:w="2693" w:type="dxa"/>
-          </w:tcPr>
-          <w:p>
-            <w:pPr>
-              <w:pStyle w:val="BNff2"/>
-            </w:pPr>
-            <w:r>
-              <w:rPr>
-                <w:rFonts w:hint="eastAsia"/>
-              </w:rPr>
-              <w:t>表格单元居中</w:t>
-            </w:r>
-          </w:p>
-        </w:tc>
-        <w:tc>
-          <w:tcPr>
-            <w:tcW w:w="3119" w:type="dxa"/>
-          </w:tcPr>
-          <w:p>
-            <w:pPr>
-              <w:pStyle w:val="BNff2"/>
-            </w:pPr>
-            <w:r>
-              <w:rPr>
-                <w:rFonts w:hint="eastAsia"/>
-              </w:rPr>
-              <w:t>表格单元靠右</w:t>
-            </w:r>
-          </w:p>
-        </w:tc>
-      </w:tr>
-    </w:tbl>
     <w:p>
       <w:pPr>
-        <w:pStyle w:val="BNff2"/>
-        <w:rPr>
-          <w:rStyle w:val="BNff1"/>
-        </w:rPr>
-      </w:pPr>
-      <w:bookmarkStart w:id="26" w:name="_Toc109917356"/>
-      <w:r>
-        <w:rPr>
-          <w:rStyle w:val="BNff1"/>
-          <w:rFonts w:hint="eastAsia"/>
-          <w:highlight w:val="yellow"/>
-        </w:rPr>
-        <w:t>原文表格格式：</w:t>
-      </w:r>
-      <w:r>
-        <w:rPr>
-          <w:rStyle w:val="BNff1"/>
-          <w:rFonts w:hint="eastAsia"/>
-          <w:highlight w:val="yellow"/>
-        </w:rPr>
-        <w:t>B</w:t>
-      </w:r>
-      <w:r>
-        <w:rPr>
-          <w:rStyle w:val="BNff1"/>
-          <w:highlight w:val="yellow"/>
-        </w:rPr>
-        <w:t>N_</w:t>
-      </w:r>
-      <w:r>
-        <w:rPr>
-          <w:rStyle w:val="BNff1"/>
-          <w:rFonts w:hint="eastAsia"/>
-          <w:highlight w:val="yellow"/>
-        </w:rPr>
-        <w:t>原文引用</w:t>
-      </w:r>
-      <w:r>
-        <w:rPr>
-          <w:rStyle w:val="BNff1"/>
-          <w:rFonts w:hint="eastAsia"/>
-          <w:highlight w:val="yellow"/>
-        </w:rPr>
-        <w:t>_</w:t>
-      </w:r>
-      <w:r>
-        <w:rPr>
-          <w:rStyle w:val="BNff1"/>
-          <w:rFonts w:hint="eastAsia"/>
-          <w:highlight w:val="yellow"/>
-        </w:rPr>
-        <w:t>居中</w:t>
-      </w:r>
-    </w:p>
-    <w:p>
-      <w:pPr>
-        <w:pStyle w:val="BNff4"/>
-      </w:pPr>
+        <w:pStyle w:val="afff2"/>
+      </w:pPr>
+      <w:bookmarkStart w:id="26" w:name="_Toc109917355"/>
       <w:r>
         <w:rPr>
           <w:rFonts w:hint="eastAsia"/>
@@ -3098,7 +2634,7 @@
           </w:tcPr>
           <w:p>
             <w:pPr>
-              <w:pStyle w:val="BNf4"/>
+              <w:pStyle w:val="af0"/>
             </w:pPr>
             <w:r>
               <w:rPr>
@@ -3120,7 +2656,7 @@
           </w:tcPr>
           <w:p>
             <w:pPr>
-              <w:pStyle w:val="BNf2"/>
+              <w:pStyle w:val="ae"/>
             </w:pPr>
             <w:r>
               <w:rPr>
@@ -3142,7 +2678,7 @@
           </w:tcPr>
           <w:p>
             <w:pPr>
-              <w:pStyle w:val="BNf5"/>
+              <w:pStyle w:val="af1"/>
             </w:pPr>
             <w:r>
               <w:rPr>
@@ -3169,7 +2705,7 @@
           </w:tcPr>
           <w:p>
             <w:pPr>
-              <w:pStyle w:val="BNf6"/>
+              <w:pStyle w:val="af2"/>
             </w:pPr>
             <w:r>
               <w:rPr>
@@ -3185,7 +2721,7 @@
           </w:tcPr>
           <w:p>
             <w:pPr>
-              <w:pStyle w:val="BNf8"/>
+              <w:pStyle w:val="af4"/>
             </w:pPr>
             <w:r>
               <w:rPr>
@@ -3201,7 +2737,7 @@
           </w:tcPr>
           <w:p>
             <w:pPr>
-              <w:pStyle w:val="BNf9"/>
+              <w:pStyle w:val="af5"/>
             </w:pPr>
             <w:r>
               <w:rPr>
@@ -3222,7 +2758,7 @@
           </w:tcPr>
           <w:p>
             <w:pPr>
-              <w:pStyle w:val="BNf6"/>
+              <w:pStyle w:val="af2"/>
             </w:pPr>
             <w:r>
               <w:rPr>
@@ -3238,7 +2774,7 @@
           </w:tcPr>
           <w:p>
             <w:pPr>
-              <w:pStyle w:val="BNf8"/>
+              <w:pStyle w:val="af4"/>
             </w:pPr>
             <w:r>
               <w:rPr>
@@ -3254,7 +2790,7 @@
           </w:tcPr>
           <w:p>
             <w:pPr>
-              <w:pStyle w:val="BNf9"/>
+              <w:pStyle w:val="af5"/>
             </w:pPr>
             <w:r>
               <w:rPr>
@@ -3275,7 +2811,7 @@
           </w:tcPr>
           <w:p>
             <w:pPr>
-              <w:pStyle w:val="BNf6"/>
+              <w:pStyle w:val="af2"/>
             </w:pPr>
             <w:r>
               <w:rPr>
@@ -3291,7 +2827,7 @@
           </w:tcPr>
           <w:p>
             <w:pPr>
-              <w:pStyle w:val="BNf8"/>
+              <w:pStyle w:val="af4"/>
             </w:pPr>
             <w:r>
               <w:rPr>
@@ -3307,7 +2843,7 @@
           </w:tcPr>
           <w:p>
             <w:pPr>
-              <w:pStyle w:val="BNf9"/>
+              <w:pStyle w:val="af5"/>
             </w:pPr>
             <w:r>
               <w:rPr>
@@ -3328,7 +2864,7 @@
           </w:tcPr>
           <w:p>
             <w:pPr>
-              <w:pStyle w:val="BNf6"/>
+              <w:pStyle w:val="af2"/>
             </w:pPr>
             <w:r>
               <w:rPr>
@@ -3344,7 +2880,7 @@
           </w:tcPr>
           <w:p>
             <w:pPr>
-              <w:pStyle w:val="BNf8"/>
+              <w:pStyle w:val="af4"/>
             </w:pPr>
             <w:r>
               <w:rPr>
@@ -3360,7 +2896,7 @@
           </w:tcPr>
           <w:p>
             <w:pPr>
-              <w:pStyle w:val="BNf9"/>
+              <w:pStyle w:val="af5"/>
             </w:pPr>
             <w:r>
               <w:rPr>
@@ -3381,7 +2917,7 @@
           </w:tcPr>
           <w:p>
             <w:pPr>
-              <w:pStyle w:val="BNf6"/>
+              <w:pStyle w:val="afff0"/>
             </w:pPr>
             <w:r>
               <w:rPr>
@@ -3397,7 +2933,7 @@
           </w:tcPr>
           <w:p>
             <w:pPr>
-              <w:pStyle w:val="BNf8"/>
+              <w:pStyle w:val="afff0"/>
             </w:pPr>
             <w:r>
               <w:rPr>
@@ -3413,7 +2949,7 @@
           </w:tcPr>
           <w:p>
             <w:pPr>
-              <w:pStyle w:val="BNf9"/>
+              <w:pStyle w:val="afff0"/>
             </w:pPr>
             <w:r>
               <w:rPr>
@@ -3427,18 +2963,472 @@
     </w:tbl>
     <w:p>
       <w:pPr>
-        <w:spacing w:after="0" w:line="240" w:lineRule="auto"/>
-        <w:rPr>
-          <w:lang w:eastAsia="zh-CN"/>
-        </w:rPr>
-      </w:pPr>
-      <w:r>
-        <w:br w:type="page"/>
+        <w:pStyle w:val="afff0"/>
+        <w:rPr>
+          <w:rStyle w:val="afff"/>
+        </w:rPr>
+      </w:pPr>
+      <w:bookmarkStart w:id="27" w:name="_Toc109917356"/>
+      <w:r>
+        <w:rPr>
+          <w:rStyle w:val="afff"/>
+          <w:rFonts w:hint="eastAsia"/>
+          <w:highlight w:val="yellow"/>
+        </w:rPr>
+        <w:t>原文表格格式：</w:t>
+      </w:r>
+      <w:r>
+        <w:rPr>
+          <w:rStyle w:val="afff"/>
+          <w:rFonts w:hint="eastAsia"/>
+          <w:highlight w:val="yellow"/>
+        </w:rPr>
+        <w:t>B</w:t>
+      </w:r>
+      <w:r>
+        <w:rPr>
+          <w:rStyle w:val="afff"/>
+          <w:highlight w:val="yellow"/>
+        </w:rPr>
+        <w:t>N_</w:t>
+      </w:r>
+      <w:r>
+        <w:rPr>
+          <w:rStyle w:val="afff"/>
+          <w:rFonts w:hint="eastAsia"/>
+          <w:highlight w:val="yellow"/>
+        </w:rPr>
+        <w:t>原文引用</w:t>
+      </w:r>
+      <w:r>
+        <w:rPr>
+          <w:rStyle w:val="afff"/>
+          <w:rFonts w:hint="eastAsia"/>
+          <w:highlight w:val="yellow"/>
+        </w:rPr>
+        <w:t>_</w:t>
+      </w:r>
+      <w:r>
+        <w:rPr>
+          <w:rStyle w:val="afff"/>
+          <w:rFonts w:hint="eastAsia"/>
+          <w:highlight w:val="yellow"/>
+        </w:rPr>
+        <w:t>居中</w:t>
       </w:r>
     </w:p>
     <w:p>
       <w:pPr>
-        <w:pStyle w:val="BN0"/>
+        <w:pStyle w:val="afff2"/>
+      </w:pPr>
+      <w:r>
+        <w:rPr>
+          <w:rFonts w:hint="eastAsia"/>
+        </w:rPr>
+        <w:t>表</w:t>
+      </w:r>
+      <w:r>
+        <w:t xml:space="preserve"> </w:t>
+      </w:r>
+      <w:r>
+        <w:rPr>
+          <w:rFonts w:hint="eastAsia"/>
+        </w:rPr>
+        <w:t>表格示意（</w:t>
+      </w:r>
+      <w:r>
+        <w:t>B</w:t>
+      </w:r>
+      <w:r>
+        <w:rPr>
+          <w:rFonts w:hint="eastAsia"/>
+        </w:rPr>
+        <w:t>N_</w:t>
+      </w:r>
+      <w:r>
+        <w:rPr>
+          <w:rFonts w:hint="eastAsia"/>
+        </w:rPr>
+        <w:t>题注</w:t>
+      </w:r>
+      <w:r>
+        <w:rPr>
+          <w:rFonts w:hint="eastAsia"/>
+        </w:rPr>
+        <w:t>）</w:t>
+      </w:r>
+      <w:bookmarkEnd w:id="27"/>
+    </w:p>
+    <w:tbl>
+      <w:tblPr>
+        <w:tblW w:w="0" w:type="auto"/>
+        <w:jc w:val="center"/>
+        <w:tblBorders>
+          <w:top w:val="single" w:sz="4" w:space="0" w:color="auto"/>
+          <w:left w:val="single" w:sz="4" w:space="0" w:color="auto"/>
+          <w:bottom w:val="single" w:sz="4" w:space="0" w:color="auto"/>
+          <w:right w:val="single" w:sz="4" w:space="0" w:color="auto"/>
+          <w:insideH w:val="single" w:sz="4" w:space="0" w:color="auto"/>
+          <w:insideV w:val="single" w:sz="4" w:space="0" w:color="auto"/>
+        </w:tblBorders>
+        <w:tblLook w:val="04A0" w:firstRow="1" w:lastRow="0" w:firstColumn="1" w:lastColumn="0" w:noHBand="0" w:noVBand="1"/>
+      </w:tblPr>
+      <w:tblGrid>
+        <w:gridCol w:w="2682"/>
+        <w:gridCol w:w="2693"/>
+        <w:gridCol w:w="3119"/>
+      </w:tblGrid>
+      <w:tr>
+        <w:trPr>
+          <w:jc w:val="center"/>
+        </w:trPr>
+        <w:tc>
+          <w:tcPr>
+            <w:tcW w:w="2682" w:type="dxa"/>
+          </w:tcPr>
+          <w:p>
+            <w:pPr>
+              <w:pStyle w:val="af0"/>
+            </w:pPr>
+            <w:r>
+              <w:rPr>
+                <w:rFonts w:hint="eastAsia"/>
+              </w:rPr>
+              <w:t>表格栏目</w:t>
+            </w:r>
+            <w:r>
+              <w:rPr>
+                <w:rFonts w:hint="eastAsia"/>
+              </w:rPr>
+              <w:t>靠左</w:t>
+            </w:r>
+          </w:p>
+        </w:tc>
+        <w:tc>
+          <w:tcPr>
+            <w:tcW w:w="2693" w:type="dxa"/>
+          </w:tcPr>
+          <w:p>
+            <w:pPr>
+              <w:pStyle w:val="ae"/>
+            </w:pPr>
+            <w:r>
+              <w:rPr>
+                <w:rFonts w:hint="eastAsia"/>
+              </w:rPr>
+              <w:t>表格栏目</w:t>
+            </w:r>
+            <w:r>
+              <w:rPr>
+                <w:rFonts w:hint="eastAsia"/>
+              </w:rPr>
+              <w:t>居中</w:t>
+            </w:r>
+          </w:p>
+        </w:tc>
+        <w:tc>
+          <w:tcPr>
+            <w:tcW w:w="3119" w:type="dxa"/>
+          </w:tcPr>
+          <w:p>
+            <w:pPr>
+              <w:pStyle w:val="af1"/>
+            </w:pPr>
+            <w:r>
+              <w:rPr>
+                <w:rFonts w:hint="eastAsia"/>
+              </w:rPr>
+              <w:t>表格栏目</w:t>
+            </w:r>
+            <w:r>
+              <w:rPr>
+                <w:rFonts w:hint="eastAsia"/>
+              </w:rPr>
+              <w:t>靠右</w:t>
+            </w:r>
+          </w:p>
+        </w:tc>
+      </w:tr>
+      <w:tr>
+        <w:trPr>
+          <w:jc w:val="center"/>
+        </w:trPr>
+        <w:tc>
+          <w:tcPr>
+            <w:tcW w:w="2682" w:type="dxa"/>
+          </w:tcPr>
+          <w:p>
+            <w:pPr>
+              <w:pStyle w:val="af2"/>
+            </w:pPr>
+            <w:r>
+              <w:rPr>
+                <w:rFonts w:hint="eastAsia"/>
+              </w:rPr>
+              <w:t>表格单元靠左</w:t>
+            </w:r>
+          </w:p>
+        </w:tc>
+        <w:tc>
+          <w:tcPr>
+            <w:tcW w:w="2693" w:type="dxa"/>
+          </w:tcPr>
+          <w:p>
+            <w:pPr>
+              <w:pStyle w:val="af4"/>
+            </w:pPr>
+            <w:r>
+              <w:rPr>
+                <w:rFonts w:hint="eastAsia"/>
+              </w:rPr>
+              <w:t>表格单元居中</w:t>
+            </w:r>
+          </w:p>
+        </w:tc>
+        <w:tc>
+          <w:tcPr>
+            <w:tcW w:w="3119" w:type="dxa"/>
+          </w:tcPr>
+          <w:p>
+            <w:pPr>
+              <w:pStyle w:val="af5"/>
+            </w:pPr>
+            <w:r>
+              <w:rPr>
+                <w:rFonts w:hint="eastAsia"/>
+              </w:rPr>
+              <w:t>表格单元靠右</w:t>
+            </w:r>
+          </w:p>
+        </w:tc>
+      </w:tr>
+      <w:tr>
+        <w:trPr>
+          <w:jc w:val="center"/>
+        </w:trPr>
+        <w:tc>
+          <w:tcPr>
+            <w:tcW w:w="2682" w:type="dxa"/>
+          </w:tcPr>
+          <w:p>
+            <w:pPr>
+              <w:pStyle w:val="af2"/>
+            </w:pPr>
+            <w:r>
+              <w:rPr>
+                <w:rFonts w:hint="eastAsia"/>
+              </w:rPr>
+              <w:t>表格单元靠左</w:t>
+            </w:r>
+          </w:p>
+        </w:tc>
+        <w:tc>
+          <w:tcPr>
+            <w:tcW w:w="2693" w:type="dxa"/>
+          </w:tcPr>
+          <w:p>
+            <w:pPr>
+              <w:pStyle w:val="af4"/>
+            </w:pPr>
+            <w:r>
+              <w:rPr>
+                <w:rFonts w:hint="eastAsia"/>
+              </w:rPr>
+              <w:t>表格单元居中</w:t>
+            </w:r>
+          </w:p>
+        </w:tc>
+        <w:tc>
+          <w:tcPr>
+            <w:tcW w:w="3119" w:type="dxa"/>
+          </w:tcPr>
+          <w:p>
+            <w:pPr>
+              <w:pStyle w:val="af5"/>
+            </w:pPr>
+            <w:r>
+              <w:rPr>
+                <w:rFonts w:hint="eastAsia"/>
+              </w:rPr>
+              <w:t>表格单元靠右</w:t>
+            </w:r>
+          </w:p>
+        </w:tc>
+      </w:tr>
+      <w:tr>
+        <w:trPr>
+          <w:jc w:val="center"/>
+        </w:trPr>
+        <w:tc>
+          <w:tcPr>
+            <w:tcW w:w="2682" w:type="dxa"/>
+          </w:tcPr>
+          <w:p>
+            <w:pPr>
+              <w:pStyle w:val="af2"/>
+            </w:pPr>
+            <w:r>
+              <w:rPr>
+                <w:rFonts w:hint="eastAsia"/>
+              </w:rPr>
+              <w:t>表格单元靠左</w:t>
+            </w:r>
+          </w:p>
+        </w:tc>
+        <w:tc>
+          <w:tcPr>
+            <w:tcW w:w="2693" w:type="dxa"/>
+          </w:tcPr>
+          <w:p>
+            <w:pPr>
+              <w:pStyle w:val="af4"/>
+            </w:pPr>
+            <w:r>
+              <w:rPr>
+                <w:rFonts w:hint="eastAsia"/>
+              </w:rPr>
+              <w:t>表格单元居中</w:t>
+            </w:r>
+          </w:p>
+        </w:tc>
+        <w:tc>
+          <w:tcPr>
+            <w:tcW w:w="3119" w:type="dxa"/>
+          </w:tcPr>
+          <w:p>
+            <w:pPr>
+              <w:pStyle w:val="af5"/>
+            </w:pPr>
+            <w:r>
+              <w:rPr>
+                <w:rFonts w:hint="eastAsia"/>
+              </w:rPr>
+              <w:t>表格单元靠右</w:t>
+            </w:r>
+          </w:p>
+        </w:tc>
+      </w:tr>
+      <w:tr>
+        <w:trPr>
+          <w:jc w:val="center"/>
+        </w:trPr>
+        <w:tc>
+          <w:tcPr>
+            <w:tcW w:w="2682" w:type="dxa"/>
+          </w:tcPr>
+          <w:p>
+            <w:pPr>
+              <w:pStyle w:val="af2"/>
+            </w:pPr>
+            <w:r>
+              <w:rPr>
+                <w:rFonts w:hint="eastAsia"/>
+              </w:rPr>
+              <w:t>表格单元靠左</w:t>
+            </w:r>
+          </w:p>
+        </w:tc>
+        <w:tc>
+          <w:tcPr>
+            <w:tcW w:w="2693" w:type="dxa"/>
+          </w:tcPr>
+          <w:p>
+            <w:pPr>
+              <w:pStyle w:val="af4"/>
+            </w:pPr>
+            <w:r>
+              <w:rPr>
+                <w:rFonts w:hint="eastAsia"/>
+              </w:rPr>
+              <w:t>表格单元居中</w:t>
+            </w:r>
+          </w:p>
+        </w:tc>
+        <w:tc>
+          <w:tcPr>
+            <w:tcW w:w="3119" w:type="dxa"/>
+          </w:tcPr>
+          <w:p>
+            <w:pPr>
+              <w:pStyle w:val="af5"/>
+            </w:pPr>
+            <w:r>
+              <w:rPr>
+                <w:rFonts w:hint="eastAsia"/>
+              </w:rPr>
+              <w:t>表格单元靠右</w:t>
+            </w:r>
+          </w:p>
+        </w:tc>
+      </w:tr>
+      <w:tr>
+        <w:trPr>
+          <w:jc w:val="center"/>
+        </w:trPr>
+        <w:tc>
+          <w:tcPr>
+            <w:tcW w:w="2682" w:type="dxa"/>
+          </w:tcPr>
+          <w:p>
+            <w:pPr>
+              <w:pStyle w:val="af2"/>
+            </w:pPr>
+            <w:r>
+              <w:rPr>
+                <w:rFonts w:hint="eastAsia"/>
+              </w:rPr>
+              <w:t>表格单元靠左</w:t>
+            </w:r>
+          </w:p>
+        </w:tc>
+        <w:tc>
+          <w:tcPr>
+            <w:tcW w:w="2693" w:type="dxa"/>
+          </w:tcPr>
+          <w:p>
+            <w:pPr>
+              <w:pStyle w:val="af4"/>
+            </w:pPr>
+            <w:r>
+              <w:rPr>
+                <w:rFonts w:hint="eastAsia"/>
+              </w:rPr>
+              <w:t>表格单元居中</w:t>
+            </w:r>
+          </w:p>
+        </w:tc>
+        <w:tc>
+          <w:tcPr>
+            <w:tcW w:w="3119" w:type="dxa"/>
+          </w:tcPr>
+          <w:p>
+            <w:pPr>
+              <w:pStyle w:val="af5"/>
+            </w:pPr>
+            <w:r>
+              <w:rPr>
+                <w:rFonts w:hint="eastAsia"/>
+              </w:rPr>
+              <w:t>表格单元靠右</w:t>
+            </w:r>
+          </w:p>
+        </w:tc>
+      </w:tr>
+    </w:tbl>
+    <w:p>
+      <w:pPr>
+        <w:spacing w:after="0" w:line="240" w:lineRule="auto"/>
+        <w:rPr>
+          <w:lang w:eastAsia="zh-CN"/>
+        </w:rPr>
+      </w:pPr>
+      <w:r>
+        <w:br w:type="page"/>
+      </w:r>
+    </w:p>
+    <w:p>
+      <w:pPr>
+        <w:pStyle w:val="0"/>
       </w:pPr>
       <w:r>
         <w:rPr>
@@ -3450,7 +3440,7 @@
     </w:p>
     <w:p>
       <w:pPr>
-        <w:pStyle w:val="BN1"/>
+        <w:pStyle w:val="1"/>
         <w:numPr>
           <w:ilvl w:val="1"/>
           <w:numId w:val="29"/>
@@ -3468,7 +3458,7 @@
     </w:p>
     <w:p>
       <w:pPr>
-        <w:pStyle w:val="BNf6"/>
+        <w:pStyle w:val="af2"/>
         <w:rPr>
           <w:lang w:eastAsia="zh-CN"/>
         </w:rPr>
@@ -3523,7 +3513,7 @@
           </w:tcPr>
           <w:p>
             <w:pPr>
-              <w:pStyle w:val="BNf6"/>
+              <w:pStyle w:val="af2"/>
               <w:rPr>
                 <w:b/>
                 <w:bCs/>
@@ -3552,7 +3542,7 @@
           </w:tcPr>
           <w:p>
             <w:pPr>
-              <w:pStyle w:val="BNf6"/>
+              <w:pStyle w:val="af2"/>
               <w:rPr>
                 <w:b/>
                 <w:bCs/>
@@ -3580,7 +3570,7 @@
           </w:tcPr>
           <w:p>
             <w:pPr>
-              <w:pStyle w:val="BNf6"/>
+              <w:pStyle w:val="af2"/>
               <w:rPr>
                 <w:b/>
                 <w:bCs/>
@@ -3598,7 +3588,7 @@
           </w:p>
           <w:p>
             <w:pPr>
-              <w:pStyle w:val="BNf6"/>
+              <w:pStyle w:val="af2"/>
               <w:rPr>
                 <w:b/>
                 <w:bCs/>
@@ -3634,7 +3624,7 @@
           </w:tcPr>
           <w:p>
             <w:pPr>
-              <w:pStyle w:val="BNf6"/>
+              <w:pStyle w:val="af2"/>
               <w:rPr>
                 <w:bCs/>
                 <w:lang w:eastAsia="zh-CN"/>
@@ -3663,7 +3653,7 @@
           </w:tcPr>
           <w:p>
             <w:pPr>
-              <w:pStyle w:val="BNf6"/>
+              <w:pStyle w:val="af2"/>
               <w:rPr>
                 <w:lang w:eastAsia="zh-CN"/>
               </w:rPr>
@@ -3697,7 +3687,7 @@
           </w:tcPr>
           <w:p>
             <w:pPr>
-              <w:pStyle w:val="BNf6"/>
+              <w:pStyle w:val="af2"/>
               <w:rPr>
                 <w:bCs/>
                 <w:lang w:eastAsia="zh-CN"/>
@@ -3730,7 +3720,7 @@
           </w:p>
           <w:p>
             <w:pPr>
-              <w:pStyle w:val="BNf6"/>
+              <w:pStyle w:val="af2"/>
               <w:rPr>
                 <w:bCs/>
                 <w:lang w:eastAsia="zh-CN"/>
@@ -3755,7 +3745,7 @@
           </w:p>
           <w:p>
             <w:pPr>
-              <w:pStyle w:val="BNf6"/>
+              <w:pStyle w:val="af2"/>
               <w:rPr>
                 <w:bCs/>
                 <w:lang w:eastAsia="zh-CN"/>
@@ -3792,7 +3782,7 @@
           </w:tcPr>
           <w:p>
             <w:pPr>
-              <w:pStyle w:val="BNf6"/>
+              <w:pStyle w:val="af2"/>
               <w:rPr>
                 <w:bCs/>
               </w:rPr>
@@ -3850,7 +3840,7 @@
           </w:tcPr>
           <w:p>
             <w:pPr>
-              <w:pStyle w:val="BNf6"/>
+              <w:pStyle w:val="af2"/>
               <w:rPr>
                 <w:bCs/>
                 <w:lang w:eastAsia="zh-CN"/>
@@ -3879,7 +3869,7 @@
           </w:tcPr>
           <w:p>
             <w:pPr>
-              <w:pStyle w:val="BNf6"/>
+              <w:pStyle w:val="af2"/>
             </w:pPr>
           </w:p>
         </w:tc>
@@ -3896,7 +3886,7 @@
           </w:tcPr>
           <w:p>
             <w:pPr>
-              <w:pStyle w:val="BNf6"/>
+              <w:pStyle w:val="af2"/>
               <w:rPr>
                 <w:bCs/>
                 <w:lang w:eastAsia="zh-CN"/>
@@ -3961,7 +3951,7 @@
           </w:p>
           <w:p>
             <w:pPr>
-              <w:pStyle w:val="BNf6"/>
+              <w:pStyle w:val="af2"/>
               <w:rPr>
                 <w:bCs/>
               </w:rPr>
@@ -3983,7 +3973,7 @@
           </w:p>
           <w:p>
             <w:pPr>
-              <w:pStyle w:val="BNf6"/>
+              <w:pStyle w:val="af2"/>
               <w:rPr>
                 <w:bCs/>
               </w:rPr>
@@ -4017,7 +4007,7 @@
           </w:tcPr>
           <w:p>
             <w:pPr>
-              <w:pStyle w:val="BNf6"/>
+              <w:pStyle w:val="af2"/>
               <w:rPr>
                 <w:bCs/>
               </w:rPr>
@@ -4075,7 +4065,7 @@
           </w:tcPr>
           <w:p>
             <w:pPr>
-              <w:pStyle w:val="BNf6"/>
+              <w:pStyle w:val="af2"/>
               <w:rPr>
                 <w:bCs/>
                 <w:lang w:eastAsia="zh-CN"/>
@@ -4104,7 +4094,7 @@
           </w:tcPr>
           <w:p>
             <w:pPr>
-              <w:pStyle w:val="BNf6"/>
+              <w:pStyle w:val="af2"/>
             </w:pPr>
           </w:p>
         </w:tc>
@@ -4121,7 +4111,7 @@
           </w:tcPr>
           <w:p>
             <w:pPr>
-              <w:pStyle w:val="BNf6"/>
+              <w:pStyle w:val="af2"/>
               <w:rPr>
                 <w:bCs/>
                 <w:lang w:eastAsia="zh-CN"/>
@@ -4138,7 +4128,7 @@
           </w:p>
           <w:p>
             <w:pPr>
-              <w:pStyle w:val="BNf6"/>
+              <w:pStyle w:val="af2"/>
               <w:rPr>
                 <w:bCs/>
               </w:rPr>
@@ -4160,7 +4150,7 @@
           </w:p>
           <w:p>
             <w:pPr>
-              <w:pStyle w:val="BNf6"/>
+              <w:pStyle w:val="af2"/>
               <w:rPr>
                 <w:bCs/>
               </w:rPr>
@@ -4194,7 +4184,7 @@
           </w:tcPr>
           <w:p>
             <w:pPr>
-              <w:pStyle w:val="BNf6"/>
+              <w:pStyle w:val="af2"/>
               <w:rPr>
                 <w:bCs/>
               </w:rPr>
@@ -4252,7 +4242,7 @@
           </w:tcPr>
           <w:p>
             <w:pPr>
-              <w:pStyle w:val="BNf6"/>
+              <w:pStyle w:val="af2"/>
               <w:rPr>
                 <w:bCs/>
                 <w:lang w:eastAsia="zh-CN"/>
@@ -4273,7 +4263,7 @@
           </w:tcPr>
           <w:p>
             <w:pPr>
-              <w:pStyle w:val="BNf6"/>
+              <w:pStyle w:val="af2"/>
             </w:pPr>
           </w:p>
         </w:tc>
@@ -4290,7 +4280,7 @@
           </w:tcPr>
           <w:p>
             <w:pPr>
-              <w:pStyle w:val="BNf6"/>
+              <w:pStyle w:val="af2"/>
               <w:rPr>
                 <w:bCs/>
                 <w:lang w:eastAsia="zh-CN"/>
@@ -4339,7 +4329,7 @@
           </w:p>
           <w:p>
             <w:pPr>
-              <w:pStyle w:val="BNf6"/>
+              <w:pStyle w:val="af2"/>
               <w:rPr>
                 <w:bCs/>
               </w:rPr>
@@ -4361,7 +4351,7 @@
           </w:p>
           <w:p>
             <w:pPr>
-              <w:pStyle w:val="BNf6"/>
+              <w:pStyle w:val="af2"/>
               <w:rPr>
                 <w:bCs/>
               </w:rPr>
@@ -4395,7 +4385,7 @@
           </w:tcPr>
           <w:p>
             <w:pPr>
-              <w:pStyle w:val="BNf6"/>
+              <w:pStyle w:val="af2"/>
               <w:rPr>
                 <w:bCs/>
               </w:rPr>
@@ -4421,7 +4411,7 @@
           </w:tcPr>
           <w:p>
             <w:pPr>
-              <w:pStyle w:val="BNf6"/>
+              <w:pStyle w:val="af2"/>
               <w:rPr>
                 <w:bCs/>
                 <w:lang w:eastAsia="zh-CN"/>
@@ -4442,7 +4432,7 @@
           </w:tcPr>
           <w:p>
             <w:pPr>
-              <w:pStyle w:val="BNf6"/>
+              <w:pStyle w:val="af2"/>
             </w:pPr>
           </w:p>
         </w:tc>
@@ -4459,7 +4449,7 @@
           </w:tcPr>
           <w:p>
             <w:pPr>
-              <w:pStyle w:val="BNf6"/>
+              <w:pStyle w:val="af2"/>
               <w:rPr>
                 <w:bCs/>
                 <w:lang w:eastAsia="zh-CN"/>
@@ -4508,7 +4498,7 @@
           </w:p>
           <w:p>
             <w:pPr>
-              <w:pStyle w:val="BNf6"/>
+              <w:pStyle w:val="af2"/>
               <w:rPr>
                 <w:bCs/>
               </w:rPr>
@@ -4530,7 +4520,7 @@
           </w:p>
           <w:p>
             <w:pPr>
-              <w:pStyle w:val="BNf6"/>
+              <w:pStyle w:val="af2"/>
               <w:rPr>
                 <w:bCs/>
               </w:rPr>
@@ -4564,7 +4554,7 @@
           </w:tcPr>
           <w:p>
             <w:pPr>
-              <w:pStyle w:val="BNf6"/>
+              <w:pStyle w:val="af2"/>
               <w:rPr>
                 <w:bCs/>
               </w:rPr>
@@ -4590,7 +4580,7 @@
           </w:tcPr>
           <w:p>
             <w:pPr>
-              <w:pStyle w:val="BNf6"/>
+              <w:pStyle w:val="af2"/>
               <w:rPr>
                 <w:bCs/>
                 <w:lang w:eastAsia="zh-CN"/>
@@ -4611,7 +4601,7 @@
           </w:tcPr>
           <w:p>
             <w:pPr>
-              <w:pStyle w:val="BNf6"/>
+              <w:pStyle w:val="af2"/>
             </w:pPr>
           </w:p>
         </w:tc>
@@ -4628,7 +4618,7 @@
           </w:tcPr>
           <w:p>
             <w:pPr>
-              <w:pStyle w:val="BNf6"/>
+              <w:pStyle w:val="af2"/>
               <w:rPr>
                 <w:bCs/>
                 <w:lang w:eastAsia="zh-CN"/>
@@ -4670,7 +4660,7 @@
           </w:p>
           <w:p>
             <w:pPr>
-              <w:pStyle w:val="BNf6"/>
+              <w:pStyle w:val="af2"/>
               <w:rPr>
                 <w:bCs/>
               </w:rPr>
@@ -4692,7 +4682,7 @@
           </w:p>
           <w:p>
             <w:pPr>
-              <w:pStyle w:val="BNf6"/>
+              <w:pStyle w:val="af2"/>
               <w:rPr>
                 <w:bCs/>
               </w:rPr>
@@ -4726,7 +4716,7 @@
           </w:tcPr>
           <w:p>
             <w:pPr>
-              <w:pStyle w:val="BNf6"/>
+              <w:pStyle w:val="af2"/>
               <w:rPr>
                 <w:bCs/>
               </w:rPr>
@@ -4752,7 +4742,7 @@
           </w:tcPr>
           <w:p>
             <w:pPr>
-              <w:pStyle w:val="BNf6"/>
+              <w:pStyle w:val="af2"/>
               <w:rPr>
                 <w:bCs/>
                 <w:lang w:eastAsia="zh-CN"/>
@@ -4781,7 +4771,7 @@
           </w:tcPr>
           <w:p>
             <w:pPr>
-              <w:pStyle w:val="BNf6"/>
+              <w:pStyle w:val="af2"/>
             </w:pPr>
           </w:p>
         </w:tc>
@@ -4798,7 +4788,7 @@
           </w:tcPr>
           <w:p>
             <w:pPr>
-              <w:pStyle w:val="BNf6"/>
+              <w:pStyle w:val="af2"/>
               <w:rPr>
                 <w:bCs/>
                 <w:lang w:eastAsia="zh-CN"/>
@@ -4943,7 +4933,7 @@
           </w:p>
           <w:p>
             <w:pPr>
-              <w:pStyle w:val="BNf6"/>
+              <w:pStyle w:val="af2"/>
               <w:rPr>
                 <w:bCs/>
               </w:rPr>
@@ -4965,7 +4955,7 @@
           </w:p>
           <w:p>
             <w:pPr>
-              <w:pStyle w:val="BNf6"/>
+              <w:pStyle w:val="af2"/>
               <w:rPr>
                 <w:bCs/>
               </w:rPr>
@@ -4999,7 +4989,7 @@
           </w:tcPr>
           <w:p>
             <w:pPr>
-              <w:pStyle w:val="BNf6"/>
+              <w:pStyle w:val="af2"/>
               <w:rPr>
                 <w:bCs/>
               </w:rPr>
@@ -5057,7 +5047,7 @@
           </w:tcPr>
           <w:p>
             <w:pPr>
-              <w:pStyle w:val="BNf6"/>
+              <w:pStyle w:val="af2"/>
               <w:rPr>
                 <w:bCs/>
                 <w:lang w:eastAsia="zh-CN"/>
@@ -5078,7 +5068,7 @@
           </w:tcPr>
           <w:p>
             <w:pPr>
-              <w:pStyle w:val="BNf6"/>
+              <w:pStyle w:val="af2"/>
             </w:pPr>
           </w:p>
         </w:tc>
@@ -5095,7 +5085,7 @@
           </w:tcPr>
           <w:p>
             <w:pPr>
-              <w:pStyle w:val="BNf6"/>
+              <w:pStyle w:val="af2"/>
               <w:rPr>
                 <w:bCs/>
                 <w:lang w:eastAsia="zh-CN"/>
@@ -5128,7 +5118,7 @@
           </w:p>
           <w:p>
             <w:pPr>
-              <w:pStyle w:val="BNf6"/>
+              <w:pStyle w:val="af2"/>
               <w:rPr>
                 <w:bCs/>
                 <w:lang w:eastAsia="zh-CN"/>
@@ -5169,7 +5159,7 @@
           </w:p>
           <w:p>
             <w:pPr>
-              <w:pStyle w:val="BNf6"/>
+              <w:pStyle w:val="af2"/>
               <w:rPr>
                 <w:bCs/>
               </w:rPr>
@@ -5205,7 +5195,7 @@
           </w:p>
           <w:p>
             <w:pPr>
-              <w:pStyle w:val="BNf6"/>
+              <w:pStyle w:val="af2"/>
               <w:rPr>
                 <w:bCs/>
                 <w:lang w:eastAsia="zh-CN"/>
@@ -5326,7 +5316,7 @@
           </w:p>
           <w:p>
             <w:pPr>
-              <w:pStyle w:val="BNf6"/>
+              <w:pStyle w:val="af2"/>
               <w:rPr>
                 <w:bCs/>
               </w:rPr>
@@ -5348,7 +5338,7 @@
           </w:p>
           <w:p>
             <w:pPr>
-              <w:pStyle w:val="BNf6"/>
+              <w:pStyle w:val="af2"/>
               <w:rPr>
                 <w:bCs/>
               </w:rPr>
@@ -5382,7 +5372,7 @@
           </w:tcPr>
           <w:p>
             <w:pPr>
-              <w:pStyle w:val="BNf6"/>
+              <w:pStyle w:val="af2"/>
               <w:rPr>
                 <w:bCs/>
               </w:rPr>
@@ -5408,7 +5398,7 @@
           </w:tcPr>
           <w:p>
             <w:pPr>
-              <w:pStyle w:val="BNf6"/>
+              <w:pStyle w:val="af2"/>
               <w:rPr>
                 <w:bCs/>
                 <w:lang w:eastAsia="zh-CN"/>
@@ -5429,7 +5419,7 @@
           </w:tcPr>
           <w:p>
             <w:pPr>
-              <w:pStyle w:val="BNf6"/>
+              <w:pStyle w:val="af2"/>
             </w:pPr>
           </w:p>
         </w:tc>
@@ -5446,7 +5436,7 @@
           </w:tcPr>
           <w:p>
             <w:pPr>
-              <w:pStyle w:val="BNf6"/>
+              <w:pStyle w:val="af2"/>
               <w:rPr>
                 <w:bCs/>
                 <w:lang w:eastAsia="zh-CN"/>
@@ -5479,7 +5469,7 @@
           </w:p>
           <w:p>
             <w:pPr>
-              <w:pStyle w:val="BNf6"/>
+              <w:pStyle w:val="af2"/>
               <w:rPr>
                 <w:bCs/>
                 <w:lang w:eastAsia="zh-CN"/>
@@ -5552,7 +5542,7 @@
           </w:p>
           <w:p>
             <w:pPr>
-              <w:pStyle w:val="BNf6"/>
+              <w:pStyle w:val="af2"/>
               <w:rPr>
                 <w:bCs/>
                 <w:lang w:eastAsia="zh-CN"/>
@@ -5577,7 +5567,7 @@
           </w:p>
           <w:p>
             <w:pPr>
-              <w:pStyle w:val="BNf6"/>
+              <w:pStyle w:val="af2"/>
               <w:rPr>
                 <w:bCs/>
                 <w:lang w:eastAsia="zh-CN"/>
@@ -5634,7 +5624,7 @@
           </w:p>
           <w:p>
             <w:pPr>
-              <w:pStyle w:val="BNf6"/>
+              <w:pStyle w:val="af2"/>
               <w:rPr>
                 <w:bCs/>
                 <w:lang w:eastAsia="zh-CN"/>
@@ -5659,7 +5649,7 @@
           </w:p>
           <w:p>
             <w:pPr>
-              <w:pStyle w:val="BNf6"/>
+              <w:pStyle w:val="af2"/>
               <w:rPr>
                 <w:bCs/>
                 <w:lang w:eastAsia="zh-CN"/>
@@ -5708,7 +5698,7 @@
           </w:p>
           <w:p>
             <w:pPr>
-              <w:pStyle w:val="BNf6"/>
+              <w:pStyle w:val="af2"/>
               <w:rPr>
                 <w:bCs/>
               </w:rPr>
@@ -5730,7 +5720,7 @@
           </w:p>
           <w:p>
             <w:pPr>
-              <w:pStyle w:val="BNf6"/>
+              <w:pStyle w:val="af2"/>
               <w:rPr>
                 <w:bCs/>
               </w:rPr>
@@ -5764,7 +5754,7 @@
           </w:tcPr>
           <w:p>
             <w:pPr>
-              <w:pStyle w:val="BNf6"/>
+              <w:pStyle w:val="af2"/>
               <w:rPr>
                 <w:bCs/>
               </w:rPr>
@@ -5790,7 +5780,7 @@
           </w:tcPr>
           <w:p>
             <w:pPr>
-              <w:pStyle w:val="BNf6"/>
+              <w:pStyle w:val="af2"/>
               <w:rPr>
                 <w:bCs/>
                 <w:lang w:eastAsia="zh-CN"/>
@@ -5811,7 +5801,7 @@
           </w:tcPr>
           <w:p>
             <w:pPr>
-              <w:pStyle w:val="BNf6"/>
+              <w:pStyle w:val="af2"/>
             </w:pPr>
           </w:p>
         </w:tc>
@@ -5828,7 +5818,7 @@
           </w:tcPr>
           <w:p>
             <w:pPr>
-              <w:pStyle w:val="BNf6"/>
+              <w:pStyle w:val="af2"/>
               <w:rPr>
                 <w:bCs/>
                 <w:lang w:eastAsia="zh-CN"/>
@@ -5861,7 +5851,7 @@
           </w:p>
           <w:p>
             <w:pPr>
-              <w:pStyle w:val="BNf6"/>
+              <w:pStyle w:val="af2"/>
               <w:rPr>
                 <w:bCs/>
                 <w:lang w:eastAsia="zh-CN"/>
@@ -5902,7 +5892,7 @@
           </w:p>
           <w:p>
             <w:pPr>
-              <w:pStyle w:val="BNf6"/>
+              <w:pStyle w:val="af2"/>
               <w:rPr>
                 <w:bCs/>
                 <w:lang w:eastAsia="zh-CN"/>
@@ -5959,7 +5949,7 @@
           </w:p>
           <w:p>
             <w:pPr>
-              <w:pStyle w:val="BNf6"/>
+              <w:pStyle w:val="af2"/>
               <w:rPr>
                 <w:bCs/>
                 <w:lang w:eastAsia="zh-CN"/>
@@ -6002,7 +5992,7 @@
           </w:p>
           <w:p>
             <w:pPr>
-              <w:pStyle w:val="BNf6"/>
+              <w:pStyle w:val="af2"/>
               <w:rPr>
                 <w:bCs/>
                 <w:lang w:eastAsia="zh-CN"/>
@@ -6043,7 +6033,7 @@
           </w:p>
           <w:p>
             <w:pPr>
-              <w:pStyle w:val="BNf6"/>
+              <w:pStyle w:val="af2"/>
               <w:rPr>
                 <w:bCs/>
                 <w:lang w:eastAsia="zh-CN"/>
@@ -6116,7 +6106,7 @@
           </w:p>
           <w:p>
             <w:pPr>
-              <w:pStyle w:val="BNf6"/>
+              <w:pStyle w:val="af2"/>
               <w:rPr>
                 <w:bCs/>
               </w:rPr>
@@ -6138,7 +6128,7 @@
           </w:p>
           <w:p>
             <w:pPr>
-              <w:pStyle w:val="BNf6"/>
+              <w:pStyle w:val="af2"/>
               <w:rPr>
                 <w:bCs/>
               </w:rPr>
@@ -6172,7 +6162,7 @@
           </w:tcPr>
           <w:p>
             <w:pPr>
-              <w:pStyle w:val="BNf6"/>
+              <w:pStyle w:val="af2"/>
               <w:rPr>
                 <w:bCs/>
               </w:rPr>
@@ -6198,7 +6188,7 @@
           </w:tcPr>
           <w:p>
             <w:pPr>
-              <w:pStyle w:val="BNf6"/>
+              <w:pStyle w:val="af2"/>
               <w:rPr>
                 <w:bCs/>
                 <w:lang w:eastAsia="zh-CN"/>
@@ -6219,7 +6209,7 @@
           </w:tcPr>
           <w:p>
             <w:pPr>
-              <w:pStyle w:val="BNf6"/>
+              <w:pStyle w:val="af2"/>
             </w:pPr>
           </w:p>
         </w:tc>
@@ -6236,7 +6226,7 @@
           </w:tcPr>
           <w:p>
             <w:pPr>
-              <w:pStyle w:val="BNf6"/>
+              <w:pStyle w:val="af2"/>
               <w:rPr>
                 <w:bCs/>
                 <w:lang w:eastAsia="zh-CN"/>
@@ -6253,7 +6243,7 @@
           </w:p>
           <w:p>
             <w:pPr>
-              <w:pStyle w:val="BNf6"/>
+              <w:pStyle w:val="af2"/>
               <w:rPr>
                 <w:bCs/>
               </w:rPr>
@@ -6275,7 +6265,7 @@
           </w:p>
           <w:p>
             <w:pPr>
-              <w:pStyle w:val="BNf6"/>
+              <w:pStyle w:val="af2"/>
               <w:rPr>
                 <w:bCs/>
               </w:rPr>
@@ -6309,7 +6299,7 @@
           </w:tcPr>
           <w:p>
             <w:pPr>
-              <w:pStyle w:val="BNf6"/>
+              <w:pStyle w:val="af2"/>
               <w:rPr>
                 <w:bCs/>
               </w:rPr>
@@ -6335,7 +6325,7 @@
           </w:tcPr>
           <w:p>
             <w:pPr>
-              <w:pStyle w:val="BNf6"/>
+              <w:pStyle w:val="af2"/>
               <w:rPr>
                 <w:bCs/>
                 <w:lang w:eastAsia="zh-CN"/>
@@ -6356,7 +6346,7 @@
           </w:tcPr>
           <w:p>
             <w:pPr>
-              <w:pStyle w:val="BNf6"/>
+              <w:pStyle w:val="af2"/>
             </w:pPr>
           </w:p>
         </w:tc>
@@ -6373,7 +6363,7 @@
           </w:tcPr>
           <w:p>
             <w:pPr>
-              <w:pStyle w:val="BNf6"/>
+              <w:pStyle w:val="af2"/>
               <w:rPr>
                 <w:bCs/>
                 <w:lang w:eastAsia="zh-CN"/>
@@ -6401,7 +6391,7 @@
           </w:tcPr>
           <w:p>
             <w:pPr>
-              <w:pStyle w:val="BNf6"/>
+              <w:pStyle w:val="af2"/>
               <w:rPr>
                 <w:bCs/>
               </w:rPr>
@@ -6427,7 +6417,7 @@
           </w:tcPr>
           <w:p>
             <w:pPr>
-              <w:pStyle w:val="BNf6"/>
+              <w:pStyle w:val="af2"/>
               <w:rPr>
                 <w:bCs/>
                 <w:lang w:eastAsia="zh-CN"/>
@@ -6448,7 +6438,7 @@
           </w:tcPr>
           <w:p>
             <w:pPr>
-              <w:pStyle w:val="BNf6"/>
+              <w:pStyle w:val="af2"/>
             </w:pPr>
           </w:p>
         </w:tc>
@@ -6465,7 +6455,7 @@
           </w:tcPr>
           <w:p>
             <w:pPr>
-              <w:pStyle w:val="BNf6"/>
+              <w:pStyle w:val="af2"/>
               <w:rPr>
                 <w:bCs/>
               </w:rPr>
@@ -6485,7 +6475,7 @@
           </w:tcPr>
           <w:p>
             <w:pPr>
-              <w:pStyle w:val="BNf6"/>
+              <w:pStyle w:val="af2"/>
               <w:rPr>
                 <w:bCs/>
               </w:rPr>
@@ -6511,7 +6501,7 @@
           </w:tcPr>
           <w:p>
             <w:pPr>
-              <w:pStyle w:val="BNf6"/>
+              <w:pStyle w:val="af2"/>
               <w:rPr>
                 <w:bCs/>
                 <w:lang w:eastAsia="zh-CN"/>
@@ -6532,7 +6522,7 @@
           </w:tcPr>
           <w:p>
             <w:pPr>
-              <w:pStyle w:val="BNf6"/>
+              <w:pStyle w:val="af2"/>
             </w:pPr>
           </w:p>
         </w:tc>
@@ -6549,7 +6539,7 @@
           </w:tcPr>
           <w:p>
             <w:pPr>
-              <w:pStyle w:val="BNf6"/>
+              <w:pStyle w:val="af2"/>
               <w:rPr>
                 <w:bCs/>
               </w:rPr>
@@ -6569,7 +6559,7 @@
           </w:tcPr>
           <w:p>
             <w:pPr>
-              <w:pStyle w:val="BNf6"/>
+              <w:pStyle w:val="af2"/>
               <w:rPr>
                 <w:bCs/>
               </w:rPr>
@@ -6595,7 +6585,7 @@
           </w:tcPr>
           <w:p>
             <w:pPr>
-              <w:pStyle w:val="BNf6"/>
+              <w:pStyle w:val="af2"/>
               <w:rPr>
                 <w:bCs/>
                 <w:lang w:eastAsia="zh-CN"/>
@@ -6616,7 +6606,7 @@
           </w:tcPr>
           <w:p>
             <w:pPr>
-              <w:pStyle w:val="BNf6"/>
+              <w:pStyle w:val="af2"/>
             </w:pPr>
           </w:p>
         </w:tc>
@@ -6633,7 +6623,7 @@
           </w:tcPr>
           <w:p>
             <w:pPr>
-              <w:pStyle w:val="BNf6"/>
+              <w:pStyle w:val="af2"/>
               <w:rPr>
                 <w:bCs/>
               </w:rPr>
@@ -6653,7 +6643,7 @@
           </w:tcPr>
           <w:p>
             <w:pPr>
-              <w:pStyle w:val="BNf6"/>
+              <w:pStyle w:val="af2"/>
               <w:rPr>
                 <w:bCs/>
               </w:rPr>
@@ -6679,7 +6669,7 @@
           </w:tcPr>
           <w:p>
             <w:pPr>
-              <w:pStyle w:val="BNf6"/>
+              <w:pStyle w:val="af2"/>
               <w:rPr>
                 <w:bCs/>
                 <w:lang w:eastAsia="zh-CN"/>
@@ -6700,7 +6690,7 @@
           </w:tcPr>
           <w:p>
             <w:pPr>
-              <w:pStyle w:val="BNf6"/>
+              <w:pStyle w:val="af2"/>
             </w:pPr>
           </w:p>
         </w:tc>
@@ -6717,7 +6707,7 @@
           </w:tcPr>
           <w:p>
             <w:pPr>
-              <w:pStyle w:val="BNf6"/>
+              <w:pStyle w:val="af2"/>
               <w:rPr>
                 <w:bCs/>
               </w:rPr>
@@ -6737,7 +6727,7 @@
           </w:tcPr>
           <w:p>
             <w:pPr>
-              <w:pStyle w:val="BNf6"/>
+              <w:pStyle w:val="af2"/>
               <w:rPr>
                 <w:bCs/>
               </w:rPr>
@@ -6763,7 +6753,7 @@
           </w:tcPr>
           <w:p>
             <w:pPr>
-              <w:pStyle w:val="BNf6"/>
+              <w:pStyle w:val="af2"/>
               <w:rPr>
                 <w:bCs/>
                 <w:lang w:eastAsia="zh-CN"/>
@@ -6784,7 +6774,7 @@
           </w:tcPr>
           <w:p>
             <w:pPr>
-              <w:pStyle w:val="BNf6"/>
+              <w:pStyle w:val="af2"/>
             </w:pPr>
           </w:p>
         </w:tc>
@@ -6801,7 +6791,7 @@
           </w:tcPr>
           <w:p>
             <w:pPr>
-              <w:pStyle w:val="BNf6"/>
+              <w:pStyle w:val="af2"/>
               <w:rPr>
                 <w:bCs/>
               </w:rPr>
@@ -6821,7 +6811,7 @@
           </w:tcPr>
           <w:p>
             <w:pPr>
-              <w:pStyle w:val="BNf6"/>
+              <w:pStyle w:val="af2"/>
               <w:rPr>
                 <w:bCs/>
               </w:rPr>
@@ -6847,7 +6837,7 @@
           </w:tcPr>
           <w:p>
             <w:pPr>
-              <w:pStyle w:val="BNf6"/>
+              <w:pStyle w:val="af2"/>
               <w:rPr>
                 <w:bCs/>
                 <w:lang w:eastAsia="zh-CN"/>
@@ -6868,7 +6858,7 @@
           </w:tcPr>
           <w:p>
             <w:pPr>
-              <w:pStyle w:val="BNf6"/>
+              <w:pStyle w:val="af2"/>
             </w:pPr>
           </w:p>
         </w:tc>
@@ -6885,7 +6875,7 @@
           </w:tcPr>
           <w:p>
             <w:pPr>
-              <w:pStyle w:val="BNf6"/>
+              <w:pStyle w:val="af2"/>
               <w:rPr>
                 <w:bCs/>
               </w:rPr>
@@ -6905,7 +6895,7 @@
           </w:tcPr>
           <w:p>
             <w:pPr>
-              <w:pStyle w:val="BNf6"/>
+              <w:pStyle w:val="af2"/>
               <w:rPr>
                 <w:bCs/>
               </w:rPr>
@@ -6931,7 +6921,7 @@
           </w:tcPr>
           <w:p>
             <w:pPr>
-              <w:pStyle w:val="BNf6"/>
+              <w:pStyle w:val="af2"/>
               <w:rPr>
                 <w:bCs/>
                 <w:lang w:eastAsia="zh-CN"/>
@@ -6952,7 +6942,7 @@
           </w:tcPr>
           <w:p>
             <w:pPr>
-              <w:pStyle w:val="BNf6"/>
+              <w:pStyle w:val="af2"/>
             </w:pPr>
           </w:p>
         </w:tc>
@@ -6969,7 +6959,7 @@
           </w:tcPr>
           <w:p>
             <w:pPr>
-              <w:pStyle w:val="BNf6"/>
+              <w:pStyle w:val="af2"/>
               <w:rPr>
                 <w:bCs/>
               </w:rPr>
@@ -6989,7 +6979,7 @@
           </w:tcPr>
           <w:p>
             <w:pPr>
-              <w:pStyle w:val="BNf6"/>
+              <w:pStyle w:val="af2"/>
               <w:rPr>
                 <w:bCs/>
               </w:rPr>
@@ -7015,7 +7005,7 @@
           </w:tcPr>
           <w:p>
             <w:pPr>
-              <w:pStyle w:val="BNf6"/>
+              <w:pStyle w:val="af2"/>
               <w:rPr>
                 <w:bCs/>
                 <w:lang w:eastAsia="zh-CN"/>
@@ -7036,7 +7026,7 @@
           </w:tcPr>
           <w:p>
             <w:pPr>
-              <w:pStyle w:val="BNf6"/>
+              <w:pStyle w:val="af2"/>
             </w:pPr>
           </w:p>
         </w:tc>
@@ -7053,7 +7043,7 @@
           </w:tcPr>
           <w:p>
             <w:pPr>
-              <w:pStyle w:val="BNf6"/>
+              <w:pStyle w:val="af2"/>
               <w:rPr>
                 <w:bCs/>
               </w:rPr>
@@ -7073,7 +7063,7 @@
           </w:tcPr>
           <w:p>
             <w:pPr>
-              <w:pStyle w:val="BNf6"/>
+              <w:pStyle w:val="af2"/>
               <w:rPr>
                 <w:bCs/>
               </w:rPr>
@@ -7099,7 +7089,7 @@
           </w:tcPr>
           <w:p>
             <w:pPr>
-              <w:pStyle w:val="BNf6"/>
+              <w:pStyle w:val="af2"/>
               <w:rPr>
                 <w:bCs/>
                 <w:lang w:eastAsia="zh-CN"/>
@@ -7120,7 +7110,7 @@
           </w:tcPr>
           <w:p>
             <w:pPr>
-              <w:pStyle w:val="BNf6"/>
+              <w:pStyle w:val="af2"/>
             </w:pPr>
           </w:p>
         </w:tc>
@@ -7137,7 +7127,7 @@
           </w:tcPr>
           <w:p>
             <w:pPr>
-              <w:pStyle w:val="BNf6"/>
+              <w:pStyle w:val="af2"/>
               <w:rPr>
                 <w:bCs/>
               </w:rPr>
@@ -7157,7 +7147,7 @@
           </w:tcPr>
           <w:p>
             <w:pPr>
-              <w:pStyle w:val="BNf6"/>
+              <w:pStyle w:val="af2"/>
               <w:rPr>
                 <w:bCs/>
               </w:rPr>
@@ -7183,7 +7173,7 @@
           </w:tcPr>
           <w:p>
             <w:pPr>
-              <w:pStyle w:val="BNf6"/>
+              <w:pStyle w:val="af2"/>
               <w:rPr>
                 <w:bCs/>
                 <w:lang w:eastAsia="zh-CN"/>
@@ -7204,7 +7194,7 @@
           </w:tcPr>
           <w:p>
             <w:pPr>
-              <w:pStyle w:val="BNf6"/>
+              <w:pStyle w:val="af2"/>
             </w:pPr>
           </w:p>
         </w:tc>
@@ -7221,7 +7211,7 @@
           </w:tcPr>
           <w:p>
             <w:pPr>
-              <w:pStyle w:val="BNf6"/>
+              <w:pStyle w:val="af2"/>
               <w:rPr>
                 <w:bCs/>
               </w:rPr>
@@ -7241,7 +7231,7 @@
           </w:tcPr>
           <w:p>
             <w:pPr>
-              <w:pStyle w:val="BNf6"/>
+              <w:pStyle w:val="af2"/>
               <w:rPr>
                 <w:bCs/>
               </w:rPr>
@@ -7252,7 +7242,7 @@
     </w:tbl>
     <w:p>
       <w:pPr>
-        <w:pStyle w:val="BNf6"/>
+        <w:pStyle w:val="af2"/>
         <w:rPr>
           <w:lang w:eastAsia="zh-CN"/>
         </w:rPr>
@@ -7282,7 +7272,7 @@
     </w:p>
     <w:p>
       <w:pPr>
-        <w:pStyle w:val="BN1"/>
+        <w:pStyle w:val="1"/>
       </w:pPr>
       <w:r>
         <w:rPr>
@@ -7297,7 +7287,7 @@
     </w:p>
     <w:p>
       <w:pPr>
-        <w:pStyle w:val="BNf6"/>
+        <w:pStyle w:val="af2"/>
         <w:rPr>
           <w:lang w:eastAsia="zh-CN"/>
         </w:rPr>
@@ -7360,7 +7350,7 @@
           </w:tcPr>
           <w:p>
             <w:pPr>
-              <w:pStyle w:val="BNf6"/>
+              <w:pStyle w:val="af2"/>
               <w:rPr>
                 <w:lang w:eastAsia="zh-CN"/>
               </w:rPr>
@@ -7386,7 +7376,7 @@
           </w:tcPr>
           <w:p>
             <w:pPr>
-              <w:pStyle w:val="BNf6"/>
+              <w:pStyle w:val="af2"/>
               <w:rPr>
                 <w:lang w:eastAsia="zh-CN"/>
               </w:rPr>
@@ -7411,7 +7401,7 @@
           </w:tcPr>
           <w:p>
             <w:pPr>
-              <w:pStyle w:val="BNf6"/>
+              <w:pStyle w:val="af2"/>
               <w:rPr>
                 <w:lang w:eastAsia="zh-CN"/>
               </w:rPr>
@@ -7437,7 +7427,7 @@
           </w:tcPr>
           <w:p>
             <w:pPr>
-              <w:pStyle w:val="BNf6"/>
+              <w:pStyle w:val="af2"/>
               <w:rPr>
                 <w:b/>
                 <w:bCs/>
@@ -7455,7 +7445,7 @@
           </w:p>
           <w:p>
             <w:pPr>
-              <w:pStyle w:val="BNf6"/>
+              <w:pStyle w:val="af2"/>
               <w:rPr>
                 <w:lang w:eastAsia="zh-CN"/>
               </w:rPr>
@@ -7489,7 +7479,7 @@
           </w:tcPr>
           <w:p>
             <w:pPr>
-              <w:pStyle w:val="BNf6"/>
+              <w:pStyle w:val="af2"/>
               <w:rPr>
                 <w:lang w:eastAsia="zh-CN"/>
               </w:rPr>
@@ -7509,7 +7499,7 @@
           </w:tcPr>
           <w:p>
             <w:pPr>
-              <w:pStyle w:val="BNf6"/>
+              <w:pStyle w:val="af2"/>
               <w:rPr>
                 <w:b/>
                 <w:lang w:eastAsia="zh-CN"/>
@@ -7530,7 +7520,7 @@
           </w:tcPr>
           <w:p>
             <w:pPr>
-              <w:pStyle w:val="BNf6"/>
+              <w:pStyle w:val="af2"/>
               <w:rPr>
                 <w:lang w:eastAsia="zh-CN"/>
               </w:rPr>
@@ -7550,7 +7540,7 @@
           </w:tcPr>
           <w:p>
             <w:pPr>
-              <w:pStyle w:val="BNf6"/>
+              <w:pStyle w:val="af2"/>
               <w:rPr>
                 <w:lang w:eastAsia="zh-CN"/>
               </w:rPr>
@@ -7613,7 +7603,7 @@
           </w:tcPr>
           <w:p>
             <w:pPr>
-              <w:pStyle w:val="BNf6"/>
+              <w:pStyle w:val="af2"/>
               <w:rPr>
                 <w:lang w:eastAsia="zh-CN"/>
               </w:rPr>
@@ -7633,7 +7623,7 @@
           </w:tcPr>
           <w:p>
             <w:pPr>
-              <w:pStyle w:val="BNf6"/>
+              <w:pStyle w:val="af2"/>
               <w:rPr>
                 <w:lang w:eastAsia="zh-CN"/>
               </w:rPr>
@@ -7653,7 +7643,7 @@
           </w:tcPr>
           <w:p>
             <w:pPr>
-              <w:pStyle w:val="BNf6"/>
+              <w:pStyle w:val="af2"/>
               <w:rPr>
                 <w:lang w:eastAsia="zh-CN"/>
               </w:rPr>
@@ -7673,7 +7663,7 @@
           </w:tcPr>
           <w:p>
             <w:pPr>
-              <w:pStyle w:val="BNf6"/>
+              <w:pStyle w:val="af2"/>
               <w:rPr>
                 <w:lang w:eastAsia="zh-CN"/>
               </w:rPr>
@@ -7736,7 +7726,7 @@
           </w:tcPr>
           <w:p>
             <w:pPr>
-              <w:pStyle w:val="BNf6"/>
+              <w:pStyle w:val="af2"/>
               <w:rPr>
                 <w:lang w:eastAsia="zh-CN"/>
               </w:rPr>
@@ -7756,7 +7746,7 @@
           </w:tcPr>
           <w:p>
             <w:pPr>
-              <w:pStyle w:val="BNf6"/>
+              <w:pStyle w:val="af2"/>
               <w:rPr>
                 <w:b/>
                 <w:lang w:eastAsia="zh-CN"/>
@@ -7777,7 +7767,7 @@
           </w:tcPr>
           <w:p>
             <w:pPr>
-              <w:pStyle w:val="BNf6"/>
+              <w:pStyle w:val="af2"/>
               <w:rPr>
                 <w:lang w:eastAsia="zh-CN"/>
               </w:rPr>
@@ -7797,7 +7787,7 @@
           </w:tcPr>
           <w:p>
             <w:pPr>
-              <w:pStyle w:val="BNf6"/>
+              <w:pStyle w:val="af2"/>
               <w:rPr>
                 <w:lang w:eastAsia="zh-CN"/>
               </w:rPr>
@@ -7860,7 +7850,7 @@
           </w:tcPr>
           <w:p>
             <w:pPr>
-              <w:pStyle w:val="BNf6"/>
+              <w:pStyle w:val="af2"/>
               <w:rPr>
                 <w:lang w:eastAsia="zh-CN"/>
               </w:rPr>
@@ -7880,7 +7870,7 @@
           </w:tcPr>
           <w:p>
             <w:pPr>
-              <w:pStyle w:val="BNf6"/>
+              <w:pStyle w:val="af2"/>
               <w:rPr>
                 <w:b/>
                 <w:lang w:eastAsia="zh-CN"/>
@@ -7901,7 +7891,7 @@
           </w:tcPr>
           <w:p>
             <w:pPr>
-              <w:pStyle w:val="BNf6"/>
+              <w:pStyle w:val="af2"/>
               <w:rPr>
                 <w:lang w:eastAsia="zh-CN"/>
               </w:rPr>
@@ -7921,7 +7911,7 @@
           </w:tcPr>
           <w:p>
             <w:pPr>
-              <w:pStyle w:val="BNf6"/>
+              <w:pStyle w:val="af2"/>
               <w:rPr>
                 <w:lang w:eastAsia="zh-CN"/>
               </w:rPr>
@@ -7984,7 +7974,7 @@
           </w:tcPr>
           <w:p>
             <w:pPr>
-              <w:pStyle w:val="BNf6"/>
+              <w:pStyle w:val="af2"/>
               <w:rPr>
                 <w:lang w:eastAsia="zh-CN"/>
               </w:rPr>
@@ -8004,7 +7994,7 @@
           </w:tcPr>
           <w:p>
             <w:pPr>
-              <w:pStyle w:val="BNf6"/>
+              <w:pStyle w:val="af2"/>
               <w:rPr>
                 <w:b/>
                 <w:lang w:eastAsia="zh-CN"/>
@@ -8025,7 +8015,7 @@
           </w:tcPr>
           <w:p>
             <w:pPr>
-              <w:pStyle w:val="BNf6"/>
+              <w:pStyle w:val="af2"/>
               <w:rPr>
                 <w:lang w:eastAsia="zh-CN"/>
               </w:rPr>
@@ -8045,7 +8035,7 @@
           </w:tcPr>
           <w:p>
             <w:pPr>
-              <w:pStyle w:val="BNf6"/>
+              <w:pStyle w:val="af2"/>
               <w:rPr>
                 <w:bCs/>
                 <w:lang w:eastAsia="zh-CN"/>
@@ -8109,7 +8099,7 @@
           </w:tcPr>
           <w:p>
             <w:pPr>
-              <w:pStyle w:val="BNf6"/>
+              <w:pStyle w:val="af2"/>
               <w:rPr>
                 <w:lang w:eastAsia="zh-CN"/>
               </w:rPr>
@@ -8129,7 +8119,7 @@
           </w:tcPr>
           <w:p>
             <w:pPr>
-              <w:pStyle w:val="BNf6"/>
+              <w:pStyle w:val="af2"/>
               <w:rPr>
                 <w:b/>
                 <w:bCs/>
@@ -8151,7 +8141,7 @@
           </w:tcPr>
           <w:p>
             <w:pPr>
-              <w:pStyle w:val="BNf6"/>
+              <w:pStyle w:val="af2"/>
               <w:rPr>
                 <w:lang w:eastAsia="zh-CN"/>
               </w:rPr>
@@ -8171,7 +8161,7 @@
           </w:tcPr>
           <w:p>
             <w:pPr>
-              <w:pStyle w:val="BNf6"/>
+              <w:pStyle w:val="af2"/>
               <w:rPr>
                 <w:bCs/>
                 <w:lang w:eastAsia="zh-CN"/>
@@ -8235,7 +8225,7 @@
           </w:tcPr>
           <w:p>
             <w:pPr>
-              <w:pStyle w:val="BNf6"/>
+              <w:pStyle w:val="af2"/>
               <w:rPr>
                 <w:lang w:eastAsia="zh-CN"/>
               </w:rPr>
@@ -8255,7 +8245,7 @@
           </w:tcPr>
           <w:p>
             <w:pPr>
-              <w:pStyle w:val="BNf6"/>
+              <w:pStyle w:val="af2"/>
               <w:rPr>
                 <w:b/>
                 <w:bCs/>
@@ -8277,7 +8267,7 @@
           </w:tcPr>
           <w:p>
             <w:pPr>
-              <w:pStyle w:val="BNf6"/>
+              <w:pStyle w:val="af2"/>
               <w:rPr>
                 <w:lang w:eastAsia="zh-CN"/>
               </w:rPr>
@@ -8297,7 +8287,7 @@
           </w:tcPr>
           <w:p>
             <w:pPr>
-              <w:pStyle w:val="BNf6"/>
+              <w:pStyle w:val="af2"/>
               <w:rPr>
                 <w:bCs/>
                 <w:lang w:eastAsia="zh-CN"/>
@@ -8309,7 +8299,7 @@
     </w:tbl>
     <w:p>
       <w:pPr>
-        <w:pStyle w:val="BNf6"/>
+        <w:pStyle w:val="af2"/>
         <w:rPr>
           <w:lang w:eastAsia="zh-CN"/>
         </w:rPr>
@@ -8333,7 +8323,7 @@
     </w:p>
     <w:p>
       <w:pPr>
-        <w:pStyle w:val="BN0"/>
+        <w:pStyle w:val="0"/>
       </w:pPr>
       <w:r>
         <w:rPr>
@@ -8366,7 +8356,7 @@
     </w:p>
     <w:p>
       <w:pPr>
-        <w:pStyle w:val="BNb"/>
+        <w:pStyle w:val="a7"/>
       </w:pPr>
       <w:r>
         <w:t>投标人须根据所投货物特点，对招标文件的技术要求中各条目响应</w:t>
@@ -8392,7 +8382,7 @@
     </w:p>
     <w:p>
       <w:pPr>
-        <w:pStyle w:val="BNb"/>
+        <w:pStyle w:val="a7"/>
       </w:pPr>
       <w:r>
         <w:t>（</w:t>
@@ -8406,7 +8396,7 @@
     </w:p>
     <w:p>
       <w:pPr>
-        <w:pStyle w:val="BNb"/>
+        <w:pStyle w:val="a7"/>
       </w:pPr>
       <w:r>
         <w:t>（</w:t>
@@ -8432,7 +8422,7 @@
     </w:p>
     <w:p>
       <w:pPr>
-        <w:pStyle w:val="BNb"/>
+        <w:pStyle w:val="a7"/>
       </w:pPr>
       <w:r>
         <w:t>（</w:t>
@@ -8452,7 +8442,7 @@
     </w:p>
     <w:p>
       <w:pPr>
-        <w:pStyle w:val="BN0"/>
+        <w:pStyle w:val="0"/>
       </w:pPr>
       <w:r>
         <w:rPr>
@@ -8481,7 +8471,7 @@
     </w:p>
     <w:p>
       <w:pPr>
-        <w:pStyle w:val="BNb"/>
+        <w:pStyle w:val="a7"/>
       </w:pPr>
       <w:r>
         <w:t>此部分内容要求投标人提供所投货物的系统组成等关键技术详细方案。</w:t>
@@ -8489,7 +8479,7 @@
     </w:p>
     <w:p>
       <w:pPr>
-        <w:pStyle w:val="BNb"/>
+        <w:pStyle w:val="a7"/>
       </w:pPr>
       <w:r>
         <w:t>投标人以所投货物的系统组成按招标技术规格书格式和要求详细描述</w:t>
@@ -8509,7 +8499,7 @@
     </w:p>
     <w:p>
       <w:pPr>
-        <w:pStyle w:val="BN0"/>
+        <w:pStyle w:val="0"/>
       </w:pPr>
       <w:r>
         <w:t xml:space="preserve">C3 </w:t>
@@ -8532,7 +8522,7 @@
     </w:p>
     <w:p>
       <w:pPr>
-        <w:pStyle w:val="BN0"/>
+        <w:pStyle w:val="0"/>
       </w:pPr>
       <w:r>
         <w:t xml:space="preserve">C4 </w:t>
@@ -8561,7 +8551,7 @@
     </w:p>
     <w:p>
       <w:pPr>
-        <w:pStyle w:val="BN0"/>
+        <w:pStyle w:val="0"/>
       </w:pPr>
       <w:r>
         <w:t xml:space="preserve">C5 </w:t>
@@ -8584,7 +8574,7 @@
     </w:p>
     <w:p>
       <w:pPr>
-        <w:pStyle w:val="BNb"/>
+        <w:pStyle w:val="a7"/>
       </w:pPr>
       <w:r>
         <w:t>方案应包括设计、试验、采购、制造、调试、交付、安装督导方案等。</w:t>
@@ -8592,7 +8582,7 @@
     </w:p>
     <w:p>
       <w:pPr>
-        <w:pStyle w:val="BNb"/>
+        <w:pStyle w:val="a7"/>
       </w:pPr>
       <w:r>
         <w:t>（</w:t>
@@ -8606,7 +8596,7 @@
     </w:p>
     <w:p>
       <w:pPr>
-        <w:pStyle w:val="BNb"/>
+        <w:pStyle w:val="a7"/>
       </w:pPr>
       <w:r>
         <w:t>（</w:t>
@@ -8620,7 +8610,7 @@
     </w:p>
     <w:p>
       <w:pPr>
-        <w:pStyle w:val="BNb"/>
+        <w:pStyle w:val="a7"/>
       </w:pPr>
       <w:r>
         <w:lastRenderedPageBreak/>
@@ -8635,7 +8625,7 @@
     </w:p>
     <w:p>
       <w:pPr>
-        <w:pStyle w:val="BNb"/>
+        <w:pStyle w:val="a7"/>
       </w:pPr>
       <w:r>
         <w:t>（</w:t>
@@ -8649,7 +8639,7 @@
     </w:p>
     <w:p>
       <w:pPr>
-        <w:pStyle w:val="BNb"/>
+        <w:pStyle w:val="a7"/>
       </w:pPr>
       <w:r>
         <w:t>（</w:t>
@@ -8663,7 +8653,7 @@
     </w:p>
     <w:p>
       <w:pPr>
-        <w:pStyle w:val="BNb"/>
+        <w:pStyle w:val="a7"/>
       </w:pPr>
       <w:r>
         <w:t>（</w:t>
@@ -8680,7 +8670,7 @@
     </w:p>
     <w:p>
       <w:pPr>
-        <w:pStyle w:val="BN0"/>
+        <w:pStyle w:val="0"/>
       </w:pPr>
       <w:r>
         <w:t xml:space="preserve">C6 </w:t>
@@ -8703,7 +8693,7 @@
     </w:p>
     <w:p>
       <w:pPr>
-        <w:pStyle w:val="BNb"/>
+        <w:pStyle w:val="a7"/>
       </w:pPr>
       <w:r>
         <w:t>投标人尽可能提供主要设备的质量体系认证、生产许可证、销售</w:t>
@@ -8717,7 +8707,7 @@
     </w:p>
     <w:p>
       <w:pPr>
-        <w:pStyle w:val="BNb"/>
+        <w:pStyle w:val="a7"/>
       </w:pPr>
       <w:r>
         <w:t>1.</w:t>
@@ -8728,7 +8718,7 @@
     </w:p>
     <w:p>
       <w:pPr>
-        <w:pStyle w:val="BNb"/>
+        <w:pStyle w:val="a7"/>
       </w:pPr>
       <w:r>
         <w:t>2.</w:t>
@@ -8769,7 +8759,7 @@
     </w:p>
     <w:p>
       <w:pPr>
-        <w:pStyle w:val="BNb"/>
+        <w:pStyle w:val="a7"/>
       </w:pPr>
       <w:r>
         <w:t>3.</w:t>
@@ -8786,7 +8776,7 @@
     </w:p>
     <w:p>
       <w:pPr>
-        <w:pStyle w:val="BNb"/>
+        <w:pStyle w:val="a7"/>
       </w:pPr>
       <w:r>
         <w:t>4.</w:t>
@@ -8809,7 +8799,7 @@
     </w:p>
     <w:p>
       <w:pPr>
-        <w:pStyle w:val="BNb"/>
+        <w:pStyle w:val="a7"/>
       </w:pPr>
       <w:r>
         <w:t>5.</w:t>
@@ -8820,7 +8810,7 @@
     </w:p>
     <w:p>
       <w:pPr>
-        <w:pStyle w:val="BNb"/>
+        <w:pStyle w:val="a7"/>
       </w:pPr>
       <w:r>
         <w:t>（注意：在技术规格书中有明确要求提供证书的设备，必须提供证书）</w:t>
@@ -8828,12 +8818,12 @@
     </w:p>
     <w:p>
       <w:pPr>
-        <w:pStyle w:val="BNb"/>
+        <w:pStyle w:val="a7"/>
       </w:pPr>
     </w:p>
     <w:p>
       <w:pPr>
-        <w:pStyle w:val="BNb"/>
+        <w:pStyle w:val="a7"/>
       </w:pPr>
       <w:r>
         <w:t>说明：这些资料是评、定标时的重要参考资料。</w:t>
@@ -8841,7 +8831,7 @@
     </w:p>
     <w:p>
       <w:pPr>
-        <w:pStyle w:val="BN0"/>
+        <w:pStyle w:val="0"/>
       </w:pPr>
       <w:r>
         <w:t xml:space="preserve">C7  </w:t>
@@ -8864,7 +8854,7 @@
     </w:p>
     <w:p>
       <w:pPr>
-        <w:pStyle w:val="BNb"/>
+        <w:pStyle w:val="a7"/>
       </w:pPr>
       <w:r>
         <w:t>以下重要设备的业绩证明材料，投标人应提交近五年（自</w:t>
@@ -8896,7 +8886,7 @@
     </w:p>
     <w:p>
       <w:pPr>
-        <w:pStyle w:val="BNb"/>
+        <w:pStyle w:val="a7"/>
       </w:pPr>
       <w:r>
         <w:t>1.</w:t>
@@ -8907,7 +8897,7 @@
     </w:p>
     <w:p>
       <w:pPr>
-        <w:pStyle w:val="BNb"/>
+        <w:pStyle w:val="a7"/>
       </w:pPr>
       <w:r>
         <w:t>2.</w:t>
@@ -8948,7 +8938,7 @@
     </w:p>
     <w:p>
       <w:pPr>
-        <w:pStyle w:val="BNb"/>
+        <w:pStyle w:val="a7"/>
       </w:pPr>
       <w:r>
         <w:t>3.</w:t>
@@ -8965,7 +8955,7 @@
     </w:p>
     <w:p>
       <w:pPr>
-        <w:pStyle w:val="BNb"/>
+        <w:pStyle w:val="a7"/>
       </w:pPr>
       <w:r>
         <w:lastRenderedPageBreak/>
@@ -8989,7 +8979,7 @@
     </w:p>
     <w:p>
       <w:pPr>
-        <w:pStyle w:val="BNb"/>
+        <w:pStyle w:val="a7"/>
       </w:pPr>
       <w:r>
         <w:t>5.</w:t>
@@ -9000,7 +8990,7 @@
     </w:p>
     <w:p>
       <w:pPr>
-        <w:pStyle w:val="BNb"/>
+        <w:pStyle w:val="a7"/>
       </w:pPr>
       <w:r>
         <w:t>这些资料是评标、定标时的重要参考资料。</w:t>
@@ -9008,7 +8998,7 @@
     </w:p>
     <w:p>
       <w:pPr>
-        <w:pStyle w:val="BN0"/>
+        <w:pStyle w:val="0"/>
       </w:pPr>
       <w:r>
         <w:t xml:space="preserve">C8  </w:t>
@@ -9037,7 +9027,7 @@
     </w:p>
     <w:p>
       <w:pPr>
-        <w:pStyle w:val="BNb"/>
+        <w:pStyle w:val="a7"/>
       </w:pPr>
       <w:r>
         <w:t>1.</w:t>
@@ -9054,7 +9044,7 @@
     </w:p>
     <w:p>
       <w:pPr>
-        <w:pStyle w:val="BNb"/>
+        <w:pStyle w:val="a7"/>
       </w:pPr>
       <w:r>
         <w:t>2.</w:t>
@@ -9065,7 +9055,7 @@
     </w:p>
     <w:p>
       <w:pPr>
-        <w:pStyle w:val="BN0"/>
+        <w:pStyle w:val="0"/>
       </w:pPr>
       <w:r>
         <w:t xml:space="preserve">C9 </w:t>
@@ -9088,14 +9078,14 @@
     </w:p>
     <w:p>
       <w:pPr>
-        <w:pStyle w:val="BNb"/>
+        <w:pStyle w:val="a7"/>
       </w:pPr>
       <w:r>
         <w:t>投标人认为应补充提供的有关技术文件资料（如用于该项目的新型实用技术、特殊技术或专利技术等资料）</w:t>
       </w:r>
     </w:p>
     <w:sectPr>
-      <w:footerReference w:type="even" r:id="rId19"/>
+      <w:footerReference w:type="even" r:id="rId17"/>
       <w:pgSz w:w="11906" w:h="16838" w:code="9"/>
       <w:pgMar w:top="1361" w:right="1418" w:bottom="1361" w:left="1418" w:header="851" w:footer="992" w:gutter="113"/>
       <w:cols w:space="425"/>
@@ -9106,18 +9096,18 @@
 </file>
 
 <file path=word/comments.xml><?xml version="1.0" encoding="utf-8"?>
-<w:comments xmlns:wpc="http://schemas.microsoft.com/office/word/2010/wordprocessingCanvas" xmlns:cx="http://schemas.microsoft.com/office/drawing/2014/chartex" xmlns:cx1="http://schemas.microsoft.com/office/drawing/2015/9/8/chartex" xmlns:cx2="http://schemas.microsoft.com/office/drawing/2015/10/21/chartex" xmlns:cx3="http://schemas.microsoft.com/office/drawing/2016/5/9/chartex" xmlns:cx4="http://schemas.microsoft.com/office/drawing/2016/5/10/chartex" xmlns:cx5="http://schemas.microsoft.com/office/drawing/2016/5/11/chartex" xmlns:cx6="http://schemas.microsoft.com/office/drawing/2016/5/12/chartex" xmlns:cx7="http://schemas.microsoft.com/office/drawing/2016/5/13/chartex" xmlns:cx8="http://schemas.microsoft.com/office/drawing/2016/5/14/chartex" xmlns:mc="http://schemas.openxmlformats.org/markup-compatibility/2006" xmlns:aink="http://schemas.microsoft.com/office/drawing/2016/ink" xmlns:am3d="http://schemas.microsoft.com/office/drawing/2017/model3d" xmlns:o="urn:schemas-microsoft-com:office:office" xmlns:oel="http://schemas.microsoft.com/office/2019/extlst" xmlns:r="http://schemas.openxmlformats.org/officeDocument/2006/relationships" xmlns:m="http://schemas.openxmlformats.org/officeDocument/2006/math" xmlns:v="urn:schemas-microsoft-com:vml" xmlns:wp14="http://schemas.microsoft.com/office/word/2010/wordprocessingDrawing" xmlns:wp="http://schemas.openxmlformats.org/drawingml/2006/wordprocessingDrawing" xmlns:w10="urn:schemas-microsoft-com:office:word" xmlns:w="http://schemas.openxmlformats.org/wordprocessingml/2006/main" xmlns:w14="http://schemas.microsoft.com/office/word/2010/wordml" xmlns:w15="http://schemas.microsoft.com/office/word/2012/wordml" xmlns:w16cex="http://schemas.microsoft.com/office/word/2018/wordml/cex" xmlns:w16cid="http://schemas.microsoft.com/office/word/2016/wordml/cid" xmlns:w16="http://schemas.microsoft.com/office/word/2018/wordml" xmlns:w16du="http://schemas.microsoft.com/office/word/2023/wordml/word16du" xmlns:w16sdtdh="http://schemas.microsoft.com/office/word/2020/wordml/sdtdatahash" xmlns:w16sdtfl="http://schemas.microsoft.com/office/word/2024/wordml/sdtformatlock" xmlns:w16se="http://schemas.microsoft.com/office/word/2015/wordml/symex" xmlns:wpg="http://schemas.microsoft.com/office/word/2010/wordprocessingGroup" xmlns:wpi="http://schemas.microsoft.com/office/word/2010/wordprocessingInk" xmlns:wne="http://schemas.microsoft.com/office/word/2006/wordml" xmlns:wps="http://schemas.microsoft.com/office/word/2010/wordprocessingShape" mc:Ignorable="w14 w15 w16se w16cid w16 w16cex w16sdtdh w16sdtfl w16du wp14">
-  <w:comment w:id="18" w:author="user" w:date="2024-04-03T09:37:00Z" w:initials="u">
+<w:comments xmlns:wpc="http://schemas.microsoft.com/office/word/2010/wordprocessingCanvas" xmlns:cx="http://schemas.microsoft.com/office/drawing/2014/chartex" xmlns:cx1="http://schemas.microsoft.com/office/drawing/2015/9/8/chartex" xmlns:mc="http://schemas.openxmlformats.org/markup-compatibility/2006" xmlns:o="urn:schemas-microsoft-com:office:office" xmlns:r="http://schemas.openxmlformats.org/officeDocument/2006/relationships" xmlns:m="http://schemas.openxmlformats.org/officeDocument/2006/math" xmlns:v="urn:schemas-microsoft-com:vml" xmlns:wp14="http://schemas.microsoft.com/office/word/2010/wordprocessingDrawing" xmlns:wp="http://schemas.openxmlformats.org/drawingml/2006/wordprocessingDrawing" xmlns:w10="urn:schemas-microsoft-com:office:word" xmlns:w="http://schemas.openxmlformats.org/wordprocessingml/2006/main" xmlns:w14="http://schemas.microsoft.com/office/word/2010/wordml" xmlns:w15="http://schemas.microsoft.com/office/word/2012/wordml" xmlns:w16se="http://schemas.microsoft.com/office/word/2015/wordml/symex" xmlns:wpg="http://schemas.microsoft.com/office/word/2010/wordprocessingGroup" xmlns:wpi="http://schemas.microsoft.com/office/word/2010/wordprocessingInk" xmlns:wne="http://schemas.microsoft.com/office/word/2006/wordml" xmlns:wps="http://schemas.microsoft.com/office/word/2010/wordprocessingShape" mc:Ignorable="w14 w15 w16se wp14">
+  <w:comment w:id="19" w:author="user" w:date="2024-04-03T09:37:00Z" w:initials="u">
     <w:p>
       <w:pPr>
-        <w:pStyle w:val="ae"/>
+        <w:pStyle w:val="aff8"/>
         <w:rPr>
           <w:lang w:eastAsia="zh-CN"/>
         </w:rPr>
       </w:pPr>
       <w:r>
         <w:rPr>
-          <w:rStyle w:val="ad"/>
+          <w:rStyle w:val="aff7"/>
         </w:rPr>
         <w:annotationRef/>
       </w:r>
@@ -9134,7 +9124,7 @@
 </file>
 
 <file path=word/commentsExtended.xml><?xml version="1.0" encoding="utf-8"?>
-<w15:commentsEx xmlns:wpc="http://schemas.microsoft.com/office/word/2010/wordprocessingCanvas" xmlns:cx="http://schemas.microsoft.com/office/drawing/2014/chartex" xmlns:cx1="http://schemas.microsoft.com/office/drawing/2015/9/8/chartex" xmlns:cx2="http://schemas.microsoft.com/office/drawing/2015/10/21/chartex" xmlns:cx3="http://schemas.microsoft.com/office/drawing/2016/5/9/chartex" xmlns:cx4="http://schemas.microsoft.com/office/drawing/2016/5/10/chartex" xmlns:cx5="http://schemas.microsoft.com/office/drawing/2016/5/11/chartex" xmlns:cx6="http://schemas.microsoft.com/office/drawing/2016/5/12/chartex" xmlns:cx7="http://schemas.microsoft.com/office/drawing/2016/5/13/chartex" xmlns:cx8="http://schemas.microsoft.com/office/drawing/2016/5/14/chartex" xmlns:mc="http://schemas.openxmlformats.org/markup-compatibility/2006" xmlns:aink="http://schemas.microsoft.com/office/drawing/2016/ink" xmlns:am3d="http://schemas.microsoft.com/office/drawing/2017/model3d" xmlns:o="urn:schemas-microsoft-com:office:office" xmlns:oel="http://schemas.microsoft.com/office/2019/extlst" xmlns:r="http://schemas.openxmlformats.org/officeDocument/2006/relationships" xmlns:m="http://schemas.openxmlformats.org/officeDocument/2006/math" xmlns:v="urn:schemas-microsoft-com:vml" xmlns:wp14="http://schemas.microsoft.com/office/word/2010/wordprocessingDrawing" xmlns:wp="http://schemas.openxmlformats.org/drawingml/2006/wordprocessingDrawing" xmlns:w10="urn:schemas-microsoft-com:office:word" xmlns:w="http://schemas.openxmlformats.org/wordprocessingml/2006/main" xmlns:w14="http://schemas.microsoft.com/office/word/2010/wordml" xmlns:w15="http://schemas.microsoft.com/office/word/2012/wordml" xmlns:w16cex="http://schemas.microsoft.com/office/word/2018/wordml/cex" xmlns:w16cid="http://schemas.microsoft.com/office/word/2016/wordml/cid" xmlns:w16="http://schemas.microsoft.com/office/word/2018/wordml" xmlns:w16du="http://schemas.microsoft.com/office/word/2023/wordml/word16du" xmlns:w16sdtdh="http://schemas.microsoft.com/office/word/2020/wordml/sdtdatahash" xmlns:w16sdtfl="http://schemas.microsoft.com/office/word/2024/wordml/sdtformatlock" xmlns:w16se="http://schemas.microsoft.com/office/word/2015/wordml/symex" xmlns:wpg="http://schemas.microsoft.com/office/word/2010/wordprocessingGroup" xmlns:wpi="http://schemas.microsoft.com/office/word/2010/wordprocessingInk" xmlns:wne="http://schemas.microsoft.com/office/word/2006/wordml" xmlns:wps="http://schemas.microsoft.com/office/word/2010/wordprocessingShape" mc:Ignorable="w14 w15 w16se w16cid w16 w16cex w16sdtdh w16sdtfl w16du wp14">
+<w15:commentsEx xmlns:wpc="http://schemas.microsoft.com/office/word/2010/wordprocessingCanvas" xmlns:cx="http://schemas.microsoft.com/office/drawing/2014/chartex" xmlns:cx1="http://schemas.microsoft.com/office/drawing/2015/9/8/chartex" xmlns:mc="http://schemas.openxmlformats.org/markup-compatibility/2006" xmlns:o="urn:schemas-microsoft-com:office:office" xmlns:r="http://schemas.openxmlformats.org/officeDocument/2006/relationships" xmlns:m="http://schemas.openxmlformats.org/officeDocument/2006/math" xmlns:v="urn:schemas-microsoft-com:vml" xmlns:wp14="http://schemas.microsoft.com/office/word/2010/wordprocessingDrawing" xmlns:wp="http://schemas.openxmlformats.org/drawingml/2006/wordprocessingDrawing" xmlns:w10="urn:schemas-microsoft-com:office:word" xmlns:w="http://schemas.openxmlformats.org/wordprocessingml/2006/main" xmlns:w14="http://schemas.microsoft.com/office/word/2010/wordml" xmlns:w15="http://schemas.microsoft.com/office/word/2012/wordml" xmlns:w16se="http://schemas.microsoft.com/office/word/2015/wordml/symex" xmlns:wpg="http://schemas.microsoft.com/office/word/2010/wordprocessingGroup" xmlns:wpi="http://schemas.microsoft.com/office/word/2010/wordprocessingInk" xmlns:wne="http://schemas.microsoft.com/office/word/2006/wordml" xmlns:wps="http://schemas.microsoft.com/office/word/2010/wordprocessingShape" mc:Ignorable="w14 w15 w16se wp14">
   <w15:commentEx w15:paraId="663F0A0B" w15:done="0"/>
 </w15:commentsEx>
 </file>
@@ -9152,7 +9142,7 @@
 </file>
 
 <file path=word/endnotes.xml><?xml version="1.0" encoding="utf-8"?>
-<w:endnotes xmlns:wpc="http://schemas.microsoft.com/office/word/2010/wordprocessingCanvas" xmlns:cx="http://schemas.microsoft.com/office/drawing/2014/chartex" xmlns:cx1="http://schemas.microsoft.com/office/drawing/2015/9/8/chartex" xmlns:cx2="http://schemas.microsoft.com/office/drawing/2015/10/21/chartex" xmlns:cx3="http://schemas.microsoft.com/office/drawing/2016/5/9/chartex" xmlns:cx4="http://schemas.microsoft.com/office/drawing/2016/5/10/chartex" xmlns:cx5="http://schemas.microsoft.com/office/drawing/2016/5/11/chartex" xmlns:cx6="http://schemas.microsoft.com/office/drawing/2016/5/12/chartex" xmlns:cx7="http://schemas.microsoft.com/office/drawing/2016/5/13/chartex" xmlns:cx8="http://schemas.microsoft.com/office/drawing/2016/5/14/chartex" xmlns:mc="http://schemas.openxmlformats.org/markup-compatibility/2006" xmlns:aink="http://schemas.microsoft.com/office/drawing/2016/ink" xmlns:am3d="http://schemas.microsoft.com/office/drawing/2017/model3d" xmlns:o="urn:schemas-microsoft-com:office:office" xmlns:oel="http://schemas.microsoft.com/office/2019/extlst" xmlns:r="http://schemas.openxmlformats.org/officeDocument/2006/relationships" xmlns:m="http://schemas.openxmlformats.org/officeDocument/2006/math" xmlns:v="urn:schemas-microsoft-com:vml" xmlns:wp14="http://schemas.microsoft.com/office/word/2010/wordprocessingDrawing" xmlns:wp="http://schemas.openxmlformats.org/drawingml/2006/wordprocessingDrawing" xmlns:w10="urn:schemas-microsoft-com:office:word" xmlns:w="http://schemas.openxmlformats.org/wordprocessingml/2006/main" xmlns:w14="http://schemas.microsoft.com/office/word/2010/wordml" xmlns:w15="http://schemas.microsoft.com/office/word/2012/wordml" xmlns:w16cex="http://schemas.microsoft.com/office/word/2018/wordml/cex" xmlns:w16cid="http://schemas.microsoft.com/office/word/2016/wordml/cid" xmlns:w16="http://schemas.microsoft.com/office/word/2018/wordml" xmlns:w16du="http://schemas.microsoft.com/office/word/2023/wordml/word16du" xmlns:w16sdtdh="http://schemas.microsoft.com/office/word/2020/wordml/sdtdatahash" xmlns:w16sdtfl="http://schemas.microsoft.com/office/word/2024/wordml/sdtformatlock" xmlns:w16se="http://schemas.microsoft.com/office/word/2015/wordml/symex" xmlns:wpg="http://schemas.microsoft.com/office/word/2010/wordprocessingGroup" xmlns:wpi="http://schemas.microsoft.com/office/word/2010/wordprocessingInk" xmlns:wne="http://schemas.microsoft.com/office/word/2006/wordml" xmlns:wps="http://schemas.microsoft.com/office/word/2010/wordprocessingShape" mc:Ignorable="w14 w15 w16se w16cid w16 w16cex w16sdtdh w16sdtfl w16du wp14">
+<w:endnotes xmlns:wpc="http://schemas.microsoft.com/office/word/2010/wordprocessingCanvas" xmlns:cx="http://schemas.microsoft.com/office/drawing/2014/chartex" xmlns:cx1="http://schemas.microsoft.com/office/drawing/2015/9/8/chartex" xmlns:mc="http://schemas.openxmlformats.org/markup-compatibility/2006" xmlns:o="urn:schemas-microsoft-com:office:office" xmlns:r="http://schemas.openxmlformats.org/officeDocument/2006/relationships" xmlns:m="http://schemas.openxmlformats.org/officeDocument/2006/math" xmlns:v="urn:schemas-microsoft-com:vml" xmlns:wp14="http://schemas.microsoft.com/office/word/2010/wordprocessingDrawing" xmlns:wp="http://schemas.openxmlformats.org/drawingml/2006/wordprocessingDrawing" xmlns:w10="urn:schemas-microsoft-com:office:word" xmlns:w="http://schemas.openxmlformats.org/wordprocessingml/2006/main" xmlns:w14="http://schemas.microsoft.com/office/word/2010/wordml" xmlns:w15="http://schemas.microsoft.com/office/word/2012/wordml" xmlns:w16se="http://schemas.microsoft.com/office/word/2015/wordml/symex" xmlns:wpg="http://schemas.microsoft.com/office/word/2010/wordprocessingGroup" xmlns:wpi="http://schemas.microsoft.com/office/word/2010/wordprocessingInk" xmlns:wne="http://schemas.microsoft.com/office/word/2006/wordml" xmlns:wps="http://schemas.microsoft.com/office/word/2010/wordprocessingShape" mc:Ignorable="w14 w15 w16se wp14">
   <w:endnote w:type="separator" w:id="-1">
     <w:p>
       <w:r>
@@ -9175,7 +9165,7 @@
 </file>
 
 <file path=word/footer1.xml><?xml version="1.0" encoding="utf-8"?>
-<w:ftr xmlns:wpc="http://schemas.microsoft.com/office/word/2010/wordprocessingCanvas" xmlns:cx="http://schemas.microsoft.com/office/drawing/2014/chartex" xmlns:cx1="http://schemas.microsoft.com/office/drawing/2015/9/8/chartex" xmlns:cx2="http://schemas.microsoft.com/office/drawing/2015/10/21/chartex" xmlns:cx3="http://schemas.microsoft.com/office/drawing/2016/5/9/chartex" xmlns:cx4="http://schemas.microsoft.com/office/drawing/2016/5/10/chartex" xmlns:cx5="http://schemas.microsoft.com/office/drawing/2016/5/11/chartex" xmlns:cx6="http://schemas.microsoft.com/office/drawing/2016/5/12/chartex" xmlns:cx7="http://schemas.microsoft.com/office/drawing/2016/5/13/chartex" xmlns:cx8="http://schemas.microsoft.com/office/drawing/2016/5/14/chartex" xmlns:mc="http://schemas.openxmlformats.org/markup-compatibility/2006" xmlns:aink="http://schemas.microsoft.com/office/drawing/2016/ink" xmlns:am3d="http://schemas.microsoft.com/office/drawing/2017/model3d" xmlns:o="urn:schemas-microsoft-com:office:office" xmlns:oel="http://schemas.microsoft.com/office/2019/extlst" xmlns:r="http://schemas.openxmlformats.org/officeDocument/2006/relationships" xmlns:m="http://schemas.openxmlformats.org/officeDocument/2006/math" xmlns:v="urn:schemas-microsoft-com:vml" xmlns:wp14="http://schemas.microsoft.com/office/word/2010/wordprocessingDrawing" xmlns:wp="http://schemas.openxmlformats.org/drawingml/2006/wordprocessingDrawing" xmlns:w10="urn:schemas-microsoft-com:office:word" xmlns:w="http://schemas.openxmlformats.org/wordprocessingml/2006/main" xmlns:w14="http://schemas.microsoft.com/office/word/2010/wordml" xmlns:w15="http://schemas.microsoft.com/office/word/2012/wordml" xmlns:w16cex="http://schemas.microsoft.com/office/word/2018/wordml/cex" xmlns:w16cid="http://schemas.microsoft.com/office/word/2016/wordml/cid" xmlns:w16="http://schemas.microsoft.com/office/word/2018/wordml" xmlns:w16du="http://schemas.microsoft.com/office/word/2023/wordml/word16du" xmlns:w16sdtdh="http://schemas.microsoft.com/office/word/2020/wordml/sdtdatahash" xmlns:w16sdtfl="http://schemas.microsoft.com/office/word/2024/wordml/sdtformatlock" xmlns:w16se="http://schemas.microsoft.com/office/word/2015/wordml/symex" xmlns:wpg="http://schemas.microsoft.com/office/word/2010/wordprocessingGroup" xmlns:wpi="http://schemas.microsoft.com/office/word/2010/wordprocessingInk" xmlns:wne="http://schemas.microsoft.com/office/word/2006/wordml" xmlns:wps="http://schemas.microsoft.com/office/word/2010/wordprocessingShape" mc:Ignorable="w14 w15 w16se w16cid w16 w16cex w16sdtdh w16sdtfl w16du wp14">
+<w:ftr xmlns:wpc="http://schemas.microsoft.com/office/word/2010/wordprocessingCanvas" xmlns:cx="http://schemas.microsoft.com/office/drawing/2014/chartex" xmlns:cx1="http://schemas.microsoft.com/office/drawing/2015/9/8/chartex" xmlns:mc="http://schemas.openxmlformats.org/markup-compatibility/2006" xmlns:o="urn:schemas-microsoft-com:office:office" xmlns:r="http://schemas.openxmlformats.org/officeDocument/2006/relationships" xmlns:m="http://schemas.openxmlformats.org/officeDocument/2006/math" xmlns:v="urn:schemas-microsoft-com:vml" xmlns:wp14="http://schemas.microsoft.com/office/word/2010/wordprocessingDrawing" xmlns:wp="http://schemas.openxmlformats.org/drawingml/2006/wordprocessingDrawing" xmlns:w10="urn:schemas-microsoft-com:office:word" xmlns:w="http://schemas.openxmlformats.org/wordprocessingml/2006/main" xmlns:w14="http://schemas.microsoft.com/office/word/2010/wordml" xmlns:w15="http://schemas.microsoft.com/office/word/2012/wordml" xmlns:w16se="http://schemas.microsoft.com/office/word/2015/wordml/symex" xmlns:wpg="http://schemas.microsoft.com/office/word/2010/wordprocessingGroup" xmlns:wpi="http://schemas.microsoft.com/office/word/2010/wordprocessingInk" xmlns:wne="http://schemas.microsoft.com/office/word/2006/wordml" xmlns:wps="http://schemas.microsoft.com/office/word/2010/wordprocessingShape" mc:Ignorable="w14 w15 w16se wp14">
   <w:p>
     <w:r>
       <w:fldChar w:fldCharType="begin"/>
@@ -9200,10 +9190,10 @@
 </file>
 
 <file path=word/footer2.xml><?xml version="1.0" encoding="utf-8"?>
-<w:ftr xmlns:wpc="http://schemas.microsoft.com/office/word/2010/wordprocessingCanvas" xmlns:cx="http://schemas.microsoft.com/office/drawing/2014/chartex" xmlns:cx1="http://schemas.microsoft.com/office/drawing/2015/9/8/chartex" xmlns:cx2="http://schemas.microsoft.com/office/drawing/2015/10/21/chartex" xmlns:cx3="http://schemas.microsoft.com/office/drawing/2016/5/9/chartex" xmlns:cx4="http://schemas.microsoft.com/office/drawing/2016/5/10/chartex" xmlns:cx5="http://schemas.microsoft.com/office/drawing/2016/5/11/chartex" xmlns:cx6="http://schemas.microsoft.com/office/drawing/2016/5/12/chartex" xmlns:cx7="http://schemas.microsoft.com/office/drawing/2016/5/13/chartex" xmlns:cx8="http://schemas.microsoft.com/office/drawing/2016/5/14/chartex" xmlns:mc="http://schemas.openxmlformats.org/markup-compatibility/2006" xmlns:aink="http://schemas.microsoft.com/office/drawing/2016/ink" xmlns:am3d="http://schemas.microsoft.com/office/drawing/2017/model3d" xmlns:o="urn:schemas-microsoft-com:office:office" xmlns:oel="http://schemas.microsoft.com/office/2019/extlst" xmlns:r="http://schemas.openxmlformats.org/officeDocument/2006/relationships" xmlns:m="http://schemas.openxmlformats.org/officeDocument/2006/math" xmlns:v="urn:schemas-microsoft-com:vml" xmlns:wp14="http://schemas.microsoft.com/office/word/2010/wordprocessingDrawing" xmlns:wp="http://schemas.openxmlformats.org/drawingml/2006/wordprocessingDrawing" xmlns:w10="urn:schemas-microsoft-com:office:word" xmlns:w="http://schemas.openxmlformats.org/wordprocessingml/2006/main" xmlns:w14="http://schemas.microsoft.com/office/word/2010/wordml" xmlns:w15="http://schemas.microsoft.com/office/word/2012/wordml" xmlns:w16cex="http://schemas.microsoft.com/office/word/2018/wordml/cex" xmlns:w16cid="http://schemas.microsoft.com/office/word/2016/wordml/cid" xmlns:w16="http://schemas.microsoft.com/office/word/2018/wordml" xmlns:w16du="http://schemas.microsoft.com/office/word/2023/wordml/word16du" xmlns:w16sdtdh="http://schemas.microsoft.com/office/word/2020/wordml/sdtdatahash" xmlns:w16sdtfl="http://schemas.microsoft.com/office/word/2024/wordml/sdtformatlock" xmlns:w16se="http://schemas.microsoft.com/office/word/2015/wordml/symex" xmlns:wpg="http://schemas.microsoft.com/office/word/2010/wordprocessingGroup" xmlns:wpi="http://schemas.microsoft.com/office/word/2010/wordprocessingInk" xmlns:wne="http://schemas.microsoft.com/office/word/2006/wordml" xmlns:wps="http://schemas.microsoft.com/office/word/2010/wordprocessingShape" mc:Ignorable="w14 w15 w16se w16cid w16 w16cex w16sdtdh w16sdtfl w16du wp14">
+<w:ftr xmlns:wpc="http://schemas.microsoft.com/office/word/2010/wordprocessingCanvas" xmlns:cx="http://schemas.microsoft.com/office/drawing/2014/chartex" xmlns:cx1="http://schemas.microsoft.com/office/drawing/2015/9/8/chartex" xmlns:mc="http://schemas.openxmlformats.org/markup-compatibility/2006" xmlns:o="urn:schemas-microsoft-com:office:office" xmlns:r="http://schemas.openxmlformats.org/officeDocument/2006/relationships" xmlns:m="http://schemas.openxmlformats.org/officeDocument/2006/math" xmlns:v="urn:schemas-microsoft-com:vml" xmlns:wp14="http://schemas.microsoft.com/office/word/2010/wordprocessingDrawing" xmlns:wp="http://schemas.openxmlformats.org/drawingml/2006/wordprocessingDrawing" xmlns:w10="urn:schemas-microsoft-com:office:word" xmlns:w="http://schemas.openxmlformats.org/wordprocessingml/2006/main" xmlns:w14="http://schemas.microsoft.com/office/word/2010/wordml" xmlns:w15="http://schemas.microsoft.com/office/word/2012/wordml" xmlns:w16se="http://schemas.microsoft.com/office/word/2015/wordml/symex" xmlns:wpg="http://schemas.microsoft.com/office/word/2010/wordprocessingGroup" xmlns:wpi="http://schemas.microsoft.com/office/word/2010/wordprocessingInk" xmlns:wne="http://schemas.microsoft.com/office/word/2006/wordml" xmlns:wps="http://schemas.microsoft.com/office/word/2010/wordprocessingShape" mc:Ignorable="w14 w15 w16se wp14">
   <w:p>
     <w:pPr>
-      <w:pStyle w:val="BNff8"/>
+      <w:pStyle w:val="afff5"/>
       <w:jc w:val="left"/>
     </w:pPr>
     <w:r>
@@ -9226,9 +9216,10 @@
     </w:r>
     <w:r>
       <w:rPr>
+        <w:noProof/>
         <w:lang w:val="zh-CN"/>
       </w:rPr>
-      <w:t>1</w:t>
+      <w:t>12</w:t>
     </w:r>
     <w:r>
       <w:fldChar w:fldCharType="end"/>
@@ -9297,7 +9288,7 @@
 </file>
 
 <file path=word/footer3.xml><?xml version="1.0" encoding="utf-8"?>
-<w:ftr xmlns:wpc="http://schemas.microsoft.com/office/word/2010/wordprocessingCanvas" xmlns:cx="http://schemas.microsoft.com/office/drawing/2014/chartex" xmlns:cx1="http://schemas.microsoft.com/office/drawing/2015/9/8/chartex" xmlns:cx2="http://schemas.microsoft.com/office/drawing/2015/10/21/chartex" xmlns:cx3="http://schemas.microsoft.com/office/drawing/2016/5/9/chartex" xmlns:cx4="http://schemas.microsoft.com/office/drawing/2016/5/10/chartex" xmlns:cx5="http://schemas.microsoft.com/office/drawing/2016/5/11/chartex" xmlns:cx6="http://schemas.microsoft.com/office/drawing/2016/5/12/chartex" xmlns:cx7="http://schemas.microsoft.com/office/drawing/2016/5/13/chartex" xmlns:cx8="http://schemas.microsoft.com/office/drawing/2016/5/14/chartex" xmlns:mc="http://schemas.openxmlformats.org/markup-compatibility/2006" xmlns:aink="http://schemas.microsoft.com/office/drawing/2016/ink" xmlns:am3d="http://schemas.microsoft.com/office/drawing/2017/model3d" xmlns:o="urn:schemas-microsoft-com:office:office" xmlns:oel="http://schemas.microsoft.com/office/2019/extlst" xmlns:r="http://schemas.openxmlformats.org/officeDocument/2006/relationships" xmlns:m="http://schemas.openxmlformats.org/officeDocument/2006/math" xmlns:v="urn:schemas-microsoft-com:vml" xmlns:wp14="http://schemas.microsoft.com/office/word/2010/wordprocessingDrawing" xmlns:wp="http://schemas.openxmlformats.org/drawingml/2006/wordprocessingDrawing" xmlns:w10="urn:schemas-microsoft-com:office:word" xmlns:w="http://schemas.openxmlformats.org/wordprocessingml/2006/main" xmlns:w14="http://schemas.microsoft.com/office/word/2010/wordml" xmlns:w15="http://schemas.microsoft.com/office/word/2012/wordml" xmlns:w16cex="http://schemas.microsoft.com/office/word/2018/wordml/cex" xmlns:w16cid="http://schemas.microsoft.com/office/word/2016/wordml/cid" xmlns:w16="http://schemas.microsoft.com/office/word/2018/wordml" xmlns:w16du="http://schemas.microsoft.com/office/word/2023/wordml/word16du" xmlns:w16sdtdh="http://schemas.microsoft.com/office/word/2020/wordml/sdtdatahash" xmlns:w16sdtfl="http://schemas.microsoft.com/office/word/2024/wordml/sdtformatlock" xmlns:w16se="http://schemas.microsoft.com/office/word/2015/wordml/symex" xmlns:wpg="http://schemas.microsoft.com/office/word/2010/wordprocessingGroup" xmlns:wpi="http://schemas.microsoft.com/office/word/2010/wordprocessingInk" xmlns:wne="http://schemas.microsoft.com/office/word/2006/wordml" xmlns:wps="http://schemas.microsoft.com/office/word/2010/wordprocessingShape" mc:Ignorable="w14 w15 w16se w16cid w16 w16cex w16sdtdh w16sdtfl w16du wp14">
+<w:ftr xmlns:wpc="http://schemas.microsoft.com/office/word/2010/wordprocessingCanvas" xmlns:cx="http://schemas.microsoft.com/office/drawing/2014/chartex" xmlns:cx1="http://schemas.microsoft.com/office/drawing/2015/9/8/chartex" xmlns:mc="http://schemas.openxmlformats.org/markup-compatibility/2006" xmlns:o="urn:schemas-microsoft-com:office:office" xmlns:r="http://schemas.openxmlformats.org/officeDocument/2006/relationships" xmlns:m="http://schemas.openxmlformats.org/officeDocument/2006/math" xmlns:v="urn:schemas-microsoft-com:vml" xmlns:wp14="http://schemas.microsoft.com/office/word/2010/wordprocessingDrawing" xmlns:wp="http://schemas.openxmlformats.org/drawingml/2006/wordprocessingDrawing" xmlns:w10="urn:schemas-microsoft-com:office:word" xmlns:w="http://schemas.openxmlformats.org/wordprocessingml/2006/main" xmlns:w14="http://schemas.microsoft.com/office/word/2010/wordml" xmlns:w15="http://schemas.microsoft.com/office/word/2012/wordml" xmlns:w16se="http://schemas.microsoft.com/office/word/2015/wordml/symex" xmlns:wpg="http://schemas.microsoft.com/office/word/2010/wordprocessingGroup" xmlns:wpi="http://schemas.microsoft.com/office/word/2010/wordprocessingInk" xmlns:wne="http://schemas.microsoft.com/office/word/2006/wordml" xmlns:wps="http://schemas.microsoft.com/office/word/2010/wordprocessingShape" mc:Ignorable="w14 w15 w16se wp14">
   <w:p>
     <w:r>
       <w:fldChar w:fldCharType="begin"/>
@@ -9322,7 +9313,7 @@
 </file>
 
 <file path=word/footnotes.xml><?xml version="1.0" encoding="utf-8"?>
-<w:footnotes xmlns:wpc="http://schemas.microsoft.com/office/word/2010/wordprocessingCanvas" xmlns:cx="http://schemas.microsoft.com/office/drawing/2014/chartex" xmlns:cx1="http://schemas.microsoft.com/office/drawing/2015/9/8/chartex" xmlns:cx2="http://schemas.microsoft.com/office/drawing/2015/10/21/chartex" xmlns:cx3="http://schemas.microsoft.com/office/drawing/2016/5/9/chartex" xmlns:cx4="http://schemas.microsoft.com/office/drawing/2016/5/10/chartex" xmlns:cx5="http://schemas.microsoft.com/office/drawing/2016/5/11/chartex" xmlns:cx6="http://schemas.microsoft.com/office/drawing/2016/5/12/chartex" xmlns:cx7="http://schemas.microsoft.com/office/drawing/2016/5/13/chartex" xmlns:cx8="http://schemas.microsoft.com/office/drawing/2016/5/14/chartex" xmlns:mc="http://schemas.openxmlformats.org/markup-compatibility/2006" xmlns:aink="http://schemas.microsoft.com/office/drawing/2016/ink" xmlns:am3d="http://schemas.microsoft.com/office/drawing/2017/model3d" xmlns:o="urn:schemas-microsoft-com:office:office" xmlns:oel="http://schemas.microsoft.com/office/2019/extlst" xmlns:r="http://schemas.openxmlformats.org/officeDocument/2006/relationships" xmlns:m="http://schemas.openxmlformats.org/officeDocument/2006/math" xmlns:v="urn:schemas-microsoft-com:vml" xmlns:wp14="http://schemas.microsoft.com/office/word/2010/wordprocessingDrawing" xmlns:wp="http://schemas.openxmlformats.org/drawingml/2006/wordprocessingDrawing" xmlns:w10="urn:schemas-microsoft-com:office:word" xmlns:w="http://schemas.openxmlformats.org/wordprocessingml/2006/main" xmlns:w14="http://schemas.microsoft.com/office/word/2010/wordml" xmlns:w15="http://schemas.microsoft.com/office/word/2012/wordml" xmlns:w16cex="http://schemas.microsoft.com/office/word/2018/wordml/cex" xmlns:w16cid="http://schemas.microsoft.com/office/word/2016/wordml/cid" xmlns:w16="http://schemas.microsoft.com/office/word/2018/wordml" xmlns:w16du="http://schemas.microsoft.com/office/word/2023/wordml/word16du" xmlns:w16sdtdh="http://schemas.microsoft.com/office/word/2020/wordml/sdtdatahash" xmlns:w16sdtfl="http://schemas.microsoft.com/office/word/2024/wordml/sdtformatlock" xmlns:w16se="http://schemas.microsoft.com/office/word/2015/wordml/symex" xmlns:wpg="http://schemas.microsoft.com/office/word/2010/wordprocessingGroup" xmlns:wpi="http://schemas.microsoft.com/office/word/2010/wordprocessingInk" xmlns:wne="http://schemas.microsoft.com/office/word/2006/wordml" xmlns:wps="http://schemas.microsoft.com/office/word/2010/wordprocessingShape" mc:Ignorable="w14 w15 w16se w16cid w16 w16cex w16sdtdh w16sdtfl w16du wp14">
+<w:footnotes xmlns:wpc="http://schemas.microsoft.com/office/word/2010/wordprocessingCanvas" xmlns:cx="http://schemas.microsoft.com/office/drawing/2014/chartex" xmlns:cx1="http://schemas.microsoft.com/office/drawing/2015/9/8/chartex" xmlns:mc="http://schemas.openxmlformats.org/markup-compatibility/2006" xmlns:o="urn:schemas-microsoft-com:office:office" xmlns:r="http://schemas.openxmlformats.org/officeDocument/2006/relationships" xmlns:m="http://schemas.openxmlformats.org/officeDocument/2006/math" xmlns:v="urn:schemas-microsoft-com:vml" xmlns:wp14="http://schemas.microsoft.com/office/word/2010/wordprocessingDrawing" xmlns:wp="http://schemas.openxmlformats.org/drawingml/2006/wordprocessingDrawing" xmlns:w10="urn:schemas-microsoft-com:office:word" xmlns:w="http://schemas.openxmlformats.org/wordprocessingml/2006/main" xmlns:w14="http://schemas.microsoft.com/office/word/2010/wordml" xmlns:w15="http://schemas.microsoft.com/office/word/2012/wordml" xmlns:w16se="http://schemas.microsoft.com/office/word/2015/wordml/symex" xmlns:wpg="http://schemas.microsoft.com/office/word/2010/wordprocessingGroup" xmlns:wpi="http://schemas.microsoft.com/office/word/2010/wordprocessingInk" xmlns:wne="http://schemas.microsoft.com/office/word/2006/wordml" xmlns:wps="http://schemas.microsoft.com/office/word/2010/wordprocessingShape" mc:Ignorable="w14 w15 w16se wp14">
   <w:footnote w:type="separator" w:id="-1">
     <w:p>
       <w:r>
@@ -9345,10 +9336,10 @@
 </file>
 
 <file path=word/header1.xml><?xml version="1.0" encoding="utf-8"?>
-<w:hdr xmlns:wpc="http://schemas.microsoft.com/office/word/2010/wordprocessingCanvas" xmlns:cx="http://schemas.microsoft.com/office/drawing/2014/chartex" xmlns:cx1="http://schemas.microsoft.com/office/drawing/2015/9/8/chartex" xmlns:cx2="http://schemas.microsoft.com/office/drawing/2015/10/21/chartex" xmlns:cx3="http://schemas.microsoft.com/office/drawing/2016/5/9/chartex" xmlns:cx4="http://schemas.microsoft.com/office/drawing/2016/5/10/chartex" xmlns:cx5="http://schemas.microsoft.com/office/drawing/2016/5/11/chartex" xmlns:cx6="http://schemas.microsoft.com/office/drawing/2016/5/12/chartex" xmlns:cx7="http://schemas.microsoft.com/office/drawing/2016/5/13/chartex" xmlns:cx8="http://schemas.microsoft.com/office/drawing/2016/5/14/chartex" xmlns:mc="http://schemas.openxmlformats.org/markup-compatibility/2006" xmlns:aink="http://schemas.microsoft.com/office/drawing/2016/ink" xmlns:am3d="http://schemas.microsoft.com/office/drawing/2017/model3d" xmlns:o="urn:schemas-microsoft-com:office:office" xmlns:oel="http://schemas.microsoft.com/office/2019/extlst" xmlns:r="http://schemas.openxmlformats.org/officeDocument/2006/relationships" xmlns:m="http://schemas.openxmlformats.org/officeDocument/2006/math" xmlns:v="urn:schemas-microsoft-com:vml" xmlns:wp14="http://schemas.microsoft.com/office/word/2010/wordprocessingDrawing" xmlns:wp="http://schemas.openxmlformats.org/drawingml/2006/wordprocessingDrawing" xmlns:w10="urn:schemas-microsoft-com:office:word" xmlns:w="http://schemas.openxmlformats.org/wordprocessingml/2006/main" xmlns:w14="http://schemas.microsoft.com/office/word/2010/wordml" xmlns:w15="http://schemas.microsoft.com/office/word/2012/wordml" xmlns:w16cex="http://schemas.microsoft.com/office/word/2018/wordml/cex" xmlns:w16cid="http://schemas.microsoft.com/office/word/2016/wordml/cid" xmlns:w16="http://schemas.microsoft.com/office/word/2018/wordml" xmlns:w16du="http://schemas.microsoft.com/office/word/2023/wordml/word16du" xmlns:w16sdtdh="http://schemas.microsoft.com/office/word/2020/wordml/sdtdatahash" xmlns:w16sdtfl="http://schemas.microsoft.com/office/word/2024/wordml/sdtformatlock" xmlns:w16se="http://schemas.microsoft.com/office/word/2015/wordml/symex" xmlns:wpg="http://schemas.microsoft.com/office/word/2010/wordprocessingGroup" xmlns:wpi="http://schemas.microsoft.com/office/word/2010/wordprocessingInk" xmlns:wne="http://schemas.microsoft.com/office/word/2006/wordml" xmlns:wps="http://schemas.microsoft.com/office/word/2010/wordprocessingShape" mc:Ignorable="w14 w15 w16se w16cid w16 w16cex w16sdtdh w16sdtfl w16du wp14">
+<w:hdr xmlns:wpc="http://schemas.microsoft.com/office/word/2010/wordprocessingCanvas" xmlns:cx="http://schemas.microsoft.com/office/drawing/2014/chartex" xmlns:cx1="http://schemas.microsoft.com/office/drawing/2015/9/8/chartex" xmlns:mc="http://schemas.openxmlformats.org/markup-compatibility/2006" xmlns:o="urn:schemas-microsoft-com:office:office" xmlns:r="http://schemas.openxmlformats.org/officeDocument/2006/relationships" xmlns:m="http://schemas.openxmlformats.org/officeDocument/2006/math" xmlns:v="urn:schemas-microsoft-com:vml" xmlns:wp14="http://schemas.microsoft.com/office/word/2010/wordprocessingDrawing" xmlns:wp="http://schemas.openxmlformats.org/drawingml/2006/wordprocessingDrawing" xmlns:w10="urn:schemas-microsoft-com:office:word" xmlns:w="http://schemas.openxmlformats.org/wordprocessingml/2006/main" xmlns:w14="http://schemas.microsoft.com/office/word/2010/wordml" xmlns:w15="http://schemas.microsoft.com/office/word/2012/wordml" xmlns:w16se="http://schemas.microsoft.com/office/word/2015/wordml/symex" xmlns:wpg="http://schemas.microsoft.com/office/word/2010/wordprocessingGroup" xmlns:wpi="http://schemas.microsoft.com/office/word/2010/wordprocessingInk" xmlns:wne="http://schemas.microsoft.com/office/word/2006/wordml" xmlns:wps="http://schemas.microsoft.com/office/word/2010/wordprocessingShape" mc:Ignorable="w14 w15 w16se wp14">
   <w:p>
     <w:pPr>
-      <w:pStyle w:val="af5"/>
+      <w:pStyle w:val="afff7"/>
       <w:pBdr>
         <w:bottom w:val="none" w:sz="0" w:space="0" w:color="auto"/>
       </w:pBdr>
@@ -9358,10 +9349,10 @@
 </file>
 
 <file path=word/header2.xml><?xml version="1.0" encoding="utf-8"?>
-<w:hdr xmlns:wpc="http://schemas.microsoft.com/office/word/2010/wordprocessingCanvas" xmlns:cx="http://schemas.microsoft.com/office/drawing/2014/chartex" xmlns:cx1="http://schemas.microsoft.com/office/drawing/2015/9/8/chartex" xmlns:cx2="http://schemas.microsoft.com/office/drawing/2015/10/21/chartex" xmlns:cx3="http://schemas.microsoft.com/office/drawing/2016/5/9/chartex" xmlns:cx4="http://schemas.microsoft.com/office/drawing/2016/5/10/chartex" xmlns:cx5="http://schemas.microsoft.com/office/drawing/2016/5/11/chartex" xmlns:cx6="http://schemas.microsoft.com/office/drawing/2016/5/12/chartex" xmlns:cx7="http://schemas.microsoft.com/office/drawing/2016/5/13/chartex" xmlns:cx8="http://schemas.microsoft.com/office/drawing/2016/5/14/chartex" xmlns:mc="http://schemas.openxmlformats.org/markup-compatibility/2006" xmlns:aink="http://schemas.microsoft.com/office/drawing/2016/ink" xmlns:am3d="http://schemas.microsoft.com/office/drawing/2017/model3d" xmlns:o="urn:schemas-microsoft-com:office:office" xmlns:oel="http://schemas.microsoft.com/office/2019/extlst" xmlns:r="http://schemas.openxmlformats.org/officeDocument/2006/relationships" xmlns:m="http://schemas.openxmlformats.org/officeDocument/2006/math" xmlns:v="urn:schemas-microsoft-com:vml" xmlns:wp14="http://schemas.microsoft.com/office/word/2010/wordprocessingDrawing" xmlns:wp="http://schemas.openxmlformats.org/drawingml/2006/wordprocessingDrawing" xmlns:w10="urn:schemas-microsoft-com:office:word" xmlns:w="http://schemas.openxmlformats.org/wordprocessingml/2006/main" xmlns:w14="http://schemas.microsoft.com/office/word/2010/wordml" xmlns:w15="http://schemas.microsoft.com/office/word/2012/wordml" xmlns:w16cex="http://schemas.microsoft.com/office/word/2018/wordml/cex" xmlns:w16cid="http://schemas.microsoft.com/office/word/2016/wordml/cid" xmlns:w16="http://schemas.microsoft.com/office/word/2018/wordml" xmlns:w16du="http://schemas.microsoft.com/office/word/2023/wordml/word16du" xmlns:w16sdtdh="http://schemas.microsoft.com/office/word/2020/wordml/sdtdatahash" xmlns:w16sdtfl="http://schemas.microsoft.com/office/word/2024/wordml/sdtformatlock" xmlns:w16se="http://schemas.microsoft.com/office/word/2015/wordml/symex" xmlns:wpg="http://schemas.microsoft.com/office/word/2010/wordprocessingGroup" xmlns:wpi="http://schemas.microsoft.com/office/word/2010/wordprocessingInk" xmlns:wne="http://schemas.microsoft.com/office/word/2006/wordml" xmlns:wps="http://schemas.microsoft.com/office/word/2010/wordprocessingShape" mc:Ignorable="w14 w15 w16se w16cid w16 w16cex w16sdtdh w16sdtfl w16du wp14">
+<w:hdr xmlns:wpc="http://schemas.microsoft.com/office/word/2010/wordprocessingCanvas" xmlns:cx="http://schemas.microsoft.com/office/drawing/2014/chartex" xmlns:cx1="http://schemas.microsoft.com/office/drawing/2015/9/8/chartex" xmlns:mc="http://schemas.openxmlformats.org/markup-compatibility/2006" xmlns:o="urn:schemas-microsoft-com:office:office" xmlns:r="http://schemas.openxmlformats.org/officeDocument/2006/relationships" xmlns:m="http://schemas.openxmlformats.org/officeDocument/2006/math" xmlns:v="urn:schemas-microsoft-com:vml" xmlns:wp14="http://schemas.microsoft.com/office/word/2010/wordprocessingDrawing" xmlns:wp="http://schemas.openxmlformats.org/drawingml/2006/wordprocessingDrawing" xmlns:w10="urn:schemas-microsoft-com:office:word" xmlns:w="http://schemas.openxmlformats.org/wordprocessingml/2006/main" xmlns:w14="http://schemas.microsoft.com/office/word/2010/wordml" xmlns:w15="http://schemas.microsoft.com/office/word/2012/wordml" xmlns:w16se="http://schemas.microsoft.com/office/word/2015/wordml/symex" xmlns:wpg="http://schemas.microsoft.com/office/word/2010/wordprocessingGroup" xmlns:wpi="http://schemas.microsoft.com/office/word/2010/wordprocessingInk" xmlns:wne="http://schemas.microsoft.com/office/word/2006/wordml" xmlns:wps="http://schemas.microsoft.com/office/word/2010/wordprocessingShape" mc:Ignorable="w14 w15 w16se wp14">
   <w:p>
     <w:pPr>
-      <w:pStyle w:val="af5"/>
+      <w:pStyle w:val="afff7"/>
       <w:rPr>
         <w:lang w:eastAsia="zh-CN"/>
       </w:rPr>
@@ -9374,7 +9365,7 @@
 </file>
 
 <file path=word/numbering.xml><?xml version="1.0" encoding="utf-8"?>
-<w:numbering xmlns:wpc="http://schemas.microsoft.com/office/word/2010/wordprocessingCanvas" xmlns:cx="http://schemas.microsoft.com/office/drawing/2014/chartex" xmlns:cx1="http://schemas.microsoft.com/office/drawing/2015/9/8/chartex" xmlns:cx2="http://schemas.microsoft.com/office/drawing/2015/10/21/chartex" xmlns:cx3="http://schemas.microsoft.com/office/drawing/2016/5/9/chartex" xmlns:cx4="http://schemas.microsoft.com/office/drawing/2016/5/10/chartex" xmlns:cx5="http://schemas.microsoft.com/office/drawing/2016/5/11/chartex" xmlns:cx6="http://schemas.microsoft.com/office/drawing/2016/5/12/chartex" xmlns:cx7="http://schemas.microsoft.com/office/drawing/2016/5/13/chartex" xmlns:cx8="http://schemas.microsoft.com/office/drawing/2016/5/14/chartex" xmlns:mc="http://schemas.openxmlformats.org/markup-compatibility/2006" xmlns:aink="http://schemas.microsoft.com/office/drawing/2016/ink" xmlns:am3d="http://schemas.microsoft.com/office/drawing/2017/model3d" xmlns:o="urn:schemas-microsoft-com:office:office" xmlns:oel="http://schemas.microsoft.com/office/2019/extlst" xmlns:r="http://schemas.openxmlformats.org/officeDocument/2006/relationships" xmlns:m="http://schemas.openxmlformats.org/officeDocument/2006/math" xmlns:v="urn:schemas-microsoft-com:vml" xmlns:wp14="http://schemas.microsoft.com/office/word/2010/wordprocessingDrawing" xmlns:wp="http://schemas.openxmlformats.org/drawingml/2006/wordprocessingDrawing" xmlns:w10="urn:schemas-microsoft-com:office:word" xmlns:w="http://schemas.openxmlformats.org/wordprocessingml/2006/main" xmlns:w14="http://schemas.microsoft.com/office/word/2010/wordml" xmlns:w15="http://schemas.microsoft.com/office/word/2012/wordml" xmlns:w16cex="http://schemas.microsoft.com/office/word/2018/wordml/cex" xmlns:w16cid="http://schemas.microsoft.com/office/word/2016/wordml/cid" xmlns:w16="http://schemas.microsoft.com/office/word/2018/wordml" xmlns:w16du="http://schemas.microsoft.com/office/word/2023/wordml/word16du" xmlns:w16sdtdh="http://schemas.microsoft.com/office/word/2020/wordml/sdtdatahash" xmlns:w16sdtfl="http://schemas.microsoft.com/office/word/2024/wordml/sdtformatlock" xmlns:w16se="http://schemas.microsoft.com/office/word/2015/wordml/symex" xmlns:wpg="http://schemas.microsoft.com/office/word/2010/wordprocessingGroup" xmlns:wpi="http://schemas.microsoft.com/office/word/2010/wordprocessingInk" xmlns:wne="http://schemas.microsoft.com/office/word/2006/wordml" xmlns:wps="http://schemas.microsoft.com/office/word/2010/wordprocessingShape" mc:Ignorable="w14 w15 w16se w16cid w16 w16cex w16sdtdh w16sdtfl w16du wp14">
+<w:numbering xmlns:wpc="http://schemas.microsoft.com/office/word/2010/wordprocessingCanvas" xmlns:cx="http://schemas.microsoft.com/office/drawing/2014/chartex" xmlns:cx1="http://schemas.microsoft.com/office/drawing/2015/9/8/chartex" xmlns:mc="http://schemas.openxmlformats.org/markup-compatibility/2006" xmlns:o="urn:schemas-microsoft-com:office:office" xmlns:r="http://schemas.openxmlformats.org/officeDocument/2006/relationships" xmlns:m="http://schemas.openxmlformats.org/officeDocument/2006/math" xmlns:v="urn:schemas-microsoft-com:vml" xmlns:wp14="http://schemas.microsoft.com/office/word/2010/wordprocessingDrawing" xmlns:wp="http://schemas.openxmlformats.org/drawingml/2006/wordprocessingDrawing" xmlns:w10="urn:schemas-microsoft-com:office:word" xmlns:w="http://schemas.openxmlformats.org/wordprocessingml/2006/main" xmlns:w14="http://schemas.microsoft.com/office/word/2010/wordml" xmlns:w15="http://schemas.microsoft.com/office/word/2012/wordml" xmlns:w16se="http://schemas.microsoft.com/office/word/2015/wordml/symex" xmlns:wpg="http://schemas.microsoft.com/office/word/2010/wordprocessingGroup" xmlns:wpi="http://schemas.microsoft.com/office/word/2010/wordprocessingInk" xmlns:wne="http://schemas.microsoft.com/office/word/2006/wordml" xmlns:wps="http://schemas.microsoft.com/office/word/2010/wordprocessingShape" mc:Ignorable="w14 w15 w16se wp14">
   <w:abstractNum w:abstractNumId="0" w15:restartNumberingAfterBreak="0">
     <w:nsid w:val="09C50776"/>
     <w:multiLevelType w:val="hybridMultilevel"/>
@@ -9382,7 +9373,7 @@
     <w:lvl w:ilvl="0" w:tplc="D85E475A">
       <w:start w:val="1"/>
       <w:numFmt w:val="bullet"/>
-      <w:pStyle w:val="BN2"/>
+      <w:pStyle w:val="2"/>
       <w:lvlText w:val="●"/>
       <w:lvlJc w:val="left"/>
       <w:pPr>
@@ -9981,7 +9972,7 @@
     <w:lvl w:ilvl="0">
       <w:start w:val="1"/>
       <w:numFmt w:val="bullet"/>
-      <w:pStyle w:val="BN"/>
+      <w:pStyle w:val="a"/>
       <w:lvlText w:val=""/>
       <w:lvlJc w:val="left"/>
       <w:pPr>
@@ -10120,7 +10111,7 @@
     <w:lvl w:ilvl="0">
       <w:start w:val="1"/>
       <w:numFmt w:val="none"/>
-      <w:pStyle w:val="BN0"/>
+      <w:pStyle w:val="0"/>
       <w:suff w:val="space"/>
       <w:lvlText w:val=""/>
       <w:lvlJc w:val="left"/>
@@ -10134,7 +10125,7 @@
     <w:lvl w:ilvl="1">
       <w:start w:val="1"/>
       <w:numFmt w:val="decimal"/>
-      <w:pStyle w:val="BN1"/>
+      <w:pStyle w:val="1"/>
       <w:suff w:val="space"/>
       <w:lvlText w:val="%1%2"/>
       <w:lvlJc w:val="left"/>
@@ -10148,7 +10139,7 @@
     <w:lvl w:ilvl="2">
       <w:start w:val="1"/>
       <w:numFmt w:val="decimal"/>
-      <w:pStyle w:val="BN20"/>
+      <w:pStyle w:val="20"/>
       <w:suff w:val="space"/>
       <w:lvlText w:val="%1%2.%3"/>
       <w:lvlJc w:val="left"/>
@@ -10162,7 +10153,7 @@
     <w:lvl w:ilvl="3">
       <w:start w:val="1"/>
       <w:numFmt w:val="decimal"/>
-      <w:pStyle w:val="BN3"/>
+      <w:pStyle w:val="3"/>
       <w:suff w:val="space"/>
       <w:lvlText w:val="%1%2.%3.%4"/>
       <w:lvlJc w:val="left"/>
@@ -10176,7 +10167,7 @@
     <w:lvl w:ilvl="4">
       <w:start w:val="1"/>
       <w:numFmt w:val="decimal"/>
-      <w:pStyle w:val="BN4"/>
+      <w:pStyle w:val="4"/>
       <w:suff w:val="space"/>
       <w:lvlText w:val="%1%2.%3.%4.%5"/>
       <w:lvlJc w:val="left"/>
@@ -10190,7 +10181,7 @@
     <w:lvl w:ilvl="5">
       <w:start w:val="1"/>
       <w:numFmt w:val="decimal"/>
-      <w:pStyle w:val="BN5"/>
+      <w:pStyle w:val="5"/>
       <w:suff w:val="space"/>
       <w:lvlText w:val="%1%2.%3.%4.%5.%6"/>
       <w:lvlJc w:val="left"/>
@@ -10204,7 +10195,7 @@
     <w:lvl w:ilvl="6">
       <w:start w:val="1"/>
       <w:numFmt w:val="decimal"/>
-      <w:pStyle w:val="BN6"/>
+      <w:pStyle w:val="6"/>
       <w:suff w:val="space"/>
       <w:lvlText w:val="%1%2.%3.%4.%5.%6.%7"/>
       <w:lvlJc w:val="left"/>
@@ -10218,7 +10209,7 @@
     <w:lvl w:ilvl="7">
       <w:start w:val="1"/>
       <w:numFmt w:val="decimal"/>
-      <w:pStyle w:val="BN7"/>
+      <w:pStyle w:val="7"/>
       <w:suff w:val="space"/>
       <w:lvlText w:val="%1%2.%3.%4.%5.%6.%7.%8"/>
       <w:lvlJc w:val="left"/>
@@ -10656,7 +10647,7 @@
     <w:lvl w:ilvl="0" w:tplc="7CDA1A5E">
       <w:start w:val="1"/>
       <w:numFmt w:val="bullet"/>
-      <w:pStyle w:val="BN21"/>
+      <w:pStyle w:val="21"/>
       <w:lvlText w:val=""/>
       <w:lvlJc w:val="left"/>
       <w:pPr>
@@ -10770,7 +10761,7 @@
     <w:lvl w:ilvl="0" w:tplc="79426770">
       <w:start w:val="1"/>
       <w:numFmt w:val="bullet"/>
-      <w:pStyle w:val="BN8"/>
+      <w:pStyle w:val="a0"/>
       <w:lvlText w:val=""/>
       <w:lvlJc w:val="left"/>
       <w:pPr>
@@ -11000,7 +10991,7 @@
     <w:lvl w:ilvl="0" w:tplc="D4DECAE8">
       <w:start w:val="1"/>
       <w:numFmt w:val="bullet"/>
-      <w:pStyle w:val="BN30"/>
+      <w:pStyle w:val="30"/>
       <w:lvlText w:val=""/>
       <w:lvlJc w:val="left"/>
       <w:pPr>
@@ -11141,7 +11132,7 @@
     <w:lvl w:ilvl="0" w:tplc="86A4B5DC">
       <w:start w:val="1"/>
       <w:numFmt w:val="bullet"/>
-      <w:pStyle w:val="BN31"/>
+      <w:pStyle w:val="31"/>
       <w:lvlText w:val=""/>
       <w:lvlJc w:val="left"/>
       <w:pPr>
@@ -11368,31 +11359,31 @@
       </w:rPr>
     </w:lvl>
   </w:abstractNum>
-  <w:num w:numId="1" w16cid:durableId="2108504085">
+  <w:num w:numId="1">
     <w:abstractNumId w:val="5"/>
   </w:num>
-  <w:num w:numId="2" w16cid:durableId="2081252485">
+  <w:num w:numId="2">
     <w:abstractNumId w:val="3"/>
   </w:num>
-  <w:num w:numId="3" w16cid:durableId="662318326">
+  <w:num w:numId="3">
     <w:abstractNumId w:val="8"/>
   </w:num>
-  <w:num w:numId="4" w16cid:durableId="1007707714">
+  <w:num w:numId="4">
     <w:abstractNumId w:val="12"/>
   </w:num>
-  <w:num w:numId="5" w16cid:durableId="2062364130">
+  <w:num w:numId="5">
     <w:abstractNumId w:val="0"/>
   </w:num>
-  <w:num w:numId="6" w16cid:durableId="1180508702">
+  <w:num w:numId="6">
     <w:abstractNumId w:val="14"/>
   </w:num>
-  <w:num w:numId="7" w16cid:durableId="903831925">
+  <w:num w:numId="7">
     <w:abstractNumId w:val="1"/>
   </w:num>
-  <w:num w:numId="8" w16cid:durableId="651296776">
+  <w:num w:numId="8">
     <w:abstractNumId w:val="9"/>
   </w:num>
-  <w:num w:numId="9" w16cid:durableId="1700735433">
+  <w:num w:numId="9">
     <w:abstractNumId w:val="3"/>
     <w:lvlOverride w:ilvl="0">
       <w:startOverride w:val="1"/>
@@ -11422,7 +11413,7 @@
       <w:startOverride w:val="1"/>
     </w:lvlOverride>
   </w:num>
-  <w:num w:numId="10" w16cid:durableId="867530309">
+  <w:num w:numId="10">
     <w:abstractNumId w:val="3"/>
     <w:lvlOverride w:ilvl="0">
       <w:startOverride w:val="1"/>
@@ -11452,7 +11443,7 @@
       <w:startOverride w:val="1"/>
     </w:lvlOverride>
   </w:num>
-  <w:num w:numId="11" w16cid:durableId="1270963596">
+  <w:num w:numId="11">
     <w:abstractNumId w:val="3"/>
     <w:lvlOverride w:ilvl="0">
       <w:startOverride w:val="1"/>
@@ -11482,7 +11473,7 @@
       <w:startOverride w:val="1"/>
     </w:lvlOverride>
   </w:num>
-  <w:num w:numId="12" w16cid:durableId="842478481">
+  <w:num w:numId="12">
     <w:abstractNumId w:val="3"/>
     <w:lvlOverride w:ilvl="0">
       <w:startOverride w:val="1"/>
@@ -11512,7 +11503,7 @@
       <w:startOverride w:val="1"/>
     </w:lvlOverride>
   </w:num>
-  <w:num w:numId="13" w16cid:durableId="1791587589">
+  <w:num w:numId="13">
     <w:abstractNumId w:val="3"/>
     <w:lvlOverride w:ilvl="0">
       <w:startOverride w:val="1"/>
@@ -11542,7 +11533,7 @@
       <w:startOverride w:val="1"/>
     </w:lvlOverride>
   </w:num>
-  <w:num w:numId="14" w16cid:durableId="1150513551">
+  <w:num w:numId="14">
     <w:abstractNumId w:val="3"/>
     <w:lvlOverride w:ilvl="0">
       <w:startOverride w:val="1"/>
@@ -11572,13 +11563,13 @@
       <w:startOverride w:val="1"/>
     </w:lvlOverride>
   </w:num>
-  <w:num w:numId="15" w16cid:durableId="1580794605">
+  <w:num w:numId="15">
     <w:abstractNumId w:val="10"/>
   </w:num>
-  <w:num w:numId="16" w16cid:durableId="1822232198">
+  <w:num w:numId="16">
     <w:abstractNumId w:val="7"/>
   </w:num>
-  <w:num w:numId="17" w16cid:durableId="1849589728">
+  <w:num w:numId="17">
     <w:abstractNumId w:val="3"/>
     <w:lvlOverride w:ilvl="0">
       <w:startOverride w:val="1"/>
@@ -11608,31 +11599,31 @@
       <w:startOverride w:val="1"/>
     </w:lvlOverride>
   </w:num>
-  <w:num w:numId="18" w16cid:durableId="1822429452">
+  <w:num w:numId="18">
     <w:abstractNumId w:val="16"/>
   </w:num>
-  <w:num w:numId="19" w16cid:durableId="1686058170">
+  <w:num w:numId="19">
     <w:abstractNumId w:val="6"/>
   </w:num>
-  <w:num w:numId="20" w16cid:durableId="560480231">
+  <w:num w:numId="20">
     <w:abstractNumId w:val="15"/>
   </w:num>
-  <w:num w:numId="21" w16cid:durableId="886184442">
+  <w:num w:numId="21">
     <w:abstractNumId w:val="11"/>
   </w:num>
-  <w:num w:numId="22" w16cid:durableId="1348403804">
+  <w:num w:numId="22">
     <w:abstractNumId w:val="4"/>
   </w:num>
-  <w:num w:numId="23" w16cid:durableId="1827938852">
+  <w:num w:numId="23">
     <w:abstractNumId w:val="13"/>
   </w:num>
-  <w:num w:numId="24" w16cid:durableId="718549874">
+  <w:num w:numId="24">
     <w:abstractNumId w:val="2"/>
   </w:num>
-  <w:num w:numId="25" w16cid:durableId="676493939">
+  <w:num w:numId="25">
     <w:abstractNumId w:val="6"/>
   </w:num>
-  <w:num w:numId="26" w16cid:durableId="1749962358">
+  <w:num w:numId="26">
     <w:abstractNumId w:val="6"/>
     <w:lvlOverride w:ilvl="0">
       <w:startOverride w:val="1"/>
@@ -11662,7 +11653,7 @@
       <w:startOverride w:val="1"/>
     </w:lvlOverride>
   </w:num>
-  <w:num w:numId="27" w16cid:durableId="618342108">
+  <w:num w:numId="27">
     <w:abstractNumId w:val="6"/>
     <w:lvlOverride w:ilvl="0">
       <w:startOverride w:val="1"/>
@@ -11692,7 +11683,7 @@
       <w:startOverride w:val="1"/>
     </w:lvlOverride>
   </w:num>
-  <w:num w:numId="28" w16cid:durableId="922879246">
+  <w:num w:numId="28">
     <w:abstractNumId w:val="6"/>
     <w:lvlOverride w:ilvl="0">
       <w:startOverride w:val="1"/>
@@ -11722,7 +11713,7 @@
       <w:startOverride w:val="1"/>
     </w:lvlOverride>
   </w:num>
-  <w:num w:numId="29" w16cid:durableId="1045906615">
+  <w:num w:numId="29">
     <w:abstractNumId w:val="6"/>
     <w:lvlOverride w:ilvl="0">
       <w:startOverride w:val="1"/>
@@ -11757,7 +11748,7 @@
 </file>
 
 <file path=word/people.xml><?xml version="1.0" encoding="utf-8"?>
-<w15:people xmlns:wpc="http://schemas.microsoft.com/office/word/2010/wordprocessingCanvas" xmlns:cx="http://schemas.microsoft.com/office/drawing/2014/chartex" xmlns:cx1="http://schemas.microsoft.com/office/drawing/2015/9/8/chartex" xmlns:cx2="http://schemas.microsoft.com/office/drawing/2015/10/21/chartex" xmlns:cx3="http://schemas.microsoft.com/office/drawing/2016/5/9/chartex" xmlns:cx4="http://schemas.microsoft.com/office/drawing/2016/5/10/chartex" xmlns:cx5="http://schemas.microsoft.com/office/drawing/2016/5/11/chartex" xmlns:cx6="http://schemas.microsoft.com/office/drawing/2016/5/12/chartex" xmlns:cx7="http://schemas.microsoft.com/office/drawing/2016/5/13/chartex" xmlns:cx8="http://schemas.microsoft.com/office/drawing/2016/5/14/chartex" xmlns:mc="http://schemas.openxmlformats.org/markup-compatibility/2006" xmlns:aink="http://schemas.microsoft.com/office/drawing/2016/ink" xmlns:am3d="http://schemas.microsoft.com/office/drawing/2017/model3d" xmlns:o="urn:schemas-microsoft-com:office:office" xmlns:oel="http://schemas.microsoft.com/office/2019/extlst" xmlns:r="http://schemas.openxmlformats.org/officeDocument/2006/relationships" xmlns:m="http://schemas.openxmlformats.org/officeDocument/2006/math" xmlns:v="urn:schemas-microsoft-com:vml" xmlns:wp14="http://schemas.microsoft.com/office/word/2010/wordprocessingDrawing" xmlns:wp="http://schemas.openxmlformats.org/drawingml/2006/wordprocessingDrawing" xmlns:w10="urn:schemas-microsoft-com:office:word" xmlns:w="http://schemas.openxmlformats.org/wordprocessingml/2006/main" xmlns:w14="http://schemas.microsoft.com/office/word/2010/wordml" xmlns:w15="http://schemas.microsoft.com/office/word/2012/wordml" xmlns:w16cex="http://schemas.microsoft.com/office/word/2018/wordml/cex" xmlns:w16cid="http://schemas.microsoft.com/office/word/2016/wordml/cid" xmlns:w16="http://schemas.microsoft.com/office/word/2018/wordml" xmlns:w16du="http://schemas.microsoft.com/office/word/2023/wordml/word16du" xmlns:w16sdtdh="http://schemas.microsoft.com/office/word/2020/wordml/sdtdatahash" xmlns:w16sdtfl="http://schemas.microsoft.com/office/word/2024/wordml/sdtformatlock" xmlns:w16se="http://schemas.microsoft.com/office/word/2015/wordml/symex" xmlns:wpg="http://schemas.microsoft.com/office/word/2010/wordprocessingGroup" xmlns:wpi="http://schemas.microsoft.com/office/word/2010/wordprocessingInk" xmlns:wne="http://schemas.microsoft.com/office/word/2006/wordml" xmlns:wps="http://schemas.microsoft.com/office/word/2010/wordprocessingShape" mc:Ignorable="w14 w15 w16se w16cid w16 w16cex w16sdtdh w16sdtfl w16du wp14">
+<w15:people xmlns:wpc="http://schemas.microsoft.com/office/word/2010/wordprocessingCanvas" xmlns:cx="http://schemas.microsoft.com/office/drawing/2014/chartex" xmlns:cx1="http://schemas.microsoft.com/office/drawing/2015/9/8/chartex" xmlns:mc="http://schemas.openxmlformats.org/markup-compatibility/2006" xmlns:o="urn:schemas-microsoft-com:office:office" xmlns:r="http://schemas.openxmlformats.org/officeDocument/2006/relationships" xmlns:m="http://schemas.openxmlformats.org/officeDocument/2006/math" xmlns:v="urn:schemas-microsoft-com:vml" xmlns:wp14="http://schemas.microsoft.com/office/word/2010/wordprocessingDrawing" xmlns:wp="http://schemas.openxmlformats.org/drawingml/2006/wordprocessingDrawing" xmlns:w10="urn:schemas-microsoft-com:office:word" xmlns:w="http://schemas.openxmlformats.org/wordprocessingml/2006/main" xmlns:w14="http://schemas.microsoft.com/office/word/2010/wordml" xmlns:w15="http://schemas.microsoft.com/office/word/2012/wordml" xmlns:w16se="http://schemas.microsoft.com/office/word/2015/wordml/symex" xmlns:wpg="http://schemas.microsoft.com/office/word/2010/wordprocessingGroup" xmlns:wpi="http://schemas.microsoft.com/office/word/2010/wordprocessingInk" xmlns:wne="http://schemas.microsoft.com/office/word/2006/wordml" xmlns:wps="http://schemas.microsoft.com/office/word/2010/wordprocessingShape" mc:Ignorable="w14 w15 w16se wp14">
   <w15:person w15:author="user">
     <w15:presenceInfo w15:providerId="None" w15:userId="user"/>
   </w15:person>
@@ -11765,7 +11756,7 @@
 </file>
 
 <file path=word/styles.xml><?xml version="1.0" encoding="utf-8"?>
-<w:styles xmlns:mc="http://schemas.openxmlformats.org/markup-compatibility/2006" xmlns:r="http://schemas.openxmlformats.org/officeDocument/2006/relationships" xmlns:w="http://schemas.openxmlformats.org/wordprocessingml/2006/main" xmlns:w14="http://schemas.microsoft.com/office/word/2010/wordml" xmlns:w15="http://schemas.microsoft.com/office/word/2012/wordml" xmlns:w16cex="http://schemas.microsoft.com/office/word/2018/wordml/cex" xmlns:w16cid="http://schemas.microsoft.com/office/word/2016/wordml/cid" xmlns:w16="http://schemas.microsoft.com/office/word/2018/wordml" xmlns:w16du="http://schemas.microsoft.com/office/word/2023/wordml/word16du" xmlns:w16sdtdh="http://schemas.microsoft.com/office/word/2020/wordml/sdtdatahash" xmlns:w16sdtfl="http://schemas.microsoft.com/office/word/2024/wordml/sdtformatlock" xmlns:w16se="http://schemas.microsoft.com/office/word/2015/wordml/symex" mc:Ignorable="w14 w15 w16se w16cid w16 w16cex w16sdtdh w16sdtfl w16du">
+<w:styles xmlns:mc="http://schemas.openxmlformats.org/markup-compatibility/2006" xmlns:r="http://schemas.openxmlformats.org/officeDocument/2006/relationships" xmlns:w="http://schemas.openxmlformats.org/wordprocessingml/2006/main" xmlns:w14="http://schemas.microsoft.com/office/word/2010/wordml" xmlns:w15="http://schemas.microsoft.com/office/word/2012/wordml" xmlns:w16se="http://schemas.microsoft.com/office/word/2015/wordml/symex" mc:Ignorable="w14 w15 w16se">
   <w:docDefaults>
     <w:rPrDefault>
       <w:rPr>
@@ -11775,7 +11766,7 @@
     </w:rPrDefault>
     <w:pPrDefault/>
   </w:docDefaults>
-  <w:latentStyles w:defLockedState="0" w:defUIPriority="0" w:defSemiHidden="0" w:defUnhideWhenUsed="0" w:defQFormat="0" w:count="376">
+  <w:latentStyles w:defLockedState="0" w:defUIPriority="0" w:defSemiHidden="0" w:defUnhideWhenUsed="0" w:defQFormat="0" w:count="371">
     <w:lsdException w:name="heading 1" w:uiPriority="9"/>
     <w:lsdException w:name="heading 2" w:uiPriority="9" w:unhideWhenUsed="1"/>
     <w:lsdException w:name="heading 3" w:uiPriority="9" w:unhideWhenUsed="1" w:qFormat="1"/>
@@ -12145,13 +12136,8 @@
     <w:lsdException w:name="List Table 5 Dark Accent 6" w:uiPriority="50"/>
     <w:lsdException w:name="List Table 6 Colorful Accent 6" w:uiPriority="51"/>
     <w:lsdException w:name="List Table 7 Colorful Accent 6" w:uiPriority="52"/>
-    <w:lsdException w:name="Mention" w:semiHidden="1" w:uiPriority="99" w:unhideWhenUsed="1"/>
-    <w:lsdException w:name="Smart Hyperlink" w:semiHidden="1" w:uiPriority="99" w:unhideWhenUsed="1"/>
-    <w:lsdException w:name="Hashtag" w:semiHidden="1" w:uiPriority="99" w:unhideWhenUsed="1"/>
-    <w:lsdException w:name="Unresolved Mention" w:semiHidden="1" w:uiPriority="99" w:unhideWhenUsed="1"/>
-    <w:lsdException w:name="Smart Link" w:semiHidden="1" w:uiPriority="99" w:unhideWhenUsed="1"/>
   </w:latentStyles>
-  <w:style w:type="paragraph" w:default="1" w:styleId="a">
+  <w:style w:type="paragraph" w:default="1" w:styleId="a1">
     <w:name w:val="Normal"/>
     <w:rsid w:val="00721E8E"/>
     <w:pPr>
@@ -12163,12 +12149,12 @@
       <w:lang w:eastAsia="en-US" w:bidi="en-US"/>
     </w:rPr>
   </w:style>
-  <w:style w:type="paragraph" w:styleId="1">
+  <w:style w:type="paragraph" w:styleId="10">
     <w:name w:val="heading 1"/>
     <w:aliases w:val="编号标题1,11,12,13,14,15,111,121,131,16,112,122,132,17,113,123,133,18,114,124,134,141,151,1111,1211,1311,161,1121,1221,1321,171,1131,1231,1331,19,115,125,135,142,152,1112,1212,1312,162,1122,1222,1322,172,1132,1232,1332,H1,Level 1 Head,PIM 1,h1,l1,1,H11"/>
-    <w:basedOn w:val="BN9"/>
-    <w:next w:val="a"/>
-    <w:link w:val="10"/>
+    <w:basedOn w:val="a2"/>
+    <w:next w:val="a1"/>
+    <w:link w:val="11"/>
     <w:uiPriority w:val="9"/>
     <w:semiHidden/>
     <w:rsid w:val="00DC3A2A"/>
@@ -12176,12 +12162,12 @@
       <w:outlineLvl w:val="0"/>
     </w:pPr>
   </w:style>
-  <w:style w:type="paragraph" w:styleId="2">
+  <w:style w:type="paragraph" w:styleId="22">
     <w:name w:val="heading 2"/>
     <w:aliases w:val="Heading 2 Hidden,Heading 2 CCBS,Titre3,H2,Level 2 Head,heading 2,2.标题 2,2nd level,h2,2,Header 2,PIM2,l2,Titre2,Head 2,HD2,Fab-2,sect 1.2,H21,sect 1.21,H22,sect 1.22,H211,sect 1.211,H23,sect 1.23,H212,sect 1.212,DO NOT USE_h2,chn,第一章 标题 2,ISO1,编号标题2"/>
-    <w:basedOn w:val="a"/>
-    <w:next w:val="a"/>
-    <w:link w:val="20"/>
+    <w:basedOn w:val="a1"/>
+    <w:next w:val="a1"/>
+    <w:link w:val="23"/>
     <w:uiPriority w:val="9"/>
     <w:semiHidden/>
     <w:rsid w:val="004834C2"/>
@@ -12200,11 +12186,11 @@
       <w:szCs w:val="26"/>
     </w:rPr>
   </w:style>
-  <w:style w:type="paragraph" w:styleId="3">
+  <w:style w:type="paragraph" w:styleId="32">
     <w:name w:val="heading 3"/>
     <w:aliases w:val="h3,3rd level,Heading 3 - old,H3,Level 3 Head,level_3,PIM 3,3,l3,CT,Head 3,二级节名,heading 3,Bold Head,bh,BOD 0,sect1.2.3,sect1.2.31,sect1.2.32,sect1.2.311,sect1.2.33,sect1.2.312,sl3,Heading 3under,- Maj Side,prop3,3heading,Heading 31,Fab-3,一,标题 3 Char"/>
-    <w:basedOn w:val="a"/>
-    <w:next w:val="a"/>
+    <w:basedOn w:val="a1"/>
+    <w:next w:val="a1"/>
     <w:uiPriority w:val="9"/>
     <w:semiHidden/>
     <w:qFormat/>
@@ -12222,12 +12208,12 @@
       <w:color w:val="4F81BD"/>
     </w:rPr>
   </w:style>
-  <w:style w:type="paragraph" w:styleId="4">
+  <w:style w:type="paragraph" w:styleId="40">
     <w:name w:val="heading 4"/>
     <w:aliases w:val="h4,H4,4,bullet,bl,bb,4th level,sect 1.2.3.4,Ref Heading 1,rh1,Heading sql,sl4,第三层条,PIM 4,h41,sect 1.2.3.41,Ref Heading 11,rh11,sect 1.2.3.42,Ref Heading 12,rh12,sect 1.2.3.411,Ref Heading 111,rh111,sect 1.2.3.43,Ref Heading 13,rh13,sect 1.2.3.412,d"/>
-    <w:basedOn w:val="a"/>
-    <w:next w:val="a"/>
-    <w:link w:val="40"/>
+    <w:basedOn w:val="a1"/>
+    <w:next w:val="a1"/>
+    <w:link w:val="41"/>
     <w:uiPriority w:val="9"/>
     <w:semiHidden/>
     <w:qFormat/>
@@ -12247,12 +12233,12 @@
       <w:color w:val="4F81BD"/>
     </w:rPr>
   </w:style>
-  <w:style w:type="paragraph" w:styleId="5">
+  <w:style w:type="paragraph" w:styleId="50">
     <w:name w:val="heading 5"/>
     <w:aliases w:val="H5,First Bullet,L5,5,dash,ds,dd,第四层条,PIM 5,h5,Second Subheading,dash1,ds1,dd1,dash2,ds2,dd2,dash3,ds3,dd3,dash4,ds4,dd4,dash5,ds5,dd5,dash6,ds6,dd6,dash7,ds7,dd7,dash8,ds8,dd8,dash9,ds9,dd9,dash10,ds10,dd10,dash11,ds11,dd11,dash21,ds21,dd21,b,款，1,l"/>
-    <w:basedOn w:val="a"/>
-    <w:next w:val="a"/>
-    <w:link w:val="50"/>
+    <w:basedOn w:val="a1"/>
+    <w:next w:val="a1"/>
+    <w:link w:val="51"/>
     <w:uiPriority w:val="9"/>
     <w:semiHidden/>
     <w:qFormat/>
@@ -12268,11 +12254,11 @@
       <w:color w:val="243F60"/>
     </w:rPr>
   </w:style>
-  <w:style w:type="paragraph" w:styleId="6">
+  <w:style w:type="paragraph" w:styleId="60">
     <w:name w:val="heading 6"/>
-    <w:basedOn w:val="a"/>
-    <w:next w:val="a"/>
-    <w:link w:val="60"/>
+    <w:basedOn w:val="a1"/>
+    <w:next w:val="a1"/>
+    <w:link w:val="61"/>
     <w:uiPriority w:val="9"/>
     <w:semiHidden/>
     <w:rsid w:val="004834C2"/>
@@ -12289,11 +12275,11 @@
       <w:color w:val="243F60"/>
     </w:rPr>
   </w:style>
-  <w:style w:type="paragraph" w:styleId="7">
+  <w:style w:type="paragraph" w:styleId="70">
     <w:name w:val="heading 7"/>
-    <w:basedOn w:val="a"/>
-    <w:next w:val="a"/>
-    <w:link w:val="70"/>
+    <w:basedOn w:val="a1"/>
+    <w:next w:val="a1"/>
+    <w:link w:val="71"/>
     <w:uiPriority w:val="9"/>
     <w:semiHidden/>
     <w:rsid w:val="004834C2"/>
@@ -12312,8 +12298,8 @@
   </w:style>
   <w:style w:type="paragraph" w:styleId="8">
     <w:name w:val="heading 8"/>
-    <w:basedOn w:val="a"/>
-    <w:next w:val="a"/>
+    <w:basedOn w:val="a1"/>
+    <w:next w:val="a1"/>
     <w:link w:val="80"/>
     <w:uiPriority w:val="9"/>
     <w:semiHidden/>
@@ -12335,8 +12321,8 @@
   <w:style w:type="paragraph" w:styleId="9">
     <w:name w:val="heading 9"/>
     <w:aliases w:val="PIM 9"/>
-    <w:basedOn w:val="a"/>
-    <w:next w:val="a"/>
+    <w:basedOn w:val="a1"/>
+    <w:next w:val="a1"/>
     <w:link w:val="90"/>
     <w:uiPriority w:val="9"/>
     <w:semiHidden/>
@@ -12345,13 +12331,13 @@
       <w:outlineLvl w:val="8"/>
     </w:pPr>
   </w:style>
-  <w:style w:type="character" w:default="1" w:styleId="a0">
+  <w:style w:type="character" w:default="1" w:styleId="a3">
     <w:name w:val="Default Paragraph Font"/>
     <w:uiPriority w:val="1"/>
     <w:semiHidden/>
     <w:unhideWhenUsed/>
   </w:style>
-  <w:style w:type="table" w:default="1" w:styleId="a1">
+  <w:style w:type="table" w:default="1" w:styleId="a4">
     <w:name w:val="Normal Table"/>
     <w:uiPriority w:val="99"/>
     <w:semiHidden/>
@@ -12366,15 +12352,15 @@
       </w:tblCellMar>
     </w:tblPr>
   </w:style>
-  <w:style w:type="numbering" w:default="1" w:styleId="a2">
+  <w:style w:type="numbering" w:default="1" w:styleId="a5">
     <w:name w:val="No List"/>
     <w:uiPriority w:val="99"/>
     <w:semiHidden/>
     <w:unhideWhenUsed/>
   </w:style>
-  <w:style w:type="character" w:customStyle="1" w:styleId="60">
+  <w:style w:type="character" w:customStyle="1" w:styleId="61">
     <w:name w:val="标题 6 字符"/>
-    <w:link w:val="6"/>
+    <w:link w:val="60"/>
     <w:uiPriority w:val="9"/>
     <w:semiHidden/>
     <w:rsid w:val="00380A11"/>
@@ -12388,9 +12374,9 @@
       <w:lang w:eastAsia="en-US" w:bidi="en-US"/>
     </w:rPr>
   </w:style>
-  <w:style w:type="character" w:customStyle="1" w:styleId="70">
+  <w:style w:type="character" w:customStyle="1" w:styleId="71">
     <w:name w:val="标题 7 字符"/>
-    <w:link w:val="7"/>
+    <w:link w:val="70"/>
     <w:uiPriority w:val="9"/>
     <w:semiHidden/>
     <w:rsid w:val="00380A11"/>
@@ -12429,10 +12415,10 @@
       <w:lang w:bidi="en-US"/>
     </w:rPr>
   </w:style>
-  <w:style w:type="paragraph" w:customStyle="1" w:styleId="BN9">
-    <w:name w:val="BN_正文"/>
-    <w:basedOn w:val="a"/>
-    <w:link w:val="BNa"/>
+  <w:style w:type="paragraph" w:customStyle="1" w:styleId="a2">
+    <w:name w:val="投标_正文"/>
+    <w:basedOn w:val="a1"/>
+    <w:link w:val="a6"/>
     <w:autoRedefine/>
     <w:rsid w:val="008D182D"/>
     <w:pPr>
@@ -12442,9 +12428,9 @@
       <w:lang w:eastAsia="zh-CN"/>
     </w:rPr>
   </w:style>
-  <w:style w:type="character" w:customStyle="1" w:styleId="BNa">
-    <w:name w:val="BN_正文 字符"/>
-    <w:link w:val="BN9"/>
+  <w:style w:type="character" w:customStyle="1" w:styleId="a6">
+    <w:name w:val="投标_正文 字符"/>
+    <w:link w:val="a2"/>
     <w:rsid w:val="008D182D"/>
     <w:rPr>
       <w:sz w:val="24"/>
@@ -12452,10 +12438,10 @@
       <w:lang w:bidi="en-US"/>
     </w:rPr>
   </w:style>
-  <w:style w:type="paragraph" w:customStyle="1" w:styleId="BNb">
-    <w:name w:val="BN_正文缩进"/>
-    <w:basedOn w:val="BN9"/>
-    <w:link w:val="BNc"/>
+  <w:style w:type="paragraph" w:customStyle="1" w:styleId="a7">
+    <w:name w:val="投标_正文缩进"/>
+    <w:basedOn w:val="a2"/>
+    <w:link w:val="a8"/>
     <w:autoRedefine/>
     <w:qFormat/>
     <w:rsid w:val="00F83C40"/>
@@ -12464,11 +12450,11 @@
       <w:ind w:firstLineChars="200" w:firstLine="480"/>
     </w:pPr>
   </w:style>
-  <w:style w:type="paragraph" w:customStyle="1" w:styleId="BN">
-    <w:name w:val="BN_列表项目符号"/>
-    <w:basedOn w:val="BN9"/>
-    <w:next w:val="a"/>
-    <w:link w:val="BNd"/>
+  <w:style w:type="paragraph" w:customStyle="1" w:styleId="a">
+    <w:name w:val="投标_列表项目符号"/>
+    <w:basedOn w:val="a2"/>
+    <w:next w:val="a1"/>
+    <w:link w:val="a9"/>
     <w:autoRedefine/>
     <w:rsid w:val="008C5F49"/>
     <w:pPr>
@@ -12478,10 +12464,10 @@
       <w:contextualSpacing/>
     </w:pPr>
   </w:style>
-  <w:style w:type="paragraph" w:customStyle="1" w:styleId="BN21">
-    <w:name w:val="BN_列表项目符号2"/>
-    <w:basedOn w:val="BN9"/>
-    <w:next w:val="a"/>
+  <w:style w:type="paragraph" w:customStyle="1" w:styleId="21">
+    <w:name w:val="投标_列表项目符号2"/>
+    <w:basedOn w:val="a2"/>
+    <w:next w:val="a1"/>
     <w:autoRedefine/>
     <w:rsid w:val="00BE027E"/>
     <w:pPr>
@@ -12494,10 +12480,10 @@
       <w:contextualSpacing/>
     </w:pPr>
   </w:style>
-  <w:style w:type="paragraph" w:customStyle="1" w:styleId="BNe">
-    <w:name w:val="BN_小标题"/>
-    <w:basedOn w:val="BN9"/>
-    <w:next w:val="BNb"/>
+  <w:style w:type="paragraph" w:customStyle="1" w:styleId="aa">
+    <w:name w:val="投标_小标题"/>
+    <w:basedOn w:val="a2"/>
+    <w:next w:val="a7"/>
     <w:autoRedefine/>
     <w:rsid w:val="0031102A"/>
     <w:pPr>
@@ -12510,10 +12496,10 @@
       <w:sz w:val="28"/>
     </w:rPr>
   </w:style>
-  <w:style w:type="paragraph" w:customStyle="1" w:styleId="BN0">
-    <w:name w:val="BN_标题0"/>
-    <w:basedOn w:val="BN9"/>
-    <w:next w:val="BNb"/>
+  <w:style w:type="paragraph" w:customStyle="1" w:styleId="0">
+    <w:name w:val="投标_标题0"/>
+    <w:basedOn w:val="a2"/>
+    <w:next w:val="a7"/>
     <w:autoRedefine/>
     <w:rsid w:val="00B23787"/>
     <w:pPr>
@@ -12530,10 +12516,10 @@
       <w:sz w:val="28"/>
     </w:rPr>
   </w:style>
-  <w:style w:type="paragraph" w:customStyle="1" w:styleId="BN1">
-    <w:name w:val="BN_标题1"/>
-    <w:basedOn w:val="BN9"/>
-    <w:next w:val="BNb"/>
+  <w:style w:type="paragraph" w:customStyle="1" w:styleId="1">
+    <w:name w:val="投标_标题1"/>
+    <w:basedOn w:val="a2"/>
+    <w:next w:val="a7"/>
     <w:autoRedefine/>
     <w:qFormat/>
     <w:rsid w:val="006072D0"/>
@@ -12552,11 +12538,11 @@
       <w:sz w:val="36"/>
     </w:rPr>
   </w:style>
-  <w:style w:type="paragraph" w:customStyle="1" w:styleId="BN20">
-    <w:name w:val="BN_标题2"/>
-    <w:basedOn w:val="BN9"/>
-    <w:next w:val="BNb"/>
-    <w:link w:val="BN22"/>
+  <w:style w:type="paragraph" w:customStyle="1" w:styleId="20">
+    <w:name w:val="投标_标题2"/>
+    <w:basedOn w:val="a2"/>
+    <w:next w:val="a7"/>
+    <w:link w:val="24"/>
     <w:autoRedefine/>
     <w:qFormat/>
     <w:rsid w:val="006111E9"/>
@@ -12575,10 +12561,10 @@
       <w:sz w:val="32"/>
     </w:rPr>
   </w:style>
-  <w:style w:type="paragraph" w:customStyle="1" w:styleId="BN3">
-    <w:name w:val="BN_标题3"/>
-    <w:basedOn w:val="BN9"/>
-    <w:next w:val="BNb"/>
+  <w:style w:type="paragraph" w:customStyle="1" w:styleId="3">
+    <w:name w:val="投标_标题3"/>
+    <w:basedOn w:val="a2"/>
+    <w:next w:val="a7"/>
     <w:autoRedefine/>
     <w:qFormat/>
     <w:rsid w:val="006111E9"/>
@@ -12597,11 +12583,11 @@
       <w:sz w:val="30"/>
     </w:rPr>
   </w:style>
-  <w:style w:type="paragraph" w:customStyle="1" w:styleId="BN4">
-    <w:name w:val="BN_标题4"/>
-    <w:basedOn w:val="BN9"/>
-    <w:next w:val="BNb"/>
-    <w:link w:val="BN40"/>
+  <w:style w:type="paragraph" w:customStyle="1" w:styleId="4">
+    <w:name w:val="投标_标题4"/>
+    <w:basedOn w:val="a2"/>
+    <w:next w:val="a7"/>
+    <w:link w:val="42"/>
     <w:autoRedefine/>
     <w:qFormat/>
     <w:rsid w:val="006111E9"/>
@@ -12620,8 +12606,8 @@
       <w:sz w:val="28"/>
     </w:rPr>
   </w:style>
-  <w:style w:type="character" w:customStyle="1" w:styleId="BNf">
-    <w:name w:val="BN_重点字符"/>
+  <w:style w:type="character" w:customStyle="1" w:styleId="ab">
+    <w:name w:val="投标_重点字符"/>
     <w:qFormat/>
     <w:rsid w:val="00A93A0F"/>
     <w:rPr>
@@ -12630,18 +12616,18 @@
       <w:sz w:val="24"/>
     </w:rPr>
   </w:style>
-  <w:style w:type="paragraph" w:customStyle="1" w:styleId="BNf0">
-    <w:name w:val="BN_原文引用_正文"/>
-    <w:basedOn w:val="BN9"/>
-    <w:next w:val="BNf1"/>
+  <w:style w:type="paragraph" w:customStyle="1" w:styleId="ac">
+    <w:name w:val="投标_原文引用_正文"/>
+    <w:basedOn w:val="a2"/>
+    <w:next w:val="ad"/>
     <w:rsid w:val="00FD545D"/>
     <w:rPr>
       <w:i/>
     </w:rPr>
   </w:style>
-  <w:style w:type="paragraph" w:customStyle="1" w:styleId="BNf2">
-    <w:name w:val="BN_表格栏目居中"/>
-    <w:basedOn w:val="BNf3"/>
+  <w:style w:type="paragraph" w:customStyle="1" w:styleId="ae">
+    <w:name w:val="投标_表格栏目居中"/>
+    <w:basedOn w:val="af"/>
     <w:autoRedefine/>
     <w:qFormat/>
     <w:rsid w:val="00A42FEF"/>
@@ -12654,15 +12640,15 @@
       <w:b/>
     </w:rPr>
   </w:style>
-  <w:style w:type="paragraph" w:customStyle="1" w:styleId="BNf3">
-    <w:name w:val="BN_表格文字"/>
-    <w:basedOn w:val="a"/>
+  <w:style w:type="paragraph" w:customStyle="1" w:styleId="af">
+    <w:name w:val="投标_表格文字"/>
+    <w:basedOn w:val="a1"/>
     <w:autoRedefine/>
     <w:rsid w:val="00A42FEF"/>
   </w:style>
-  <w:style w:type="paragraph" w:customStyle="1" w:styleId="BNf4">
-    <w:name w:val="BN_表格栏目靠左"/>
-    <w:basedOn w:val="BNf3"/>
+  <w:style w:type="paragraph" w:customStyle="1" w:styleId="af0">
+    <w:name w:val="投标_表格栏目靠左"/>
+    <w:basedOn w:val="af"/>
     <w:autoRedefine/>
     <w:rsid w:val="00A42FEF"/>
     <w:pPr>
@@ -12673,9 +12659,9 @@
       <w:b/>
     </w:rPr>
   </w:style>
-  <w:style w:type="paragraph" w:customStyle="1" w:styleId="BNf5">
-    <w:name w:val="BN_表格栏目靠右"/>
-    <w:basedOn w:val="BNf3"/>
+  <w:style w:type="paragraph" w:customStyle="1" w:styleId="af1">
+    <w:name w:val="投标_表格栏目靠右"/>
+    <w:basedOn w:val="af"/>
     <w:autoRedefine/>
     <w:rsid w:val="0044494E"/>
     <w:pPr>
@@ -12687,10 +12673,10 @@
       <w:b/>
     </w:rPr>
   </w:style>
-  <w:style w:type="paragraph" w:customStyle="1" w:styleId="BNf6">
-    <w:name w:val="BN_表格单元靠左"/>
-    <w:basedOn w:val="BNf3"/>
-    <w:link w:val="BNf7"/>
+  <w:style w:type="paragraph" w:customStyle="1" w:styleId="af2">
+    <w:name w:val="投标_表格单元靠左"/>
+    <w:basedOn w:val="af"/>
+    <w:link w:val="af3"/>
     <w:autoRedefine/>
     <w:qFormat/>
     <w:rsid w:val="00913553"/>
@@ -12703,9 +12689,9 @@
       <w:lang w:bidi="ar-SA"/>
     </w:rPr>
   </w:style>
-  <w:style w:type="paragraph" w:customStyle="1" w:styleId="BNf8">
-    <w:name w:val="BN_表格单元居中"/>
-    <w:basedOn w:val="BNf3"/>
+  <w:style w:type="paragraph" w:customStyle="1" w:styleId="af4">
+    <w:name w:val="投标_表格单元居中"/>
+    <w:basedOn w:val="af"/>
     <w:autoRedefine/>
     <w:rsid w:val="00913553"/>
     <w:pPr>
@@ -12713,9 +12699,9 @@
       <w:jc w:val="center"/>
     </w:pPr>
   </w:style>
-  <w:style w:type="paragraph" w:customStyle="1" w:styleId="BNf9">
-    <w:name w:val="BN_表格单元靠右"/>
-    <w:basedOn w:val="BNf3"/>
+  <w:style w:type="paragraph" w:customStyle="1" w:styleId="af5">
+    <w:name w:val="投标_表格单元靠右"/>
+    <w:basedOn w:val="af"/>
     <w:autoRedefine/>
     <w:rsid w:val="00E144B0"/>
     <w:pPr>
@@ -12723,10 +12709,10 @@
       <w:jc w:val="right"/>
     </w:pPr>
   </w:style>
-  <w:style w:type="paragraph" w:styleId="a3">
+  <w:style w:type="paragraph" w:styleId="af6">
     <w:name w:val="footer"/>
-    <w:basedOn w:val="a"/>
-    <w:link w:val="a4"/>
+    <w:basedOn w:val="a1"/>
+    <w:link w:val="af7"/>
     <w:semiHidden/>
     <w:rsid w:val="0045629A"/>
     <w:pPr>
@@ -12742,9 +12728,9 @@
       <w:szCs w:val="18"/>
     </w:rPr>
   </w:style>
-  <w:style w:type="character" w:customStyle="1" w:styleId="a4">
+  <w:style w:type="character" w:customStyle="1" w:styleId="af7">
     <w:name w:val="页脚 字符"/>
-    <w:link w:val="a3"/>
+    <w:link w:val="af6"/>
     <w:semiHidden/>
     <w:rsid w:val="0045629A"/>
     <w:rPr>
@@ -12753,19 +12739,19 @@
       <w:lang w:eastAsia="en-US" w:bidi="en-US"/>
     </w:rPr>
   </w:style>
-  <w:style w:type="paragraph" w:styleId="a5">
+  <w:style w:type="paragraph" w:styleId="af8">
     <w:name w:val="Body Text"/>
-    <w:basedOn w:val="a"/>
-    <w:link w:val="a6"/>
+    <w:basedOn w:val="a1"/>
+    <w:link w:val="af9"/>
     <w:semiHidden/>
     <w:rsid w:val="001472F5"/>
     <w:pPr>
       <w:spacing w:after="120"/>
     </w:pPr>
   </w:style>
-  <w:style w:type="character" w:customStyle="1" w:styleId="a6">
+  <w:style w:type="character" w:customStyle="1" w:styleId="af9">
     <w:name w:val="正文文本 字符"/>
-    <w:link w:val="a5"/>
+    <w:link w:val="af8"/>
     <w:semiHidden/>
     <w:rsid w:val="001472F5"/>
     <w:rPr>
@@ -12774,10 +12760,10 @@
       <w:lang w:eastAsia="en-US" w:bidi="en-US"/>
     </w:rPr>
   </w:style>
-  <w:style w:type="paragraph" w:styleId="a7">
+  <w:style w:type="paragraph" w:styleId="afa">
     <w:name w:val="Balloon Text"/>
-    <w:basedOn w:val="a"/>
-    <w:link w:val="a8"/>
+    <w:basedOn w:val="a1"/>
+    <w:link w:val="afb"/>
     <w:semiHidden/>
     <w:rsid w:val="00125EF4"/>
     <w:pPr>
@@ -12788,9 +12774,9 @@
       <w:szCs w:val="18"/>
     </w:rPr>
   </w:style>
-  <w:style w:type="paragraph" w:customStyle="1" w:styleId="BNfa">
-    <w:name w:val="BN_框图文字居中"/>
-    <w:basedOn w:val="BNf3"/>
+  <w:style w:type="paragraph" w:customStyle="1" w:styleId="afc">
+    <w:name w:val="投标_框图文字居中"/>
+    <w:basedOn w:val="af"/>
     <w:autoRedefine/>
     <w:rsid w:val="00E301B5"/>
     <w:pPr>
@@ -12801,10 +12787,10 @@
       <w:sz w:val="21"/>
     </w:rPr>
   </w:style>
-  <w:style w:type="paragraph" w:customStyle="1" w:styleId="BNf1">
-    <w:name w:val="BN_原文引用_缩进"/>
-    <w:basedOn w:val="BNb"/>
-    <w:link w:val="BNfb"/>
+  <w:style w:type="paragraph" w:customStyle="1" w:styleId="ad">
+    <w:name w:val="投标_原文引用_缩进"/>
+    <w:basedOn w:val="a7"/>
+    <w:link w:val="afd"/>
     <w:autoRedefine/>
     <w:rsid w:val="00887A0E"/>
     <w:pPr>
@@ -12814,9 +12800,9 @@
       <w:i/>
     </w:rPr>
   </w:style>
-  <w:style w:type="character" w:customStyle="1" w:styleId="BNfb">
-    <w:name w:val="BN_原文引用_缩进 字符"/>
-    <w:link w:val="BNf1"/>
+  <w:style w:type="character" w:customStyle="1" w:styleId="afd">
+    <w:name w:val="投标_原文引用_缩进 字符"/>
+    <w:link w:val="ad"/>
     <w:locked/>
     <w:rsid w:val="00887A0E"/>
     <w:rPr>
@@ -12826,9 +12812,9 @@
       <w:lang w:bidi="en-US"/>
     </w:rPr>
   </w:style>
-  <w:style w:type="paragraph" w:customStyle="1" w:styleId="BN8">
-    <w:name w:val="BN_原文引用列表项目符号"/>
-    <w:basedOn w:val="BN"/>
+  <w:style w:type="paragraph" w:customStyle="1" w:styleId="a0">
+    <w:name w:val="投标_原文引用列表项目符号"/>
+    <w:basedOn w:val="a"/>
     <w:autoRedefine/>
     <w:rsid w:val="005C4716"/>
     <w:pPr>
@@ -12840,9 +12826,9 @@
       <w:i/>
     </w:rPr>
   </w:style>
-  <w:style w:type="paragraph" w:customStyle="1" w:styleId="BN2">
-    <w:name w:val="BN_原文引用列表项目符号2"/>
-    <w:basedOn w:val="BN21"/>
+  <w:style w:type="paragraph" w:customStyle="1" w:styleId="2">
+    <w:name w:val="投标_原文引用列表项目符号2"/>
+    <w:basedOn w:val="21"/>
     <w:autoRedefine/>
     <w:rsid w:val="005C4716"/>
     <w:pPr>
@@ -12854,9 +12840,9 @@
       <w:i/>
     </w:rPr>
   </w:style>
-  <w:style w:type="paragraph" w:customStyle="1" w:styleId="BN30">
-    <w:name w:val="BN_原文引用列表项目符号3"/>
-    <w:basedOn w:val="BN31"/>
+  <w:style w:type="paragraph" w:customStyle="1" w:styleId="30">
+    <w:name w:val="投标_原文引用列表项目符号3"/>
+    <w:basedOn w:val="31"/>
     <w:autoRedefine/>
     <w:rsid w:val="005C4716"/>
     <w:pPr>
@@ -12873,9 +12859,9 @@
       <w:i/>
     </w:rPr>
   </w:style>
-  <w:style w:type="paragraph" w:customStyle="1" w:styleId="BNfc">
-    <w:name w:val="BN_三号黑体居中"/>
-    <w:basedOn w:val="BN9"/>
+  <w:style w:type="paragraph" w:customStyle="1" w:styleId="afe">
+    <w:name w:val="投标_三号黑体居中"/>
+    <w:basedOn w:val="a2"/>
     <w:autoRedefine/>
     <w:rsid w:val="00994E55"/>
     <w:pPr>
@@ -12886,9 +12872,9 @@
       <w:sz w:val="32"/>
     </w:rPr>
   </w:style>
-  <w:style w:type="paragraph" w:customStyle="1" w:styleId="BNfd">
-    <w:name w:val="BN_四号宋体居中"/>
-    <w:basedOn w:val="BN9"/>
+  <w:style w:type="paragraph" w:customStyle="1" w:styleId="aff">
+    <w:name w:val="投标_四号宋体居中"/>
+    <w:basedOn w:val="a2"/>
     <w:autoRedefine/>
     <w:rsid w:val="00DF25AB"/>
     <w:pPr>
@@ -12900,9 +12886,9 @@
       <w:sz w:val="28"/>
     </w:rPr>
   </w:style>
-  <w:style w:type="paragraph" w:customStyle="1" w:styleId="BNfe">
-    <w:name w:val="BN_二号黑体居中"/>
-    <w:basedOn w:val="BN9"/>
+  <w:style w:type="paragraph" w:customStyle="1" w:styleId="aff0">
+    <w:name w:val="投标_二号黑体居中"/>
+    <w:basedOn w:val="a2"/>
     <w:autoRedefine/>
     <w:rsid w:val="007F2135"/>
     <w:pPr>
@@ -12917,9 +12903,9 @@
       <w:szCs w:val="44"/>
     </w:rPr>
   </w:style>
-  <w:style w:type="character" w:customStyle="1" w:styleId="BNff">
-    <w:name w:val="BN_标书应答 字符"/>
-    <w:link w:val="BNff0"/>
+  <w:style w:type="character" w:customStyle="1" w:styleId="aff1">
+    <w:name w:val="投标_标书应答 字符"/>
+    <w:link w:val="aff2"/>
     <w:locked/>
     <w:rsid w:val="00003339"/>
     <w:rPr>
@@ -12931,11 +12917,11 @@
       <w:lang w:val="en-US" w:eastAsia="zh-CN" w:bidi="en-US"/>
     </w:rPr>
   </w:style>
-  <w:style w:type="paragraph" w:customStyle="1" w:styleId="BNff0">
-    <w:name w:val="BN_标书应答"/>
-    <w:basedOn w:val="a"/>
-    <w:next w:val="a"/>
-    <w:link w:val="BNff"/>
+  <w:style w:type="paragraph" w:customStyle="1" w:styleId="aff2">
+    <w:name w:val="投标_标书应答"/>
+    <w:basedOn w:val="a1"/>
+    <w:next w:val="a1"/>
+    <w:link w:val="aff1"/>
     <w:autoRedefine/>
     <w:qFormat/>
     <w:rsid w:val="00003339"/>
@@ -12948,11 +12934,11 @@
       <w:lang w:eastAsia="zh-CN"/>
     </w:rPr>
   </w:style>
-  <w:style w:type="paragraph" w:customStyle="1" w:styleId="BN5">
-    <w:name w:val="BN_标题5"/>
-    <w:basedOn w:val="BN9"/>
-    <w:next w:val="BNb"/>
-    <w:link w:val="BN50"/>
+  <w:style w:type="paragraph" w:customStyle="1" w:styleId="5">
+    <w:name w:val="投标_标题5"/>
+    <w:basedOn w:val="a2"/>
+    <w:next w:val="a7"/>
+    <w:link w:val="52"/>
     <w:autoRedefine/>
     <w:rsid w:val="006111E9"/>
     <w:pPr>
@@ -12968,11 +12954,11 @@
       <w:b/>
     </w:rPr>
   </w:style>
-  <w:style w:type="paragraph" w:customStyle="1" w:styleId="BN6">
-    <w:name w:val="BN_标题6"/>
-    <w:basedOn w:val="BN9"/>
-    <w:next w:val="BNb"/>
-    <w:link w:val="BN60"/>
+  <w:style w:type="paragraph" w:customStyle="1" w:styleId="6">
+    <w:name w:val="投标_标题6"/>
+    <w:basedOn w:val="a2"/>
+    <w:next w:val="a7"/>
+    <w:link w:val="62"/>
     <w:autoRedefine/>
     <w:rsid w:val="006111E9"/>
     <w:pPr>
@@ -12988,9 +12974,9 @@
       <w:b/>
     </w:rPr>
   </w:style>
-  <w:style w:type="character" w:customStyle="1" w:styleId="a8">
+  <w:style w:type="character" w:customStyle="1" w:styleId="afb">
     <w:name w:val="批注框文本 字符"/>
-    <w:link w:val="a7"/>
+    <w:link w:val="afa"/>
     <w:semiHidden/>
     <w:rsid w:val="00125EF4"/>
     <w:rPr>
@@ -13001,8 +12987,8 @@
   </w:style>
   <w:style w:type="paragraph" w:styleId="TOC">
     <w:name w:val="TOC Heading"/>
-    <w:basedOn w:val="1"/>
-    <w:next w:val="a"/>
+    <w:basedOn w:val="10"/>
+    <w:next w:val="a1"/>
     <w:uiPriority w:val="39"/>
     <w:semiHidden/>
     <w:unhideWhenUsed/>
@@ -13029,10 +13015,10 @@
     <w:semiHidden/>
     <w:rsid w:val="001472F5"/>
   </w:style>
-  <w:style w:type="table" w:styleId="a9">
+  <w:style w:type="table" w:styleId="aff3">
     <w:name w:val="Table Grid"/>
     <w:aliases w:val="表格样式,表格,方欣网格型"/>
-    <w:basedOn w:val="a1"/>
+    <w:basedOn w:val="a4"/>
     <w:qFormat/>
     <w:rsid w:val="00BE027E"/>
     <w:tblPr>
@@ -13046,9 +13032,9 @@
       </w:tblBorders>
     </w:tblPr>
   </w:style>
-  <w:style w:type="table" w:styleId="aa">
+  <w:style w:type="table" w:styleId="aff4">
     <w:name w:val="Table Theme"/>
-    <w:basedOn w:val="a1"/>
+    <w:basedOn w:val="a4"/>
     <w:rsid w:val="00BE027E"/>
     <w:pPr>
       <w:spacing w:after="200" w:line="276" w:lineRule="auto"/>
@@ -13064,20 +13050,20 @@
       </w:tblBorders>
     </w:tblPr>
   </w:style>
-  <w:style w:type="paragraph" w:styleId="ab">
+  <w:style w:type="paragraph" w:styleId="aff5">
     <w:name w:val="Date"/>
-    <w:basedOn w:val="a"/>
-    <w:next w:val="a"/>
-    <w:link w:val="ac"/>
+    <w:basedOn w:val="a1"/>
+    <w:next w:val="a1"/>
+    <w:link w:val="aff6"/>
     <w:semiHidden/>
     <w:rsid w:val="00BE027E"/>
     <w:pPr>
       <w:ind w:leftChars="2500" w:left="100"/>
     </w:pPr>
   </w:style>
-  <w:style w:type="character" w:customStyle="1" w:styleId="ac">
+  <w:style w:type="character" w:customStyle="1" w:styleId="aff6">
     <w:name w:val="日期 字符"/>
-    <w:link w:val="ab"/>
+    <w:link w:val="aff5"/>
     <w:semiHidden/>
     <w:rsid w:val="00BE027E"/>
     <w:rPr>
@@ -13086,7 +13072,7 @@
       <w:lang w:eastAsia="en-US" w:bidi="en-US"/>
     </w:rPr>
   </w:style>
-  <w:style w:type="character" w:styleId="ad">
+  <w:style w:type="character" w:styleId="aff7">
     <w:name w:val="annotation reference"/>
     <w:semiHidden/>
     <w:rsid w:val="0066586C"/>
@@ -13095,16 +13081,16 @@
       <w:szCs w:val="21"/>
     </w:rPr>
   </w:style>
-  <w:style w:type="paragraph" w:styleId="ae">
+  <w:style w:type="paragraph" w:styleId="aff8">
     <w:name w:val="annotation text"/>
-    <w:basedOn w:val="a"/>
-    <w:link w:val="af"/>
+    <w:basedOn w:val="a1"/>
+    <w:link w:val="aff9"/>
     <w:semiHidden/>
     <w:rsid w:val="0066586C"/>
   </w:style>
-  <w:style w:type="character" w:customStyle="1" w:styleId="BNc">
-    <w:name w:val="BN_正文缩进 字符"/>
-    <w:link w:val="BNb"/>
+  <w:style w:type="character" w:customStyle="1" w:styleId="a8">
+    <w:name w:val="投标_正文缩进 字符"/>
+    <w:link w:val="a7"/>
     <w:rsid w:val="00F83C40"/>
     <w:rPr>
       <w:sz w:val="24"/>
@@ -13112,9 +13098,9 @@
       <w:lang w:bidi="en-US"/>
     </w:rPr>
   </w:style>
-  <w:style w:type="character" w:customStyle="1" w:styleId="BNd">
-    <w:name w:val="BN_列表项目符号 字符"/>
-    <w:link w:val="BN"/>
+  <w:style w:type="character" w:customStyle="1" w:styleId="a9">
+    <w:name w:val="投标_列表项目符号 字符"/>
+    <w:link w:val="a"/>
     <w:rsid w:val="008C5F49"/>
     <w:rPr>
       <w:sz w:val="24"/>
@@ -13122,9 +13108,9 @@
       <w:lang w:eastAsia="en-US" w:bidi="en-US"/>
     </w:rPr>
   </w:style>
-  <w:style w:type="character" w:customStyle="1" w:styleId="BN50">
-    <w:name w:val="BN_标题5 字符"/>
-    <w:link w:val="BN5"/>
+  <w:style w:type="character" w:customStyle="1" w:styleId="52">
+    <w:name w:val="投标_标题5 字符"/>
+    <w:link w:val="5"/>
     <w:rsid w:val="006111E9"/>
     <w:rPr>
       <w:rFonts w:ascii="Arial" w:eastAsia="黑体" w:hAnsi="Arial"/>
@@ -13134,9 +13120,9 @@
       <w:lang w:bidi="en-US"/>
     </w:rPr>
   </w:style>
-  <w:style w:type="character" w:customStyle="1" w:styleId="af">
+  <w:style w:type="character" w:customStyle="1" w:styleId="aff9">
     <w:name w:val="批注文字 字符"/>
-    <w:link w:val="ae"/>
+    <w:link w:val="aff8"/>
     <w:semiHidden/>
     <w:rsid w:val="0066586C"/>
     <w:rPr>
@@ -13145,11 +13131,11 @@
       <w:lang w:eastAsia="en-US" w:bidi="en-US"/>
     </w:rPr>
   </w:style>
-  <w:style w:type="paragraph" w:styleId="af0">
+  <w:style w:type="paragraph" w:styleId="affa">
     <w:name w:val="annotation subject"/>
-    <w:basedOn w:val="ae"/>
-    <w:next w:val="ae"/>
-    <w:link w:val="af1"/>
+    <w:basedOn w:val="aff8"/>
+    <w:next w:val="aff8"/>
+    <w:link w:val="affb"/>
     <w:semiHidden/>
     <w:rsid w:val="0066586C"/>
     <w:rPr>
@@ -13157,9 +13143,9 @@
       <w:bCs/>
     </w:rPr>
   </w:style>
-  <w:style w:type="character" w:customStyle="1" w:styleId="af1">
+  <w:style w:type="character" w:customStyle="1" w:styleId="affb">
     <w:name w:val="批注主题 字符"/>
-    <w:link w:val="af0"/>
+    <w:link w:val="affa"/>
     <w:semiHidden/>
     <w:rsid w:val="0066586C"/>
     <w:rPr>
@@ -13170,7 +13156,7 @@
       <w:lang w:eastAsia="en-US" w:bidi="en-US"/>
     </w:rPr>
   </w:style>
-  <w:style w:type="paragraph" w:styleId="af2">
+  <w:style w:type="paragraph" w:styleId="affc">
     <w:name w:val="Revision"/>
     <w:hidden/>
     <w:uiPriority w:val="99"/>
@@ -13182,10 +13168,10 @@
       <w:lang w:eastAsia="en-US" w:bidi="en-US"/>
     </w:rPr>
   </w:style>
-  <w:style w:type="paragraph" w:styleId="af3">
+  <w:style w:type="paragraph" w:styleId="affd">
     <w:name w:val="Document Map"/>
-    <w:basedOn w:val="a"/>
-    <w:link w:val="af4"/>
+    <w:basedOn w:val="a1"/>
+    <w:link w:val="affe"/>
     <w:semiHidden/>
     <w:rsid w:val="003C5D12"/>
     <w:rPr>
@@ -13194,9 +13180,9 @@
       <w:szCs w:val="18"/>
     </w:rPr>
   </w:style>
-  <w:style w:type="character" w:customStyle="1" w:styleId="af4">
+  <w:style w:type="character" w:customStyle="1" w:styleId="affe">
     <w:name w:val="文档结构图 字符"/>
-    <w:link w:val="af3"/>
+    <w:link w:val="affd"/>
     <w:semiHidden/>
     <w:rsid w:val="003C5D12"/>
     <w:rPr>
@@ -13206,8 +13192,8 @@
       <w:lang w:eastAsia="en-US" w:bidi="en-US"/>
     </w:rPr>
   </w:style>
-  <w:style w:type="character" w:customStyle="1" w:styleId="BNff1">
-    <w:name w:val="BN_原文引用_重点字符"/>
+  <w:style w:type="character" w:customStyle="1" w:styleId="afff">
+    <w:name w:val="投标_原文引用_重点字符"/>
     <w:rsid w:val="009B5D6B"/>
     <w:rPr>
       <w:rFonts w:eastAsia="宋体"/>
@@ -13217,9 +13203,9 @@
       <w:lang w:eastAsia="zh-CN"/>
     </w:rPr>
   </w:style>
-  <w:style w:type="paragraph" w:customStyle="1" w:styleId="BNff2">
-    <w:name w:val="BN_原文引用_居中"/>
-    <w:basedOn w:val="BN9"/>
+  <w:style w:type="paragraph" w:customStyle="1" w:styleId="afff0">
+    <w:name w:val="投标_原文引用_居中"/>
+    <w:basedOn w:val="a2"/>
     <w:rsid w:val="005E560E"/>
     <w:pPr>
       <w:spacing w:beforeLines="0" w:before="0" w:after="0" w:line="240" w:lineRule="auto"/>
@@ -13229,9 +13215,9 @@
       <w:i/>
     </w:rPr>
   </w:style>
-  <w:style w:type="character" w:customStyle="1" w:styleId="BN22">
-    <w:name w:val="BN_标题2 字符"/>
-    <w:link w:val="BN20"/>
+  <w:style w:type="character" w:customStyle="1" w:styleId="24">
+    <w:name w:val="投标_标题2 字符"/>
+    <w:link w:val="20"/>
     <w:rsid w:val="006111E9"/>
     <w:rPr>
       <w:rFonts w:ascii="Arial" w:eastAsia="黑体" w:hAnsi="Arial"/>
@@ -13241,9 +13227,9 @@
       <w:lang w:bidi="en-US"/>
     </w:rPr>
   </w:style>
-  <w:style w:type="character" w:customStyle="1" w:styleId="BN40">
-    <w:name w:val="BN_标题4 字符"/>
-    <w:link w:val="BN4"/>
+  <w:style w:type="character" w:customStyle="1" w:styleId="42">
+    <w:name w:val="投标_标题4 字符"/>
+    <w:link w:val="4"/>
     <w:rsid w:val="006111E9"/>
     <w:rPr>
       <w:rFonts w:ascii="Arial" w:eastAsia="黑体" w:hAnsi="Arial"/>
@@ -13253,9 +13239,9 @@
       <w:lang w:bidi="en-US"/>
     </w:rPr>
   </w:style>
-  <w:style w:type="character" w:customStyle="1" w:styleId="BNf7">
-    <w:name w:val="BN_表格单元靠左 字符"/>
-    <w:link w:val="BNf6"/>
+  <w:style w:type="character" w:customStyle="1" w:styleId="af3">
+    <w:name w:val="投标_表格单元靠左 字符"/>
+    <w:link w:val="af2"/>
     <w:qFormat/>
     <w:rsid w:val="00913553"/>
     <w:rPr>
@@ -13265,9 +13251,9 @@
       <w:lang w:eastAsia="en-US"/>
     </w:rPr>
   </w:style>
-  <w:style w:type="character" w:customStyle="1" w:styleId="BN60">
-    <w:name w:val="BN_标题6 字符"/>
-    <w:link w:val="BN6"/>
+  <w:style w:type="character" w:customStyle="1" w:styleId="62">
+    <w:name w:val="投标_标题6 字符"/>
+    <w:link w:val="6"/>
     <w:rsid w:val="006111E9"/>
     <w:rPr>
       <w:rFonts w:eastAsia="黑体"/>
@@ -13277,10 +13263,10 @@
       <w:lang w:bidi="en-US"/>
     </w:rPr>
   </w:style>
-  <w:style w:type="paragraph" w:customStyle="1" w:styleId="BN7">
-    <w:name w:val="BN_标题7"/>
-    <w:basedOn w:val="BN9"/>
-    <w:next w:val="BNb"/>
+  <w:style w:type="paragraph" w:customStyle="1" w:styleId="7">
+    <w:name w:val="投标_标题7"/>
+    <w:basedOn w:val="a2"/>
+    <w:next w:val="a7"/>
     <w:rsid w:val="006111E9"/>
     <w:pPr>
       <w:numPr>
@@ -13299,7 +13285,7 @@
   </w:style>
   <w:style w:type="numbering" w:styleId="111111">
     <w:name w:val="Outline List 2"/>
-    <w:basedOn w:val="a2"/>
+    <w:basedOn w:val="a5"/>
     <w:rsid w:val="00EC666E"/>
     <w:pPr>
       <w:numPr>
@@ -13307,10 +13293,10 @@
       </w:numPr>
     </w:pPr>
   </w:style>
-  <w:style w:type="character" w:customStyle="1" w:styleId="10">
+  <w:style w:type="character" w:customStyle="1" w:styleId="11">
     <w:name w:val="标题 1 字符"/>
     <w:aliases w:val="编号标题1 字符,11 字符,12 字符,13 字符,14 字符,15 字符,111 字符,121 字符,131 字符,16 字符,112 字符,122 字符,132 字符,17 字符,113 字符,123 字符,133 字符,18 字符,114 字符,124 字符,134 字符,141 字符,151 字符,1111 字符,1211 字符,1311 字符,161 字符,1121 字符,1221 字符,1321 字符,171 字符,1131 字符,1231 字符,1331 字符,1 字符"/>
-    <w:link w:val="1"/>
+    <w:link w:val="10"/>
     <w:uiPriority w:val="9"/>
     <w:semiHidden/>
     <w:rsid w:val="00380A11"/>
@@ -13320,10 +13306,10 @@
       <w:lang w:eastAsia="en-US" w:bidi="en-US"/>
     </w:rPr>
   </w:style>
-  <w:style w:type="character" w:customStyle="1" w:styleId="20">
+  <w:style w:type="character" w:customStyle="1" w:styleId="23">
     <w:name w:val="标题 2 字符"/>
     <w:aliases w:val="Heading 2 Hidden 字符,Heading 2 CCBS 字符,Titre3 字符,H2 字符,Level 2 Head 字符,heading 2 字符,2.标题 2 字符,2nd level 字符,h2 字符,2 字符,Header 2 字符,PIM2 字符,l2 字符,Titre2 字符,Head 2 字符,HD2 字符,Fab-2 字符,sect 1.2 字符,H21 字符,sect 1.21 字符,H22 字符,sect 1.22 字符,H211 字符,H23 字符"/>
-    <w:link w:val="2"/>
+    <w:link w:val="22"/>
     <w:uiPriority w:val="9"/>
     <w:semiHidden/>
     <w:rsid w:val="00380A11"/>
@@ -13337,10 +13323,10 @@
       <w:lang w:eastAsia="en-US" w:bidi="en-US"/>
     </w:rPr>
   </w:style>
-  <w:style w:type="character" w:customStyle="1" w:styleId="40">
+  <w:style w:type="character" w:customStyle="1" w:styleId="41">
     <w:name w:val="标题 4 字符"/>
     <w:aliases w:val="h4 字符,H4 字符,4 字符,bullet 字符,bl 字符,bb 字符,4th level 字符,sect 1.2.3.4 字符,Ref Heading 1 字符,rh1 字符,Heading sql 字符,sl4 字符,第三层条 字符,PIM 4 字符,h41 字符,sect 1.2.3.41 字符,Ref Heading 11 字符,rh11 字符,sect 1.2.3.42 字符,Ref Heading 12 字符,rh12 字符,sect 1.2.3.411 字符"/>
-    <w:link w:val="4"/>
+    <w:link w:val="40"/>
     <w:uiPriority w:val="9"/>
     <w:semiHidden/>
     <w:rsid w:val="00380A11"/>
@@ -13356,10 +13342,10 @@
       <w:lang w:eastAsia="en-US" w:bidi="en-US"/>
     </w:rPr>
   </w:style>
-  <w:style w:type="character" w:customStyle="1" w:styleId="50">
+  <w:style w:type="character" w:customStyle="1" w:styleId="51">
     <w:name w:val="标题 5 字符"/>
     <w:aliases w:val="H5 字符,First Bullet 字符,L5 字符,5 字符,dash 字符,ds 字符,dd 字符,第四层条 字符,PIM 5 字符,h5 字符,Second Subheading 字符,dash1 字符,ds1 字符,dd1 字符,dash2 字符,ds2 字符,dd2 字符,dash3 字符,ds3 字符,dd3 字符,dash4 字符,ds4 字符,dd4 字符,dash5 字符,ds5 字符,dd5 字符,dash6 字符,ds6 字符,dd6 字符,dash7 字符"/>
-    <w:link w:val="5"/>
+    <w:link w:val="50"/>
     <w:uiPriority w:val="9"/>
     <w:semiHidden/>
     <w:rsid w:val="00380A11"/>
@@ -13371,10 +13357,10 @@
       <w:lang w:eastAsia="en-US" w:bidi="en-US"/>
     </w:rPr>
   </w:style>
-  <w:style w:type="paragraph" w:customStyle="1" w:styleId="BN31">
-    <w:name w:val="BN＿列表项目符号3"/>
-    <w:basedOn w:val="BN"/>
-    <w:next w:val="a"/>
+  <w:style w:type="paragraph" w:customStyle="1" w:styleId="31">
+    <w:name w:val="投标＿列表项目符号3"/>
+    <w:basedOn w:val="a"/>
+    <w:next w:val="a1"/>
     <w:rsid w:val="00787928"/>
     <w:pPr>
       <w:numPr>
@@ -13384,19 +13370,19 @@
       <w:ind w:left="1838"/>
     </w:pPr>
   </w:style>
-  <w:style w:type="paragraph" w:customStyle="1" w:styleId="BNff3">
-    <w:name w:val="BN＿正文加粗"/>
-    <w:basedOn w:val="BN9"/>
-    <w:next w:val="BN9"/>
+  <w:style w:type="paragraph" w:customStyle="1" w:styleId="afff1">
+    <w:name w:val="投标＿正文加粗"/>
+    <w:basedOn w:val="a2"/>
+    <w:next w:val="a2"/>
     <w:rsid w:val="008D182D"/>
     <w:rPr>
       <w:b/>
     </w:rPr>
   </w:style>
-  <w:style w:type="paragraph" w:customStyle="1" w:styleId="BNff4">
-    <w:name w:val="BN_题注"/>
-    <w:basedOn w:val="BN9"/>
-    <w:link w:val="BNff5"/>
+  <w:style w:type="paragraph" w:customStyle="1" w:styleId="afff2">
+    <w:name w:val="投标_题注"/>
+    <w:basedOn w:val="a2"/>
+    <w:link w:val="afff3"/>
     <w:autoRedefine/>
     <w:rsid w:val="00CD1D52"/>
     <w:pPr>
@@ -13409,10 +13395,10 @@
       <w:b/>
     </w:rPr>
   </w:style>
-  <w:style w:type="character" w:customStyle="1" w:styleId="BNff5">
-    <w:name w:val="BN_题注 字符"/>
-    <w:basedOn w:val="BNa"/>
-    <w:link w:val="BNff4"/>
+  <w:style w:type="character" w:customStyle="1" w:styleId="afff3">
+    <w:name w:val="投标_题注 字符"/>
+    <w:basedOn w:val="a6"/>
+    <w:link w:val="afff2"/>
     <w:rsid w:val="00CD1D52"/>
     <w:rPr>
       <w:rFonts w:ascii="Arial" w:eastAsia="黑体" w:hAnsi="Arial"/>
@@ -13422,10 +13408,10 @@
       <w:lang w:bidi="en-US"/>
     </w:rPr>
   </w:style>
-  <w:style w:type="paragraph" w:customStyle="1" w:styleId="BNff6">
-    <w:name w:val="BN_原文引用_缩进_黑体"/>
-    <w:basedOn w:val="BNf1"/>
-    <w:next w:val="BN9"/>
+  <w:style w:type="paragraph" w:customStyle="1" w:styleId="afff4">
+    <w:name w:val="投标_原文引用_缩进_黑体"/>
+    <w:basedOn w:val="ad"/>
+    <w:next w:val="a2"/>
     <w:rsid w:val="00D343D7"/>
     <w:pPr>
       <w:ind w:firstLine="480"/>
@@ -13434,7 +13420,7 @@
       <w:b/>
     </w:rPr>
   </w:style>
-  <w:style w:type="character" w:customStyle="1" w:styleId="BNff7">
+  <w:style w:type="character" w:customStyle="1" w:styleId="BN">
     <w:name w:val="BN_下划线_字符"/>
     <w:uiPriority w:val="1"/>
     <w:rsid w:val="00721E8E"/>
@@ -13442,9 +13428,9 @@
       <w:u w:val="single"/>
     </w:rPr>
   </w:style>
-  <w:style w:type="paragraph" w:customStyle="1" w:styleId="BNff8">
-    <w:name w:val="BN_页脚"/>
-    <w:basedOn w:val="a"/>
+  <w:style w:type="paragraph" w:customStyle="1" w:styleId="afff5">
+    <w:name w:val="投标_页脚"/>
+    <w:basedOn w:val="a1"/>
     <w:rsid w:val="00737B32"/>
     <w:pPr>
       <w:widowControl w:val="0"/>
@@ -13468,18 +13454,18 @@
       <w:lang w:eastAsia="zh-CN" w:bidi="ar-SA"/>
     </w:rPr>
   </w:style>
-  <w:style w:type="paragraph" w:customStyle="1" w:styleId="BNff9">
-    <w:name w:val="BN_正文缩进_加粗"/>
-    <w:basedOn w:val="BNb"/>
+  <w:style w:type="paragraph" w:customStyle="1" w:styleId="afff6">
+    <w:name w:val="投标_正文缩进_加粗"/>
+    <w:basedOn w:val="a7"/>
     <w:rsid w:val="0007256B"/>
     <w:rPr>
       <w:b/>
     </w:rPr>
   </w:style>
-  <w:style w:type="paragraph" w:styleId="af5">
+  <w:style w:type="paragraph" w:styleId="afff7">
     <w:name w:val="header"/>
-    <w:basedOn w:val="a"/>
-    <w:link w:val="af6"/>
+    <w:basedOn w:val="a1"/>
+    <w:link w:val="afff8"/>
     <w:uiPriority w:val="99"/>
     <w:unhideWhenUsed/>
     <w:rsid w:val="000401F2"/>
@@ -13500,10 +13486,10 @@
       <w:szCs w:val="18"/>
     </w:rPr>
   </w:style>
-  <w:style w:type="character" w:customStyle="1" w:styleId="af6">
+  <w:style w:type="character" w:customStyle="1" w:styleId="afff8">
     <w:name w:val="页眉 字符"/>
-    <w:basedOn w:val="a0"/>
-    <w:link w:val="af5"/>
+    <w:basedOn w:val="a3"/>
+    <w:link w:val="afff7"/>
     <w:uiPriority w:val="99"/>
     <w:rsid w:val="000401F2"/>
     <w:rPr>
@@ -13512,19 +13498,19 @@
       <w:lang w:eastAsia="en-US" w:bidi="en-US"/>
     </w:rPr>
   </w:style>
-  <w:style w:type="paragraph" w:styleId="TOC1">
+  <w:style w:type="paragraph" w:styleId="12">
     <w:name w:val="toc 1"/>
-    <w:basedOn w:val="a"/>
-    <w:next w:val="a"/>
+    <w:basedOn w:val="a1"/>
+    <w:next w:val="a1"/>
     <w:autoRedefine/>
     <w:uiPriority w:val="39"/>
     <w:unhideWhenUsed/>
     <w:rsid w:val="00562D07"/>
   </w:style>
-  <w:style w:type="paragraph" w:styleId="TOC2">
+  <w:style w:type="paragraph" w:styleId="25">
     <w:name w:val="toc 2"/>
-    <w:basedOn w:val="a"/>
-    <w:next w:val="a"/>
+    <w:basedOn w:val="a1"/>
+    <w:next w:val="a1"/>
     <w:autoRedefine/>
     <w:uiPriority w:val="39"/>
     <w:unhideWhenUsed/>
@@ -13533,10 +13519,10 @@
       <w:ind w:leftChars="150" w:left="150"/>
     </w:pPr>
   </w:style>
-  <w:style w:type="paragraph" w:styleId="TOC3">
+  <w:style w:type="paragraph" w:styleId="33">
     <w:name w:val="toc 3"/>
-    <w:basedOn w:val="a"/>
-    <w:next w:val="a"/>
+    <w:basedOn w:val="a1"/>
+    <w:next w:val="a1"/>
     <w:autoRedefine/>
     <w:uiPriority w:val="39"/>
     <w:unhideWhenUsed/>
@@ -13545,10 +13531,10 @@
       <w:ind w:leftChars="300" w:left="300"/>
     </w:pPr>
   </w:style>
-  <w:style w:type="paragraph" w:styleId="TOC4">
+  <w:style w:type="paragraph" w:styleId="43">
     <w:name w:val="toc 4"/>
-    <w:basedOn w:val="a"/>
-    <w:next w:val="a"/>
+    <w:basedOn w:val="a1"/>
+    <w:next w:val="a1"/>
     <w:autoRedefine/>
     <w:uiPriority w:val="39"/>
     <w:unhideWhenUsed/>
@@ -13557,9 +13543,9 @@
       <w:ind w:leftChars="450" w:left="450"/>
     </w:pPr>
   </w:style>
-  <w:style w:type="character" w:styleId="af7">
+  <w:style w:type="character" w:styleId="afff9">
     <w:name w:val="Hyperlink"/>
-    <w:basedOn w:val="a0"/>
+    <w:basedOn w:val="a3"/>
     <w:uiPriority w:val="99"/>
     <w:unhideWhenUsed/>
     <w:rsid w:val="00562D07"/>
@@ -13568,10 +13554,10 @@
       <w:u w:val="single"/>
     </w:rPr>
   </w:style>
-  <w:style w:type="paragraph" w:styleId="TOC5">
+  <w:style w:type="paragraph" w:styleId="53">
     <w:name w:val="toc 5"/>
-    <w:basedOn w:val="a"/>
-    <w:next w:val="a"/>
+    <w:basedOn w:val="a1"/>
+    <w:next w:val="a1"/>
     <w:autoRedefine/>
     <w:uiPriority w:val="39"/>
     <w:unhideWhenUsed/>
@@ -13590,10 +13576,10 @@
       <w14:ligatures w14:val="standardContextual"/>
     </w:rPr>
   </w:style>
-  <w:style w:type="paragraph" w:styleId="TOC6">
+  <w:style w:type="paragraph" w:styleId="63">
     <w:name w:val="toc 6"/>
-    <w:basedOn w:val="a"/>
-    <w:next w:val="a"/>
+    <w:basedOn w:val="a1"/>
+    <w:next w:val="a1"/>
     <w:autoRedefine/>
     <w:uiPriority w:val="39"/>
     <w:unhideWhenUsed/>
@@ -13612,10 +13598,10 @@
       <w14:ligatures w14:val="standardContextual"/>
     </w:rPr>
   </w:style>
-  <w:style w:type="paragraph" w:styleId="TOC7">
+  <w:style w:type="paragraph" w:styleId="72">
     <w:name w:val="toc 7"/>
-    <w:basedOn w:val="a"/>
-    <w:next w:val="a"/>
+    <w:basedOn w:val="a1"/>
+    <w:next w:val="a1"/>
     <w:autoRedefine/>
     <w:uiPriority w:val="39"/>
     <w:unhideWhenUsed/>
@@ -13634,10 +13620,10 @@
       <w14:ligatures w14:val="standardContextual"/>
     </w:rPr>
   </w:style>
-  <w:style w:type="paragraph" w:styleId="TOC8">
+  <w:style w:type="paragraph" w:styleId="81">
     <w:name w:val="toc 8"/>
-    <w:basedOn w:val="a"/>
-    <w:next w:val="a"/>
+    <w:basedOn w:val="a1"/>
+    <w:next w:val="a1"/>
     <w:autoRedefine/>
     <w:uiPriority w:val="39"/>
     <w:unhideWhenUsed/>
@@ -13656,10 +13642,10 @@
       <w14:ligatures w14:val="standardContextual"/>
     </w:rPr>
   </w:style>
-  <w:style w:type="paragraph" w:styleId="TOC9">
+  <w:style w:type="paragraph" w:styleId="91">
     <w:name w:val="toc 9"/>
-    <w:basedOn w:val="a"/>
-    <w:next w:val="a"/>
+    <w:basedOn w:val="a1"/>
+    <w:next w:val="a1"/>
     <w:autoRedefine/>
     <w:uiPriority w:val="39"/>
     <w:unhideWhenUsed/>
@@ -13678,9 +13664,9 @@
       <w14:ligatures w14:val="standardContextual"/>
     </w:rPr>
   </w:style>
-  <w:style w:type="character" w:styleId="af8">
+  <w:style w:type="character" w:customStyle="1" w:styleId="UnresolvedMention">
     <w:name w:val="Unresolved Mention"/>
-    <w:basedOn w:val="a0"/>
+    <w:basedOn w:val="a3"/>
     <w:uiPriority w:val="99"/>
     <w:semiHidden/>
     <w:unhideWhenUsed/>
@@ -13690,11 +13676,11 @@
       <w:shd w:val="clear" w:color="auto" w:fill="E1DFDD"/>
     </w:rPr>
   </w:style>
-  <w:style w:type="paragraph" w:styleId="af9">
+  <w:style w:type="paragraph" w:styleId="afffa">
     <w:name w:val="Subtitle"/>
-    <w:basedOn w:val="a"/>
-    <w:next w:val="a"/>
-    <w:link w:val="afa"/>
+    <w:basedOn w:val="a1"/>
+    <w:next w:val="a1"/>
+    <w:link w:val="afffb"/>
     <w:uiPriority w:val="11"/>
     <w:qFormat/>
     <w:rsid w:val="00B23787"/>
@@ -13712,10 +13698,10 @@
       <w:szCs w:val="32"/>
     </w:rPr>
   </w:style>
-  <w:style w:type="character" w:customStyle="1" w:styleId="afa">
+  <w:style w:type="character" w:customStyle="1" w:styleId="afffb">
     <w:name w:val="副标题 字符"/>
-    <w:basedOn w:val="a0"/>
-    <w:link w:val="af9"/>
+    <w:basedOn w:val="a3"/>
+    <w:link w:val="afffa"/>
     <w:uiPriority w:val="11"/>
     <w:rsid w:val="00B23787"/>
     <w:rPr>
@@ -13728,11 +13714,11 @@
       <w:lang w:eastAsia="en-US" w:bidi="en-US"/>
     </w:rPr>
   </w:style>
-  <w:style w:type="paragraph" w:styleId="afb">
+  <w:style w:type="paragraph" w:styleId="afffc">
     <w:name w:val="Title"/>
-    <w:basedOn w:val="a"/>
-    <w:next w:val="a"/>
-    <w:link w:val="afc"/>
+    <w:basedOn w:val="a1"/>
+    <w:next w:val="a1"/>
+    <w:link w:val="afffd"/>
     <w:uiPriority w:val="10"/>
     <w:qFormat/>
     <w:rsid w:val="0004515F"/>
@@ -13749,10 +13735,10 @@
       <w:szCs w:val="32"/>
     </w:rPr>
   </w:style>
-  <w:style w:type="character" w:customStyle="1" w:styleId="afc">
+  <w:style w:type="character" w:customStyle="1" w:styleId="afffd">
     <w:name w:val="标题 字符"/>
-    <w:basedOn w:val="a0"/>
-    <w:link w:val="afb"/>
+    <w:basedOn w:val="a3"/>
+    <w:link w:val="afffc"/>
     <w:uiPriority w:val="10"/>
     <w:rsid w:val="0004515F"/>
     <w:rPr>
@@ -14067,7 +14053,7 @@
 </file>
 
 <file path=customXml/itemProps1.xml><?xml version="1.0" encoding="utf-8"?>
-<ds:datastoreItem xmlns:ds="http://schemas.openxmlformats.org/officeDocument/2006/customXml" ds:itemID="{0ED2D901-C01D-4980-B119-2CB2EE18E4CE}">
+<ds:datastoreItem xmlns:ds="http://schemas.openxmlformats.org/officeDocument/2006/customXml" ds:itemID="{05EAF35B-8621-41FD-A742-528CD6B59BB9}">
   <ds:schemaRefs>
     <ds:schemaRef ds:uri="http://schemas.openxmlformats.org/officeDocument/2006/bibliography"/>
   </ds:schemaRefs>
